--- a/units/u31/Unit31_Resource_Appendix.docx
+++ b/units/u31/Unit31_Resource_Appendix.docx
@@ -38,30 +38,30 @@
           </w:tcPr>
           <w:p>
             <w:pPr>
-              <w:spacing w:before="0" w:after="30"/>
-            </w:pPr>
-            <w:r>
-              <w:rPr>
+              <w:spacing w:after="30" w:before="0"/>
+            </w:pPr>
+            <w:r>
+              <w:rPr>
+                <w:rFonts w:ascii="Arial" w:cs="Arial" w:eastAsia="Arial" w:hAnsi="Arial"/>
                 <w:b/>
                 <w:bCs/>
                 <w:color w:val="FFFFFF"/>
                 <w:sz w:val="28"/>
                 <w:szCs w:val="28"/>
-                <w:rFonts w:ascii="Arial" w:cs="Arial" w:eastAsia="Arial" w:hAnsi="Arial"/>
               </w:rPr>
               <w:t xml:space="preserve">Unit 31 -- Resource Appendix</w:t>
             </w:r>
           </w:p>
           <w:p>
             <w:pPr>
-              <w:spacing w:before="0" w:after="0"/>
-            </w:pPr>
-            <w:r>
-              <w:rPr>
+              <w:spacing w:after="0" w:before="0"/>
+            </w:pPr>
+            <w:r>
+              <w:rPr>
+                <w:rFonts w:ascii="Arial" w:cs="Arial" w:eastAsia="Arial" w:hAnsi="Arial"/>
                 <w:color w:val="A9C4E0"/>
                 <w:sz w:val="15"/>
                 <w:szCs w:val="15"/>
-                <w:rFonts w:ascii="Arial" w:cs="Arial" w:eastAsia="Arial" w:hAnsi="Arial"/>
               </w:rPr>
               <w:t xml:space="preserve">Every link verified. Videos open in a browser; worksheets are print-ready PDFs (see the download checklist at the end).</w:t>
             </w:r>
@@ -71,7 +71,7 @@
     </w:tbl>
     <w:p>
       <w:pPr>
-        <w:spacing w:before="50" w:after="0"/>
+        <w:spacing w:after="0" w:before="50"/>
       </w:pPr>
       <w:r>
         <w:t xml:space="preserve"/>
@@ -120,17 +120,17 @@
           </w:tcPr>
           <w:p>
             <w:pPr>
-              <w:spacing w:before="0" w:after="0"/>
-              <w:jc w:val="left"/>
-            </w:pPr>
-            <w:r>
-              <w:rPr>
+              <w:spacing w:after="0" w:before="0"/>
+              <w:jc w:val="left"/>
+            </w:pPr>
+            <w:r>
+              <w:rPr>
+                <w:rFonts w:ascii="Arial" w:cs="Arial" w:eastAsia="Arial" w:hAnsi="Arial"/>
                 <w:b/>
                 <w:bCs/>
                 <w:color w:val="FFFFFF"/>
                 <w:sz w:val="15"/>
                 <w:szCs w:val="15"/>
-                <w:rFonts w:ascii="Arial" w:cs="Arial" w:eastAsia="Arial" w:hAnsi="Arial"/>
               </w:rPr>
               <w:t xml:space="preserve">Type</w:t>
             </w:r>
@@ -156,17 +156,17 @@
           </w:tcPr>
           <w:p>
             <w:pPr>
-              <w:spacing w:before="0" w:after="0"/>
-              <w:jc w:val="left"/>
-            </w:pPr>
-            <w:r>
-              <w:rPr>
+              <w:spacing w:after="0" w:before="0"/>
+              <w:jc w:val="left"/>
+            </w:pPr>
+            <w:r>
+              <w:rPr>
+                <w:rFonts w:ascii="Arial" w:cs="Arial" w:eastAsia="Arial" w:hAnsi="Arial"/>
                 <w:b/>
                 <w:bCs/>
                 <w:color w:val="FFFFFF"/>
                 <w:sz w:val="15"/>
                 <w:szCs w:val="15"/>
-                <w:rFonts w:ascii="Arial" w:cs="Arial" w:eastAsia="Arial" w:hAnsi="Arial"/>
               </w:rPr>
               <w:t xml:space="preserve">Resource</w:t>
             </w:r>
@@ -192,17 +192,17 @@
           </w:tcPr>
           <w:p>
             <w:pPr>
-              <w:spacing w:before="0" w:after="0"/>
-              <w:jc w:val="left"/>
-            </w:pPr>
-            <w:r>
-              <w:rPr>
+              <w:spacing w:after="0" w:before="0"/>
+              <w:jc w:val="left"/>
+            </w:pPr>
+            <w:r>
+              <w:rPr>
+                <w:rFonts w:ascii="Arial" w:cs="Arial" w:eastAsia="Arial" w:hAnsi="Arial"/>
                 <w:b/>
                 <w:bCs/>
                 <w:color w:val="FFFFFF"/>
                 <w:sz w:val="15"/>
                 <w:szCs w:val="15"/>
-                <w:rFonts w:ascii="Arial" w:cs="Arial" w:eastAsia="Arial" w:hAnsi="Arial"/>
               </w:rPr>
               <w:t xml:space="preserve">Link</w:t>
             </w:r>
@@ -233,16 +233,16 @@
           </w:tcPr>
           <w:p>
             <w:pPr>
-              <w:spacing w:before="0" w:after="0"/>
-            </w:pPr>
-            <w:r>
-              <w:rPr>
+              <w:spacing w:after="0" w:before="0"/>
+            </w:pPr>
+            <w:r>
+              <w:rPr>
+                <w:rFonts w:ascii="Arial" w:cs="Arial" w:eastAsia="Arial" w:hAnsi="Arial"/>
                 <w:b/>
                 <w:bCs/>
                 <w:color w:val="C00000"/>
                 <w:sz w:val="15"/>
                 <w:szCs w:val="15"/>
-                <w:rFonts w:ascii="Arial" w:cs="Arial" w:eastAsia="Arial" w:hAnsi="Arial"/>
               </w:rPr>
               <w:t xml:space="preserve">R1 -- Partition, regroup and rename whole numbers to 1 billion.</w:t>
             </w:r>
@@ -273,11 +273,12 @@
           </w:tcPr>
           <w:p>
             <w:pPr>
-              <w:spacing w:before="0" w:after="0"/>
-              <w:jc w:val="left"/>
-            </w:pPr>
-            <w:r>
-              <w:rPr>
+              <w:spacing w:after="0" w:before="0"/>
+              <w:jc w:val="left"/>
+            </w:pPr>
+            <w:r>
+              <w:rPr>
+                <w:rFonts w:ascii="Arial" w:cs="Arial" w:eastAsia="Arial" w:hAnsi="Arial"/>
                 <w:b w:val="false"/>
                 <w:bCs w:val="false"/>
                 <w:i w:val="false"/>
@@ -285,7 +286,6 @@
                 <w:color w:val="000000"/>
                 <w:sz w:val="13"/>
                 <w:szCs w:val="13"/>
-                <w:rFonts w:ascii="Arial" w:cs="Arial" w:eastAsia="Arial" w:hAnsi="Arial"/>
               </w:rPr>
               <w:t xml:space="preserve">Video</w:t>
             </w:r>
@@ -311,11 +311,12 @@
           </w:tcPr>
           <w:p>
             <w:pPr>
-              <w:spacing w:before="0" w:after="0"/>
-              <w:jc w:val="left"/>
-            </w:pPr>
-            <w:r>
-              <w:rPr>
+              <w:spacing w:after="0" w:before="0"/>
+              <w:jc w:val="left"/>
+            </w:pPr>
+            <w:r>
+              <w:rPr>
+                <w:rFonts w:ascii="Arial" w:cs="Arial" w:eastAsia="Arial" w:hAnsi="Arial"/>
                 <w:b w:val="false"/>
                 <w:bCs w:val="false"/>
                 <w:i w:val="false"/>
@@ -323,7 +324,6 @@
                 <w:color w:val="000000"/>
                 <w:sz w:val="14"/>
                 <w:szCs w:val="14"/>
-                <w:rFonts w:ascii="Arial" w:cs="Arial" w:eastAsia="Arial" w:hAnsi="Arial"/>
               </w:rPr>
               <w:t xml:space="preserve">Whole Number Expanded Form, Word Form and Standard Form | Math with Mr. J</w:t>
             </w:r>
@@ -349,16 +349,16 @@
           </w:tcPr>
           <w:p>
             <w:pPr>
-              <w:spacing w:before="0" w:after="0"/>
-            </w:pPr>
-            <w:hyperlink w:history="1" r:id="rIdhtrrpfjsaabdfcvhwx0p6">
+              <w:spacing w:after="0" w:before="0"/>
+            </w:pPr>
+            <w:hyperlink w:history="1" r:id="rIdxc3o0rqquadsw5qidd_c-">
               <w:r>
                 <w:rPr>
-                  <w:u w:val="single"/>
+                  <w:rFonts w:ascii="Arial" w:cs="Arial" w:eastAsia="Arial" w:hAnsi="Arial"/>
                   <w:color w:val="0563C1"/>
                   <w:sz w:val="13"/>
                   <w:szCs w:val="13"/>
-                  <w:rFonts w:ascii="Arial" w:cs="Arial" w:eastAsia="Arial" w:hAnsi="Arial"/>
+                  <w:u w:val="single"/>
                 </w:rPr>
                 <w:t xml:space="preserve">https://www.youtube.com/watch?v=NOx6jlVSSpU</w:t>
               </w:r>
@@ -390,11 +390,12 @@
           </w:tcPr>
           <w:p>
             <w:pPr>
-              <w:spacing w:before="0" w:after="0"/>
-              <w:jc w:val="left"/>
-            </w:pPr>
-            <w:r>
-              <w:rPr>
+              <w:spacing w:after="0" w:before="0"/>
+              <w:jc w:val="left"/>
+            </w:pPr>
+            <w:r>
+              <w:rPr>
+                <w:rFonts w:ascii="Arial" w:cs="Arial" w:eastAsia="Arial" w:hAnsi="Arial"/>
                 <w:b w:val="false"/>
                 <w:bCs w:val="false"/>
                 <w:i w:val="false"/>
@@ -402,7 +403,6 @@
                 <w:color w:val="000000"/>
                 <w:sz w:val="13"/>
                 <w:szCs w:val="13"/>
-                <w:rFonts w:ascii="Arial" w:cs="Arial" w:eastAsia="Arial" w:hAnsi="Arial"/>
               </w:rPr>
               <w:t xml:space="preserve">Video</w:t>
             </w:r>
@@ -428,11 +428,12 @@
           </w:tcPr>
           <w:p>
             <w:pPr>
-              <w:spacing w:before="0" w:after="0"/>
-              <w:jc w:val="left"/>
-            </w:pPr>
-            <w:r>
-              <w:rPr>
+              <w:spacing w:after="0" w:before="0"/>
+              <w:jc w:val="left"/>
+            </w:pPr>
+            <w:r>
+              <w:rPr>
+                <w:rFonts w:ascii="Arial" w:cs="Arial" w:eastAsia="Arial" w:hAnsi="Arial"/>
                 <w:b w:val="false"/>
                 <w:bCs w:val="false"/>
                 <w:i w:val="false"/>
@@ -440,9 +441,8 @@
                 <w:color w:val="000000"/>
                 <w:sz w:val="14"/>
                 <w:szCs w:val="14"/>
-                <w:rFonts w:ascii="Arial" w:cs="Arial" w:eastAsia="Arial" w:hAnsi="Arial"/>
-              </w:rPr>
-              <w:t xml:space="preserve">How to Write Whole Numbers in Standard Form | Math with Mr. J</w:t>
+              </w:rPr>
+              <w:t xml:space="preserve">Partitioning Numbers in Standard and Non-Standard Forms | Learn and Play Online!</w:t>
             </w:r>
           </w:p>
         </w:tc>
@@ -466,18 +466,18 @@
           </w:tcPr>
           <w:p>
             <w:pPr>
-              <w:spacing w:before="0" w:after="0"/>
-            </w:pPr>
-            <w:hyperlink w:history="1" r:id="rIdmrt-xw57vtyaae4ed-4ih">
+              <w:spacing w:after="0" w:before="0"/>
+            </w:pPr>
+            <w:hyperlink w:history="1" r:id="rIdiyt6wq6ab7pghi_k3lbt7">
               <w:r>
                 <w:rPr>
-                  <w:u w:val="single"/>
+                  <w:rFonts w:ascii="Arial" w:cs="Arial" w:eastAsia="Arial" w:hAnsi="Arial"/>
                   <w:color w:val="0563C1"/>
                   <w:sz w:val="13"/>
                   <w:szCs w:val="13"/>
-                  <w:rFonts w:ascii="Arial" w:cs="Arial" w:eastAsia="Arial" w:hAnsi="Arial"/>
+                  <w:u w:val="single"/>
                 </w:rPr>
-                <w:t xml:space="preserve">https://www.youtube.com/watch?v=H6ndRKigay8</w:t>
+                <w:t xml:space="preserve">https://www.youtube.com/watch?v=vZcR6VY9pDg</w:t>
               </w:r>
             </w:hyperlink>
           </w:p>
@@ -507,11 +507,12 @@
           </w:tcPr>
           <w:p>
             <w:pPr>
-              <w:spacing w:before="0" w:after="0"/>
-              <w:jc w:val="left"/>
-            </w:pPr>
-            <w:r>
-              <w:rPr>
+              <w:spacing w:after="0" w:before="0"/>
+              <w:jc w:val="left"/>
+            </w:pPr>
+            <w:r>
+              <w:rPr>
+                <w:rFonts w:ascii="Arial" w:cs="Arial" w:eastAsia="Arial" w:hAnsi="Arial"/>
                 <w:b w:val="false"/>
                 <w:bCs w:val="false"/>
                 <w:i w:val="false"/>
@@ -519,7 +520,6 @@
                 <w:color w:val="000000"/>
                 <w:sz w:val="13"/>
                 <w:szCs w:val="13"/>
-                <w:rFonts w:ascii="Arial" w:cs="Arial" w:eastAsia="Arial" w:hAnsi="Arial"/>
               </w:rPr>
               <w:t xml:space="preserve">Worksheet (print)</w:t>
             </w:r>
@@ -545,11 +545,12 @@
           </w:tcPr>
           <w:p>
             <w:pPr>
-              <w:spacing w:before="0" w:after="0"/>
-              <w:jc w:val="left"/>
-            </w:pPr>
-            <w:r>
-              <w:rPr>
+              <w:spacing w:after="0" w:before="0"/>
+              <w:jc w:val="left"/>
+            </w:pPr>
+            <w:r>
+              <w:rPr>
+                <w:rFonts w:ascii="Arial" w:cs="Arial" w:eastAsia="Arial" w:hAnsi="Arial"/>
                 <w:b w:val="false"/>
                 <w:bCs w:val="false"/>
                 <w:i w:val="false"/>
@@ -557,7 +558,6 @@
                 <w:color w:val="000000"/>
                 <w:sz w:val="14"/>
                 <w:szCs w:val="14"/>
-                <w:rFonts w:ascii="Arial" w:cs="Arial" w:eastAsia="Arial" w:hAnsi="Arial"/>
               </w:rPr>
               <w:t xml:space="preserve">Corbettmaths — Place Value (PDF)</w:t>
             </w:r>
@@ -583,16 +583,16 @@
           </w:tcPr>
           <w:p>
             <w:pPr>
-              <w:spacing w:before="0" w:after="0"/>
-            </w:pPr>
-            <w:hyperlink w:history="1" r:id="rIdyp5mbmdicnr1gs2tvnfk4">
+              <w:spacing w:after="0" w:before="0"/>
+            </w:pPr>
+            <w:hyperlink w:history="1" r:id="rIdrvv6nth04zve5_r468z6j">
               <w:r>
                 <w:rPr>
-                  <w:u w:val="single"/>
+                  <w:rFonts w:ascii="Arial" w:cs="Arial" w:eastAsia="Arial" w:hAnsi="Arial"/>
                   <w:color w:val="0563C1"/>
                   <w:sz w:val="13"/>
                   <w:szCs w:val="13"/>
-                  <w:rFonts w:ascii="Arial" w:cs="Arial" w:eastAsia="Arial" w:hAnsi="Arial"/>
+                  <w:u w:val="single"/>
                 </w:rPr>
                 <w:t xml:space="preserve">https://corbettmaths.com/wp-content/uploads/2013/02/place-value-pdf.pdf</w:t>
               </w:r>
@@ -624,16 +624,16 @@
           </w:tcPr>
           <w:p>
             <w:pPr>
-              <w:spacing w:before="0" w:after="0"/>
-            </w:pPr>
-            <w:r>
-              <w:rPr>
+              <w:spacing w:after="0" w:before="0"/>
+            </w:pPr>
+            <w:r>
+              <w:rPr>
+                <w:rFonts w:ascii="Arial" w:cs="Arial" w:eastAsia="Arial" w:hAnsi="Arial"/>
                 <w:b/>
                 <w:bCs/>
                 <w:color w:val="C00000"/>
                 <w:sz w:val="15"/>
                 <w:szCs w:val="15"/>
-                <w:rFonts w:ascii="Arial" w:cs="Arial" w:eastAsia="Arial" w:hAnsi="Arial"/>
               </w:rPr>
               <w:t xml:space="preserve">R2 -- Express and interpret decimals to thousandths (place value to 3 dp; trailing zeros).</w:t>
             </w:r>
@@ -664,11 +664,12 @@
           </w:tcPr>
           <w:p>
             <w:pPr>
-              <w:spacing w:before="0" w:after="0"/>
-              <w:jc w:val="left"/>
-            </w:pPr>
-            <w:r>
-              <w:rPr>
+              <w:spacing w:after="0" w:before="0"/>
+              <w:jc w:val="left"/>
+            </w:pPr>
+            <w:r>
+              <w:rPr>
+                <w:rFonts w:ascii="Arial" w:cs="Arial" w:eastAsia="Arial" w:hAnsi="Arial"/>
                 <w:b w:val="false"/>
                 <w:bCs w:val="false"/>
                 <w:i w:val="false"/>
@@ -676,7 +677,6 @@
                 <w:color w:val="000000"/>
                 <w:sz w:val="13"/>
                 <w:szCs w:val="13"/>
-                <w:rFonts w:ascii="Arial" w:cs="Arial" w:eastAsia="Arial" w:hAnsi="Arial"/>
               </w:rPr>
               <w:t xml:space="preserve">Video</w:t>
             </w:r>
@@ -702,11 +702,12 @@
           </w:tcPr>
           <w:p>
             <w:pPr>
-              <w:spacing w:before="0" w:after="0"/>
-              <w:jc w:val="left"/>
-            </w:pPr>
-            <w:r>
-              <w:rPr>
+              <w:spacing w:after="0" w:before="0"/>
+              <w:jc w:val="left"/>
+            </w:pPr>
+            <w:r>
+              <w:rPr>
+                <w:rFonts w:ascii="Arial" w:cs="Arial" w:eastAsia="Arial" w:hAnsi="Arial"/>
                 <w:b w:val="false"/>
                 <w:bCs w:val="false"/>
                 <w:i w:val="false"/>
@@ -714,7 +715,6 @@
                 <w:color w:val="000000"/>
                 <w:sz w:val="14"/>
                 <w:szCs w:val="14"/>
-                <w:rFonts w:ascii="Arial" w:cs="Arial" w:eastAsia="Arial" w:hAnsi="Arial"/>
               </w:rPr>
               <w:t xml:space="preserve">Place Value to the Thousandths | Miacademy</w:t>
             </w:r>
@@ -740,16 +740,16 @@
           </w:tcPr>
           <w:p>
             <w:pPr>
-              <w:spacing w:before="0" w:after="0"/>
-            </w:pPr>
-            <w:hyperlink w:history="1" r:id="rIdqoggefuekvlp5d0ak0kep">
+              <w:spacing w:after="0" w:before="0"/>
+            </w:pPr>
+            <w:hyperlink w:history="1" r:id="rId_6zgpxi7enmk6z6uexu89">
               <w:r>
                 <w:rPr>
-                  <w:u w:val="single"/>
+                  <w:rFonts w:ascii="Arial" w:cs="Arial" w:eastAsia="Arial" w:hAnsi="Arial"/>
                   <w:color w:val="0563C1"/>
                   <w:sz w:val="13"/>
                   <w:szCs w:val="13"/>
-                  <w:rFonts w:ascii="Arial" w:cs="Arial" w:eastAsia="Arial" w:hAnsi="Arial"/>
+                  <w:u w:val="single"/>
                 </w:rPr>
                 <w:t xml:space="preserve">https://www.youtube.com/watch?v=BsZJGMRWEK0</w:t>
               </w:r>
@@ -781,11 +781,12 @@
           </w:tcPr>
           <w:p>
             <w:pPr>
-              <w:spacing w:before="0" w:after="0"/>
-              <w:jc w:val="left"/>
-            </w:pPr>
-            <w:r>
-              <w:rPr>
+              <w:spacing w:after="0" w:before="0"/>
+              <w:jc w:val="left"/>
+            </w:pPr>
+            <w:r>
+              <w:rPr>
+                <w:rFonts w:ascii="Arial" w:cs="Arial" w:eastAsia="Arial" w:hAnsi="Arial"/>
                 <w:b w:val="false"/>
                 <w:bCs w:val="false"/>
                 <w:i w:val="false"/>
@@ -793,7 +794,6 @@
                 <w:color w:val="000000"/>
                 <w:sz w:val="13"/>
                 <w:szCs w:val="13"/>
-                <w:rFonts w:ascii="Arial" w:cs="Arial" w:eastAsia="Arial" w:hAnsi="Arial"/>
               </w:rPr>
               <w:t xml:space="preserve">Video</w:t>
             </w:r>
@@ -819,11 +819,12 @@
           </w:tcPr>
           <w:p>
             <w:pPr>
-              <w:spacing w:before="0" w:after="0"/>
-              <w:jc w:val="left"/>
-            </w:pPr>
-            <w:r>
-              <w:rPr>
+              <w:spacing w:after="0" w:before="0"/>
+              <w:jc w:val="left"/>
+            </w:pPr>
+            <w:r>
+              <w:rPr>
+                <w:rFonts w:ascii="Arial" w:cs="Arial" w:eastAsia="Arial" w:hAnsi="Arial"/>
                 <w:b w:val="false"/>
                 <w:bCs w:val="false"/>
                 <w:i w:val="false"/>
@@ -831,7 +832,6 @@
                 <w:color w:val="000000"/>
                 <w:sz w:val="14"/>
                 <w:szCs w:val="14"/>
-                <w:rFonts w:ascii="Arial" w:cs="Arial" w:eastAsia="Arial" w:hAnsi="Arial"/>
               </w:rPr>
               <w:t xml:space="preserve">Finding the Value of the Underlined Digit (Decimal Place Value) | Math with Mr. J</w:t>
             </w:r>
@@ -857,16 +857,16 @@
           </w:tcPr>
           <w:p>
             <w:pPr>
-              <w:spacing w:before="0" w:after="0"/>
-            </w:pPr>
-            <w:hyperlink w:history="1" r:id="rId93doww8euc2qpup7mpo2n">
+              <w:spacing w:after="0" w:before="0"/>
+            </w:pPr>
+            <w:hyperlink w:history="1" r:id="rIdffj6t9srgoyf3littqwpq">
               <w:r>
                 <w:rPr>
-                  <w:u w:val="single"/>
+                  <w:rFonts w:ascii="Arial" w:cs="Arial" w:eastAsia="Arial" w:hAnsi="Arial"/>
                   <w:color w:val="0563C1"/>
                   <w:sz w:val="13"/>
                   <w:szCs w:val="13"/>
-                  <w:rFonts w:ascii="Arial" w:cs="Arial" w:eastAsia="Arial" w:hAnsi="Arial"/>
+                  <w:u w:val="single"/>
                 </w:rPr>
                 <w:t xml:space="preserve">https://www.youtube.com/watch?v=2xGzQXn3WUQ</w:t>
               </w:r>
@@ -898,11 +898,12 @@
           </w:tcPr>
           <w:p>
             <w:pPr>
-              <w:spacing w:before="0" w:after="0"/>
-              <w:jc w:val="left"/>
-            </w:pPr>
-            <w:r>
-              <w:rPr>
+              <w:spacing w:after="0" w:before="0"/>
+              <w:jc w:val="left"/>
+            </w:pPr>
+            <w:r>
+              <w:rPr>
+                <w:rFonts w:ascii="Arial" w:cs="Arial" w:eastAsia="Arial" w:hAnsi="Arial"/>
                 <w:b w:val="false"/>
                 <w:bCs w:val="false"/>
                 <w:i w:val="false"/>
@@ -910,7 +911,6 @@
                 <w:color w:val="000000"/>
                 <w:sz w:val="13"/>
                 <w:szCs w:val="13"/>
-                <w:rFonts w:ascii="Arial" w:cs="Arial" w:eastAsia="Arial" w:hAnsi="Arial"/>
               </w:rPr>
               <w:t xml:space="preserve">Video</w:t>
             </w:r>
@@ -936,11 +936,12 @@
           </w:tcPr>
           <w:p>
             <w:pPr>
-              <w:spacing w:before="0" w:after="0"/>
-              <w:jc w:val="left"/>
-            </w:pPr>
-            <w:r>
-              <w:rPr>
+              <w:spacing w:after="0" w:before="0"/>
+              <w:jc w:val="left"/>
+            </w:pPr>
+            <w:r>
+              <w:rPr>
+                <w:rFonts w:ascii="Arial" w:cs="Arial" w:eastAsia="Arial" w:hAnsi="Arial"/>
                 <w:b w:val="false"/>
                 <w:bCs w:val="false"/>
                 <w:i w:val="false"/>
@@ -948,7 +949,6 @@
                 <w:color w:val="000000"/>
                 <w:sz w:val="14"/>
                 <w:szCs w:val="14"/>
-                <w:rFonts w:ascii="Arial" w:cs="Arial" w:eastAsia="Arial" w:hAnsi="Arial"/>
               </w:rPr>
               <w:t xml:space="preserve">Expanded Form with Decimals | Math with Mr. J</w:t>
             </w:r>
@@ -974,16 +974,16 @@
           </w:tcPr>
           <w:p>
             <w:pPr>
-              <w:spacing w:before="0" w:after="0"/>
-            </w:pPr>
-            <w:hyperlink w:history="1" r:id="rIdt43r9t1v4xzz5-ckoidvd">
+              <w:spacing w:after="0" w:before="0"/>
+            </w:pPr>
+            <w:hyperlink w:history="1" r:id="rIdglzoqgybwvcdidfzvigbb">
               <w:r>
                 <w:rPr>
-                  <w:u w:val="single"/>
+                  <w:rFonts w:ascii="Arial" w:cs="Arial" w:eastAsia="Arial" w:hAnsi="Arial"/>
                   <w:color w:val="0563C1"/>
                   <w:sz w:val="13"/>
                   <w:szCs w:val="13"/>
-                  <w:rFonts w:ascii="Arial" w:cs="Arial" w:eastAsia="Arial" w:hAnsi="Arial"/>
+                  <w:u w:val="single"/>
                 </w:rPr>
                 <w:t xml:space="preserve">https://www.youtube.com/watch?v=GX8o-S6Vxig</w:t>
               </w:r>
@@ -997,114 +997,37 @@
         </w:trPr>
         <w:tc>
           <w:tcPr>
-            <w:tcW w:type="dxa" w:w="1700"/>
-            <w:tcBorders>
-              <w:top w:val="single" w:color="DDDDDD" w:sz="2"/>
-              <w:left w:val="single" w:color="DDDDDD" w:sz="2"/>
-              <w:bottom w:val="single" w:color="DDDDDD" w:sz="2"/>
-              <w:right w:val="single" w:color="DDDDDD" w:sz="2"/>
-            </w:tcBorders>
-            <w:shd w:fill="FFFFFF" w:val="clear"/>
-            <w:tcMar>
-              <w:top w:type="dxa" w:w="40"/>
-              <w:left w:type="dxa" w:w="110"/>
-              <w:bottom w:type="dxa" w:w="40"/>
-              <w:right w:type="dxa" w:w="110"/>
-            </w:tcMar>
-            <w:vAlign w:val="top"/>
-          </w:tcPr>
-          <w:p>
-            <w:pPr>
-              <w:spacing w:before="0" w:after="0"/>
-              <w:jc w:val="left"/>
-            </w:pPr>
-            <w:r>
-              <w:rPr>
-                <w:b w:val="false"/>
-                <w:bCs w:val="false"/>
-                <w:i w:val="false"/>
-                <w:iCs w:val="false"/>
-                <w:color w:val="000000"/>
-                <w:sz w:val="13"/>
-                <w:szCs w:val="13"/>
-                <w:rFonts w:ascii="Arial" w:cs="Arial" w:eastAsia="Arial" w:hAnsi="Arial"/>
-              </w:rPr>
-              <w:t xml:space="preserve">Worksheet (print)</w:t>
-            </w:r>
-          </w:p>
-        </w:tc>
-        <w:tc>
-          <w:tcPr>
-            <w:tcW w:type="dxa" w:w="6000"/>
-            <w:tcBorders>
-              <w:top w:val="single" w:color="DDDDDD" w:sz="2"/>
-              <w:left w:val="single" w:color="DDDDDD" w:sz="2"/>
-              <w:bottom w:val="single" w:color="DDDDDD" w:sz="2"/>
-              <w:right w:val="single" w:color="DDDDDD" w:sz="2"/>
-            </w:tcBorders>
-            <w:shd w:fill="FFFFFF" w:val="clear"/>
-            <w:tcMar>
-              <w:top w:type="dxa" w:w="40"/>
-              <w:left w:type="dxa" w:w="110"/>
-              <w:bottom w:type="dxa" w:w="40"/>
-              <w:right w:type="dxa" w:w="110"/>
-            </w:tcMar>
-            <w:vAlign w:val="top"/>
-          </w:tcPr>
-          <w:p>
-            <w:pPr>
-              <w:spacing w:before="0" w:after="0"/>
-              <w:jc w:val="left"/>
-            </w:pPr>
-            <w:r>
-              <w:rPr>
-                <w:b w:val="false"/>
-                <w:bCs w:val="false"/>
-                <w:i w:val="false"/>
-                <w:iCs w:val="false"/>
-                <w:color w:val="000000"/>
-                <w:sz w:val="14"/>
-                <w:szCs w:val="14"/>
-                <w:rFonts w:ascii="Arial" w:cs="Arial" w:eastAsia="Arial" w:hAnsi="Arial"/>
-              </w:rPr>
-              <w:t xml:space="preserve">Corbettmaths — Place Value (PDF)</w:t>
-            </w:r>
-          </w:p>
-        </w:tc>
-        <w:tc>
-          <w:tcPr>
-            <w:tcW w:type="dxa" w:w="7338"/>
-            <w:tcBorders>
-              <w:top w:val="single" w:color="DDDDDD" w:sz="2"/>
-              <w:left w:val="single" w:color="DDDDDD" w:sz="2"/>
-              <w:bottom w:val="single" w:color="DDDDDD" w:sz="2"/>
-              <w:right w:val="single" w:color="DDDDDD" w:sz="2"/>
-            </w:tcBorders>
-            <w:shd w:fill="FFFFFF" w:val="clear"/>
-            <w:tcMar>
-              <w:top w:type="dxa" w:w="40"/>
-              <w:left w:type="dxa" w:w="110"/>
-              <w:bottom w:type="dxa" w:w="40"/>
-              <w:right w:type="dxa" w:w="110"/>
-            </w:tcMar>
-            <w:vAlign w:val="top"/>
-          </w:tcPr>
-          <w:p>
-            <w:pPr>
-              <w:spacing w:before="0" w:after="0"/>
-            </w:pPr>
-            <w:hyperlink w:history="1" r:id="rIdlrxjcovggs07yk2i-9ca0">
-              <w:r>
-                <w:rPr>
-                  <w:u w:val="single"/>
-                  <w:color w:val="0563C1"/>
-                  <w:sz w:val="13"/>
-                  <w:szCs w:val="13"/>
-                  <w:rFonts w:ascii="Arial" w:cs="Arial" w:eastAsia="Arial" w:hAnsi="Arial"/>
-                </w:rPr>
-                <w:t xml:space="preserve">https://corbettmaths.com/wp-content/uploads/2013/02/place-value-pdf.pdf</w:t>
-              </w:r>
-            </w:hyperlink>
+            <w:tcW w:type="dxa" w:w="15038"/>
+            <w:gridSpan w:val="3"/>
+            <w:tcBorders>
+              <w:top w:val="single" w:color="DDDDDD" w:sz="2"/>
+              <w:left w:val="single" w:color="DDDDDD" w:sz="2"/>
+              <w:bottom w:val="single" w:color="DDDDDD" w:sz="2"/>
+              <w:right w:val="single" w:color="DDDDDD" w:sz="2"/>
+            </w:tcBorders>
+            <w:shd w:fill="FCDBD9" w:val="clear"/>
+            <w:tcMar>
+              <w:top w:type="dxa" w:w="50"/>
+              <w:left w:type="dxa" w:w="110"/>
+              <w:bottom w:type="dxa" w:w="50"/>
+              <w:right w:type="dxa" w:w="110"/>
+            </w:tcMar>
+          </w:tcPr>
+          <w:p>
+            <w:pPr>
+              <w:spacing w:after="0" w:before="0"/>
+            </w:pPr>
+            <w:r>
+              <w:rPr>
+                <w:rFonts w:ascii="Arial" w:cs="Arial" w:eastAsia="Arial" w:hAnsi="Arial"/>
+                <w:b/>
+                <w:bCs/>
+                <w:color w:val="C00000"/>
+                <w:sz w:val="15"/>
+                <w:szCs w:val="15"/>
+              </w:rPr>
+              <w:t xml:space="preserve">R3 -- Multiply 2- and 3-digit numbers by 2-digit numbers (area model, algorithm, word problems).</w:t>
+            </w:r>
           </w:p>
         </w:tc>
       </w:tr>
@@ -1114,6 +1037,474 @@
         </w:trPr>
         <w:tc>
           <w:tcPr>
+            <w:tcW w:type="dxa" w:w="1700"/>
+            <w:tcBorders>
+              <w:top w:val="single" w:color="DDDDDD" w:sz="2"/>
+              <w:left w:val="single" w:color="DDDDDD" w:sz="2"/>
+              <w:bottom w:val="single" w:color="DDDDDD" w:sz="2"/>
+              <w:right w:val="single" w:color="DDDDDD" w:sz="2"/>
+            </w:tcBorders>
+            <w:shd w:fill="FFFFFF" w:val="clear"/>
+            <w:tcMar>
+              <w:top w:type="dxa" w:w="40"/>
+              <w:left w:type="dxa" w:w="110"/>
+              <w:bottom w:type="dxa" w:w="40"/>
+              <w:right w:type="dxa" w:w="110"/>
+            </w:tcMar>
+            <w:vAlign w:val="top"/>
+          </w:tcPr>
+          <w:p>
+            <w:pPr>
+              <w:spacing w:after="0" w:before="0"/>
+              <w:jc w:val="left"/>
+            </w:pPr>
+            <w:r>
+              <w:rPr>
+                <w:rFonts w:ascii="Arial" w:cs="Arial" w:eastAsia="Arial" w:hAnsi="Arial"/>
+                <w:b w:val="false"/>
+                <w:bCs w:val="false"/>
+                <w:i w:val="false"/>
+                <w:iCs w:val="false"/>
+                <w:color w:val="000000"/>
+                <w:sz w:val="13"/>
+                <w:szCs w:val="13"/>
+              </w:rPr>
+              <w:t xml:space="preserve">Video</w:t>
+            </w:r>
+          </w:p>
+        </w:tc>
+        <w:tc>
+          <w:tcPr>
+            <w:tcW w:type="dxa" w:w="6000"/>
+            <w:tcBorders>
+              <w:top w:val="single" w:color="DDDDDD" w:sz="2"/>
+              <w:left w:val="single" w:color="DDDDDD" w:sz="2"/>
+              <w:bottom w:val="single" w:color="DDDDDD" w:sz="2"/>
+              <w:right w:val="single" w:color="DDDDDD" w:sz="2"/>
+            </w:tcBorders>
+            <w:shd w:fill="FFFFFF" w:val="clear"/>
+            <w:tcMar>
+              <w:top w:type="dxa" w:w="40"/>
+              <w:left w:type="dxa" w:w="110"/>
+              <w:bottom w:type="dxa" w:w="40"/>
+              <w:right w:type="dxa" w:w="110"/>
+            </w:tcMar>
+            <w:vAlign w:val="top"/>
+          </w:tcPr>
+          <w:p>
+            <w:pPr>
+              <w:spacing w:after="0" w:before="0"/>
+              <w:jc w:val="left"/>
+            </w:pPr>
+            <w:r>
+              <w:rPr>
+                <w:rFonts w:ascii="Arial" w:cs="Arial" w:eastAsia="Arial" w:hAnsi="Arial"/>
+                <w:b w:val="false"/>
+                <w:bCs w:val="false"/>
+                <w:i w:val="false"/>
+                <w:iCs w:val="false"/>
+                <w:color w:val="000000"/>
+                <w:sz w:val="14"/>
+                <w:szCs w:val="14"/>
+              </w:rPr>
+              <w:t xml:space="preserve">2-Digit by 2-Digit Multiplication | Math with Mr. J</w:t>
+            </w:r>
+          </w:p>
+        </w:tc>
+        <w:tc>
+          <w:tcPr>
+            <w:tcW w:type="dxa" w:w="7338"/>
+            <w:tcBorders>
+              <w:top w:val="single" w:color="DDDDDD" w:sz="2"/>
+              <w:left w:val="single" w:color="DDDDDD" w:sz="2"/>
+              <w:bottom w:val="single" w:color="DDDDDD" w:sz="2"/>
+              <w:right w:val="single" w:color="DDDDDD" w:sz="2"/>
+            </w:tcBorders>
+            <w:shd w:fill="FFFFFF" w:val="clear"/>
+            <w:tcMar>
+              <w:top w:type="dxa" w:w="40"/>
+              <w:left w:type="dxa" w:w="110"/>
+              <w:bottom w:type="dxa" w:w="40"/>
+              <w:right w:type="dxa" w:w="110"/>
+            </w:tcMar>
+            <w:vAlign w:val="top"/>
+          </w:tcPr>
+          <w:p>
+            <w:pPr>
+              <w:spacing w:after="0" w:before="0"/>
+            </w:pPr>
+            <w:hyperlink w:history="1" r:id="rIdbhhlwwmecz3eyjvgmkgqo">
+              <w:r>
+                <w:rPr>
+                  <w:rFonts w:ascii="Arial" w:cs="Arial" w:eastAsia="Arial" w:hAnsi="Arial"/>
+                  <w:color w:val="0563C1"/>
+                  <w:sz w:val="13"/>
+                  <w:szCs w:val="13"/>
+                  <w:u w:val="single"/>
+                </w:rPr>
+                <w:t xml:space="preserve">https://www.youtube.com/watch?v=PZjIT9CH6bM</w:t>
+              </w:r>
+            </w:hyperlink>
+          </w:p>
+        </w:tc>
+      </w:tr>
+      <w:tr>
+        <w:trPr>
+          <w:cantSplit/>
+        </w:trPr>
+        <w:tc>
+          <w:tcPr>
+            <w:tcW w:type="dxa" w:w="1700"/>
+            <w:tcBorders>
+              <w:top w:val="single" w:color="DDDDDD" w:sz="2"/>
+              <w:left w:val="single" w:color="DDDDDD" w:sz="2"/>
+              <w:bottom w:val="single" w:color="DDDDDD" w:sz="2"/>
+              <w:right w:val="single" w:color="DDDDDD" w:sz="2"/>
+            </w:tcBorders>
+            <w:shd w:fill="FFFFFF" w:val="clear"/>
+            <w:tcMar>
+              <w:top w:type="dxa" w:w="40"/>
+              <w:left w:type="dxa" w:w="110"/>
+              <w:bottom w:type="dxa" w:w="40"/>
+              <w:right w:type="dxa" w:w="110"/>
+            </w:tcMar>
+            <w:vAlign w:val="top"/>
+          </w:tcPr>
+          <w:p>
+            <w:pPr>
+              <w:spacing w:after="0" w:before="0"/>
+              <w:jc w:val="left"/>
+            </w:pPr>
+            <w:r>
+              <w:rPr>
+                <w:rFonts w:ascii="Arial" w:cs="Arial" w:eastAsia="Arial" w:hAnsi="Arial"/>
+                <w:b w:val="false"/>
+                <w:bCs w:val="false"/>
+                <w:i w:val="false"/>
+                <w:iCs w:val="false"/>
+                <w:color w:val="000000"/>
+                <w:sz w:val="13"/>
+                <w:szCs w:val="13"/>
+              </w:rPr>
+              <w:t xml:space="preserve">Video</w:t>
+            </w:r>
+          </w:p>
+        </w:tc>
+        <w:tc>
+          <w:tcPr>
+            <w:tcW w:type="dxa" w:w="6000"/>
+            <w:tcBorders>
+              <w:top w:val="single" w:color="DDDDDD" w:sz="2"/>
+              <w:left w:val="single" w:color="DDDDDD" w:sz="2"/>
+              <w:bottom w:val="single" w:color="DDDDDD" w:sz="2"/>
+              <w:right w:val="single" w:color="DDDDDD" w:sz="2"/>
+            </w:tcBorders>
+            <w:shd w:fill="FFFFFF" w:val="clear"/>
+            <w:tcMar>
+              <w:top w:type="dxa" w:w="40"/>
+              <w:left w:type="dxa" w:w="110"/>
+              <w:bottom w:type="dxa" w:w="40"/>
+              <w:right w:type="dxa" w:w="110"/>
+            </w:tcMar>
+            <w:vAlign w:val="top"/>
+          </w:tcPr>
+          <w:p>
+            <w:pPr>
+              <w:spacing w:after="0" w:before="0"/>
+              <w:jc w:val="left"/>
+            </w:pPr>
+            <w:r>
+              <w:rPr>
+                <w:rFonts w:ascii="Arial" w:cs="Arial" w:eastAsia="Arial" w:hAnsi="Arial"/>
+                <w:b w:val="false"/>
+                <w:bCs w:val="false"/>
+                <w:i w:val="false"/>
+                <w:iCs w:val="false"/>
+                <w:color w:val="000000"/>
+                <w:sz w:val="14"/>
+                <w:szCs w:val="14"/>
+              </w:rPr>
+              <w:t xml:space="preserve">3-Digit by 2-Digit Multiplication | Math with Mr. J</w:t>
+            </w:r>
+          </w:p>
+        </w:tc>
+        <w:tc>
+          <w:tcPr>
+            <w:tcW w:type="dxa" w:w="7338"/>
+            <w:tcBorders>
+              <w:top w:val="single" w:color="DDDDDD" w:sz="2"/>
+              <w:left w:val="single" w:color="DDDDDD" w:sz="2"/>
+              <w:bottom w:val="single" w:color="DDDDDD" w:sz="2"/>
+              <w:right w:val="single" w:color="DDDDDD" w:sz="2"/>
+            </w:tcBorders>
+            <w:shd w:fill="FFFFFF" w:val="clear"/>
+            <w:tcMar>
+              <w:top w:type="dxa" w:w="40"/>
+              <w:left w:type="dxa" w:w="110"/>
+              <w:bottom w:type="dxa" w:w="40"/>
+              <w:right w:type="dxa" w:w="110"/>
+            </w:tcMar>
+            <w:vAlign w:val="top"/>
+          </w:tcPr>
+          <w:p>
+            <w:pPr>
+              <w:spacing w:after="0" w:before="0"/>
+            </w:pPr>
+            <w:hyperlink w:history="1" r:id="rIdip6zxzf1temhkym8yzwha">
+              <w:r>
+                <w:rPr>
+                  <w:rFonts w:ascii="Arial" w:cs="Arial" w:eastAsia="Arial" w:hAnsi="Arial"/>
+                  <w:color w:val="0563C1"/>
+                  <w:sz w:val="13"/>
+                  <w:szCs w:val="13"/>
+                  <w:u w:val="single"/>
+                </w:rPr>
+                <w:t xml:space="preserve">https://www.youtube.com/watch?v=dNSrfoYLQZU</w:t>
+              </w:r>
+            </w:hyperlink>
+          </w:p>
+        </w:tc>
+      </w:tr>
+      <w:tr>
+        <w:trPr>
+          <w:cantSplit/>
+        </w:trPr>
+        <w:tc>
+          <w:tcPr>
+            <w:tcW w:type="dxa" w:w="1700"/>
+            <w:tcBorders>
+              <w:top w:val="single" w:color="DDDDDD" w:sz="2"/>
+              <w:left w:val="single" w:color="DDDDDD" w:sz="2"/>
+              <w:bottom w:val="single" w:color="DDDDDD" w:sz="2"/>
+              <w:right w:val="single" w:color="DDDDDD" w:sz="2"/>
+            </w:tcBorders>
+            <w:shd w:fill="FFFFFF" w:val="clear"/>
+            <w:tcMar>
+              <w:top w:type="dxa" w:w="40"/>
+              <w:left w:type="dxa" w:w="110"/>
+              <w:bottom w:type="dxa" w:w="40"/>
+              <w:right w:type="dxa" w:w="110"/>
+            </w:tcMar>
+            <w:vAlign w:val="top"/>
+          </w:tcPr>
+          <w:p>
+            <w:pPr>
+              <w:spacing w:after="0" w:before="0"/>
+              <w:jc w:val="left"/>
+            </w:pPr>
+            <w:r>
+              <w:rPr>
+                <w:rFonts w:ascii="Arial" w:cs="Arial" w:eastAsia="Arial" w:hAnsi="Arial"/>
+                <w:b w:val="false"/>
+                <w:bCs w:val="false"/>
+                <w:i w:val="false"/>
+                <w:iCs w:val="false"/>
+                <w:color w:val="000000"/>
+                <w:sz w:val="13"/>
+                <w:szCs w:val="13"/>
+              </w:rPr>
+              <w:t xml:space="preserve">Video</w:t>
+            </w:r>
+          </w:p>
+        </w:tc>
+        <w:tc>
+          <w:tcPr>
+            <w:tcW w:type="dxa" w:w="6000"/>
+            <w:tcBorders>
+              <w:top w:val="single" w:color="DDDDDD" w:sz="2"/>
+              <w:left w:val="single" w:color="DDDDDD" w:sz="2"/>
+              <w:bottom w:val="single" w:color="DDDDDD" w:sz="2"/>
+              <w:right w:val="single" w:color="DDDDDD" w:sz="2"/>
+            </w:tcBorders>
+            <w:shd w:fill="FFFFFF" w:val="clear"/>
+            <w:tcMar>
+              <w:top w:type="dxa" w:w="40"/>
+              <w:left w:type="dxa" w:w="110"/>
+              <w:bottom w:type="dxa" w:w="40"/>
+              <w:right w:type="dxa" w:w="110"/>
+            </w:tcMar>
+            <w:vAlign w:val="top"/>
+          </w:tcPr>
+          <w:p>
+            <w:pPr>
+              <w:spacing w:after="0" w:before="0"/>
+              <w:jc w:val="left"/>
+            </w:pPr>
+            <w:r>
+              <w:rPr>
+                <w:rFonts w:ascii="Arial" w:cs="Arial" w:eastAsia="Arial" w:hAnsi="Arial"/>
+                <w:b w:val="false"/>
+                <w:bCs w:val="false"/>
+                <w:i w:val="false"/>
+                <w:iCs w:val="false"/>
+                <w:color w:val="000000"/>
+                <w:sz w:val="14"/>
+                <w:szCs w:val="14"/>
+              </w:rPr>
+              <w:t xml:space="preserve">Box Method Multiplication (2-Digits x 2-Digits) | Math with Mr. J</w:t>
+            </w:r>
+          </w:p>
+        </w:tc>
+        <w:tc>
+          <w:tcPr>
+            <w:tcW w:type="dxa" w:w="7338"/>
+            <w:tcBorders>
+              <w:top w:val="single" w:color="DDDDDD" w:sz="2"/>
+              <w:left w:val="single" w:color="DDDDDD" w:sz="2"/>
+              <w:bottom w:val="single" w:color="DDDDDD" w:sz="2"/>
+              <w:right w:val="single" w:color="DDDDDD" w:sz="2"/>
+            </w:tcBorders>
+            <w:shd w:fill="FFFFFF" w:val="clear"/>
+            <w:tcMar>
+              <w:top w:type="dxa" w:w="40"/>
+              <w:left w:type="dxa" w:w="110"/>
+              <w:bottom w:type="dxa" w:w="40"/>
+              <w:right w:type="dxa" w:w="110"/>
+            </w:tcMar>
+            <w:vAlign w:val="top"/>
+          </w:tcPr>
+          <w:p>
+            <w:pPr>
+              <w:spacing w:after="0" w:before="0"/>
+            </w:pPr>
+            <w:hyperlink w:history="1" r:id="rIdpsdo-mdy_sipkqapuqvd5">
+              <w:r>
+                <w:rPr>
+                  <w:rFonts w:ascii="Arial" w:cs="Arial" w:eastAsia="Arial" w:hAnsi="Arial"/>
+                  <w:color w:val="0563C1"/>
+                  <w:sz w:val="13"/>
+                  <w:szCs w:val="13"/>
+                  <w:u w:val="single"/>
+                </w:rPr>
+                <w:t xml:space="preserve">https://www.youtube.com/watch?v=n3q3XzzIGSY</w:t>
+              </w:r>
+            </w:hyperlink>
+          </w:p>
+        </w:tc>
+      </w:tr>
+      <w:tr>
+        <w:trPr>
+          <w:cantSplit/>
+        </w:trPr>
+        <w:tc>
+          <w:tcPr>
+            <w:tcW w:type="dxa" w:w="1700"/>
+            <w:tcBorders>
+              <w:top w:val="single" w:color="DDDDDD" w:sz="2"/>
+              <w:left w:val="single" w:color="DDDDDD" w:sz="2"/>
+              <w:bottom w:val="single" w:color="DDDDDD" w:sz="2"/>
+              <w:right w:val="single" w:color="DDDDDD" w:sz="2"/>
+            </w:tcBorders>
+            <w:shd w:fill="FFFFFF" w:val="clear"/>
+            <w:tcMar>
+              <w:top w:type="dxa" w:w="40"/>
+              <w:left w:type="dxa" w:w="110"/>
+              <w:bottom w:type="dxa" w:w="40"/>
+              <w:right w:type="dxa" w:w="110"/>
+            </w:tcMar>
+            <w:vAlign w:val="top"/>
+          </w:tcPr>
+          <w:p>
+            <w:pPr>
+              <w:spacing w:after="0" w:before="0"/>
+              <w:jc w:val="left"/>
+            </w:pPr>
+            <w:r>
+              <w:rPr>
+                <w:rFonts w:ascii="Arial" w:cs="Arial" w:eastAsia="Arial" w:hAnsi="Arial"/>
+                <w:b w:val="false"/>
+                <w:bCs w:val="false"/>
+                <w:i w:val="false"/>
+                <w:iCs w:val="false"/>
+                <w:color w:val="000000"/>
+                <w:sz w:val="13"/>
+                <w:szCs w:val="13"/>
+              </w:rPr>
+              <w:t xml:space="preserve">Worksheet (print)</w:t>
+            </w:r>
+          </w:p>
+        </w:tc>
+        <w:tc>
+          <w:tcPr>
+            <w:tcW w:type="dxa" w:w="6000"/>
+            <w:tcBorders>
+              <w:top w:val="single" w:color="DDDDDD" w:sz="2"/>
+              <w:left w:val="single" w:color="DDDDDD" w:sz="2"/>
+              <w:bottom w:val="single" w:color="DDDDDD" w:sz="2"/>
+              <w:right w:val="single" w:color="DDDDDD" w:sz="2"/>
+            </w:tcBorders>
+            <w:shd w:fill="FFFFFF" w:val="clear"/>
+            <w:tcMar>
+              <w:top w:type="dxa" w:w="40"/>
+              <w:left w:type="dxa" w:w="110"/>
+              <w:bottom w:type="dxa" w:w="40"/>
+              <w:right w:type="dxa" w:w="110"/>
+            </w:tcMar>
+            <w:vAlign w:val="top"/>
+          </w:tcPr>
+          <w:p>
+            <w:pPr>
+              <w:spacing w:after="0" w:before="0"/>
+              <w:jc w:val="left"/>
+            </w:pPr>
+            <w:r>
+              <w:rPr>
+                <w:rFonts w:ascii="Arial" w:cs="Arial" w:eastAsia="Arial" w:hAnsi="Arial"/>
+                <w:b w:val="false"/>
+                <w:bCs w:val="false"/>
+                <w:i w:val="false"/>
+                <w:iCs w:val="false"/>
+                <w:color w:val="000000"/>
+                <w:sz w:val="14"/>
+                <w:szCs w:val="14"/>
+              </w:rPr>
+              <w:t xml:space="preserve">Corbettmaths — Multiplication (PDF)</w:t>
+            </w:r>
+          </w:p>
+        </w:tc>
+        <w:tc>
+          <w:tcPr>
+            <w:tcW w:type="dxa" w:w="7338"/>
+            <w:tcBorders>
+              <w:top w:val="single" w:color="DDDDDD" w:sz="2"/>
+              <w:left w:val="single" w:color="DDDDDD" w:sz="2"/>
+              <w:bottom w:val="single" w:color="DDDDDD" w:sz="2"/>
+              <w:right w:val="single" w:color="DDDDDD" w:sz="2"/>
+            </w:tcBorders>
+            <w:shd w:fill="FFFFFF" w:val="clear"/>
+            <w:tcMar>
+              <w:top w:type="dxa" w:w="40"/>
+              <w:left w:type="dxa" w:w="110"/>
+              <w:bottom w:type="dxa" w:w="40"/>
+              <w:right w:type="dxa" w:w="110"/>
+            </w:tcMar>
+            <w:vAlign w:val="top"/>
+          </w:tcPr>
+          <w:p>
+            <w:pPr>
+              <w:spacing w:after="0" w:before="0"/>
+            </w:pPr>
+            <w:hyperlink w:history="1" r:id="rIddnfwjnipzy82il6ysu-6u">
+              <w:r>
+                <w:rPr>
+                  <w:rFonts w:ascii="Arial" w:cs="Arial" w:eastAsia="Arial" w:hAnsi="Arial"/>
+                  <w:color w:val="0563C1"/>
+                  <w:sz w:val="13"/>
+                  <w:szCs w:val="13"/>
+                  <w:u w:val="single"/>
+                </w:rPr>
+                <w:t xml:space="preserve">https://corbettmaths.com/wp-content/uploads/2013/02/multiplication-pdf.pdf</w:t>
+              </w:r>
+            </w:hyperlink>
+          </w:p>
+        </w:tc>
+      </w:tr>
+      <w:tr>
+        <w:trPr>
+          <w:cantSplit/>
+        </w:trPr>
+        <w:tc>
+          <w:tcPr>
             <w:tcW w:type="dxa" w:w="15038"/>
             <w:gridSpan w:val="3"/>
             <w:tcBorders>
@@ -1132,18 +1523,18 @@
           </w:tcPr>
           <w:p>
             <w:pPr>
-              <w:spacing w:before="0" w:after="0"/>
-            </w:pPr>
-            <w:r>
-              <w:rPr>
+              <w:spacing w:after="0" w:before="0"/>
+            </w:pPr>
+            <w:r>
+              <w:rPr>
+                <w:rFonts w:ascii="Arial" w:cs="Arial" w:eastAsia="Arial" w:hAnsi="Arial"/>
                 <w:b/>
                 <w:bCs/>
                 <w:color w:val="C00000"/>
                 <w:sz w:val="15"/>
                 <w:szCs w:val="15"/>
-                <w:rFonts w:ascii="Arial" w:cs="Arial" w:eastAsia="Arial" w:hAnsi="Arial"/>
-              </w:rPr>
-              <w:t xml:space="preserve">R3 -- Multiply 2- and 3-digit numbers by 2-digit numbers (area model, algorithm, word problems).</w:t>
+              </w:rPr>
+              <w:t xml:space="preserve">R4 -- Divide a 3+ digit number by a one-digit divisor, interpreting remainders.</w:t>
             </w:r>
           </w:p>
         </w:tc>
@@ -1172,11 +1563,12 @@
           </w:tcPr>
           <w:p>
             <w:pPr>
-              <w:spacing w:before="0" w:after="0"/>
-              <w:jc w:val="left"/>
-            </w:pPr>
-            <w:r>
-              <w:rPr>
+              <w:spacing w:after="0" w:before="0"/>
+              <w:jc w:val="left"/>
+            </w:pPr>
+            <w:r>
+              <w:rPr>
+                <w:rFonts w:ascii="Arial" w:cs="Arial" w:eastAsia="Arial" w:hAnsi="Arial"/>
                 <w:b w:val="false"/>
                 <w:bCs w:val="false"/>
                 <w:i w:val="false"/>
@@ -1184,7 +1576,6 @@
                 <w:color w:val="000000"/>
                 <w:sz w:val="13"/>
                 <w:szCs w:val="13"/>
-                <w:rFonts w:ascii="Arial" w:cs="Arial" w:eastAsia="Arial" w:hAnsi="Arial"/>
               </w:rPr>
               <w:t xml:space="preserve">Video</w:t>
             </w:r>
@@ -1210,11 +1601,12 @@
           </w:tcPr>
           <w:p>
             <w:pPr>
-              <w:spacing w:before="0" w:after="0"/>
-              <w:jc w:val="left"/>
-            </w:pPr>
-            <w:r>
-              <w:rPr>
+              <w:spacing w:after="0" w:before="0"/>
+              <w:jc w:val="left"/>
+            </w:pPr>
+            <w:r>
+              <w:rPr>
+                <w:rFonts w:ascii="Arial" w:cs="Arial" w:eastAsia="Arial" w:hAnsi="Arial"/>
                 <w:b w:val="false"/>
                 <w:bCs w:val="false"/>
                 <w:i w:val="false"/>
@@ -1222,9 +1614,8 @@
                 <w:color w:val="000000"/>
                 <w:sz w:val="14"/>
                 <w:szCs w:val="14"/>
-                <w:rFonts w:ascii="Arial" w:cs="Arial" w:eastAsia="Arial" w:hAnsi="Arial"/>
-              </w:rPr>
-              <w:t xml:space="preserve">2-Digit by 2-Digit Multiplication | Math with Mr. J</w:t>
+              </w:rPr>
+              <w:t xml:space="preserve">How to do Long Division (1-Digit Divisors) | Math with Mr. J</w:t>
             </w:r>
           </w:p>
         </w:tc>
@@ -1248,18 +1639,18 @@
           </w:tcPr>
           <w:p>
             <w:pPr>
-              <w:spacing w:before="0" w:after="0"/>
-            </w:pPr>
-            <w:hyperlink w:history="1" r:id="rIdfq-xrsmmzusdjht-n8hxp">
+              <w:spacing w:after="0" w:before="0"/>
+            </w:pPr>
+            <w:hyperlink w:history="1" r:id="rIdmd8f-couev-dg4i3gauxm">
               <w:r>
                 <w:rPr>
-                  <w:u w:val="single"/>
+                  <w:rFonts w:ascii="Arial" w:cs="Arial" w:eastAsia="Arial" w:hAnsi="Arial"/>
                   <w:color w:val="0563C1"/>
                   <w:sz w:val="13"/>
                   <w:szCs w:val="13"/>
-                  <w:rFonts w:ascii="Arial" w:cs="Arial" w:eastAsia="Arial" w:hAnsi="Arial"/>
+                  <w:u w:val="single"/>
                 </w:rPr>
-                <w:t xml:space="preserve">https://www.youtube.com/watch?v=PZjIT9CH6bM</w:t>
+                <w:t xml:space="preserve">https://www.youtube.com/watch?v=up_xKZ6GeUg</w:t>
               </w:r>
             </w:hyperlink>
           </w:p>
@@ -1289,11 +1680,12 @@
           </w:tcPr>
           <w:p>
             <w:pPr>
-              <w:spacing w:before="0" w:after="0"/>
-              <w:jc w:val="left"/>
-            </w:pPr>
-            <w:r>
-              <w:rPr>
+              <w:spacing w:after="0" w:before="0"/>
+              <w:jc w:val="left"/>
+            </w:pPr>
+            <w:r>
+              <w:rPr>
+                <w:rFonts w:ascii="Arial" w:cs="Arial" w:eastAsia="Arial" w:hAnsi="Arial"/>
                 <w:b w:val="false"/>
                 <w:bCs w:val="false"/>
                 <w:i w:val="false"/>
@@ -1301,7 +1693,6 @@
                 <w:color w:val="000000"/>
                 <w:sz w:val="13"/>
                 <w:szCs w:val="13"/>
-                <w:rFonts w:ascii="Arial" w:cs="Arial" w:eastAsia="Arial" w:hAnsi="Arial"/>
               </w:rPr>
               <w:t xml:space="preserve">Video</w:t>
             </w:r>
@@ -1327,11 +1718,12 @@
           </w:tcPr>
           <w:p>
             <w:pPr>
-              <w:spacing w:before="0" w:after="0"/>
-              <w:jc w:val="left"/>
-            </w:pPr>
-            <w:r>
-              <w:rPr>
+              <w:spacing w:after="0" w:before="0"/>
+              <w:jc w:val="left"/>
+            </w:pPr>
+            <w:r>
+              <w:rPr>
+                <w:rFonts w:ascii="Arial" w:cs="Arial" w:eastAsia="Arial" w:hAnsi="Arial"/>
                 <w:b w:val="false"/>
                 <w:bCs w:val="false"/>
                 <w:i w:val="false"/>
@@ -1339,9 +1731,8 @@
                 <w:color w:val="000000"/>
                 <w:sz w:val="14"/>
                 <w:szCs w:val="14"/>
-                <w:rFonts w:ascii="Arial" w:cs="Arial" w:eastAsia="Arial" w:hAnsi="Arial"/>
-              </w:rPr>
-              <w:t xml:space="preserve">3-Digit by 2-Digit Multiplication | Math with Mr. J</w:t>
+              </w:rPr>
+              <w:t xml:space="preserve">Box Method for Long Division (1-Digit Divisors) | Math with Mr. J</w:t>
             </w:r>
           </w:p>
         </w:tc>
@@ -1365,18 +1756,18 @@
           </w:tcPr>
           <w:p>
             <w:pPr>
-              <w:spacing w:before="0" w:after="0"/>
-            </w:pPr>
-            <w:hyperlink w:history="1" r:id="rIdtp_se9fovv4l3ve8tzye_">
+              <w:spacing w:after="0" w:before="0"/>
+            </w:pPr>
+            <w:hyperlink w:history="1" r:id="rId1fyckukdlva75i_t8gu0u">
               <w:r>
                 <w:rPr>
-                  <w:u w:val="single"/>
+                  <w:rFonts w:ascii="Arial" w:cs="Arial" w:eastAsia="Arial" w:hAnsi="Arial"/>
                   <w:color w:val="0563C1"/>
                   <w:sz w:val="13"/>
                   <w:szCs w:val="13"/>
-                  <w:rFonts w:ascii="Arial" w:cs="Arial" w:eastAsia="Arial" w:hAnsi="Arial"/>
+                  <w:u w:val="single"/>
                 </w:rPr>
-                <w:t xml:space="preserve">https://www.youtube.com/watch?v=dNSrfoYLQZU</w:t>
+                <w:t xml:space="preserve">https://www.youtube.com/watch?v=8JYfVv94hww</w:t>
               </w:r>
             </w:hyperlink>
           </w:p>
@@ -1406,11 +1797,12 @@
           </w:tcPr>
           <w:p>
             <w:pPr>
-              <w:spacing w:before="0" w:after="0"/>
-              <w:jc w:val="left"/>
-            </w:pPr>
-            <w:r>
-              <w:rPr>
+              <w:spacing w:after="0" w:before="0"/>
+              <w:jc w:val="left"/>
+            </w:pPr>
+            <w:r>
+              <w:rPr>
+                <w:rFonts w:ascii="Arial" w:cs="Arial" w:eastAsia="Arial" w:hAnsi="Arial"/>
                 <w:b w:val="false"/>
                 <w:bCs w:val="false"/>
                 <w:i w:val="false"/>
@@ -1418,7 +1810,6 @@
                 <w:color w:val="000000"/>
                 <w:sz w:val="13"/>
                 <w:szCs w:val="13"/>
-                <w:rFonts w:ascii="Arial" w:cs="Arial" w:eastAsia="Arial" w:hAnsi="Arial"/>
               </w:rPr>
               <w:t xml:space="preserve">Video</w:t>
             </w:r>
@@ -1444,11 +1835,12 @@
           </w:tcPr>
           <w:p>
             <w:pPr>
-              <w:spacing w:before="0" w:after="0"/>
-              <w:jc w:val="left"/>
-            </w:pPr>
-            <w:r>
-              <w:rPr>
+              <w:spacing w:after="0" w:before="0"/>
+              <w:jc w:val="left"/>
+            </w:pPr>
+            <w:r>
+              <w:rPr>
+                <w:rFonts w:ascii="Arial" w:cs="Arial" w:eastAsia="Arial" w:hAnsi="Arial"/>
                 <w:b w:val="false"/>
                 <w:bCs w:val="false"/>
                 <w:i w:val="false"/>
@@ -1456,9 +1848,8 @@
                 <w:color w:val="000000"/>
                 <w:sz w:val="14"/>
                 <w:szCs w:val="14"/>
-                <w:rFonts w:ascii="Arial" w:cs="Arial" w:eastAsia="Arial" w:hAnsi="Arial"/>
-              </w:rPr>
-              <w:t xml:space="preserve">Box Method Multiplication (2-Digits x 2-Digits) | Math with Mr. J</w:t>
+              </w:rPr>
+              <w:t xml:space="preserve">Interpreting Remainders in Division Word Problems | LaFountaine of Knowledge</w:t>
             </w:r>
           </w:p>
         </w:tc>
@@ -1482,18 +1873,18 @@
           </w:tcPr>
           <w:p>
             <w:pPr>
-              <w:spacing w:before="0" w:after="0"/>
-            </w:pPr>
-            <w:hyperlink w:history="1" r:id="rIdmi-_phy5t8xwhzws-oxf4">
+              <w:spacing w:after="0" w:before="0"/>
+            </w:pPr>
+            <w:hyperlink w:history="1" r:id="rIdql8g7poeqqv8eaeqdjnv7">
               <w:r>
                 <w:rPr>
-                  <w:u w:val="single"/>
+                  <w:rFonts w:ascii="Arial" w:cs="Arial" w:eastAsia="Arial" w:hAnsi="Arial"/>
                   <w:color w:val="0563C1"/>
                   <w:sz w:val="13"/>
                   <w:szCs w:val="13"/>
-                  <w:rFonts w:ascii="Arial" w:cs="Arial" w:eastAsia="Arial" w:hAnsi="Arial"/>
+                  <w:u w:val="single"/>
                 </w:rPr>
-                <w:t xml:space="preserve">https://www.youtube.com/watch?v=n3q3XzzIGSY</w:t>
+                <w:t xml:space="preserve">https://www.youtube.com/watch?v=0dPQEKjTFjg</w:t>
               </w:r>
             </w:hyperlink>
           </w:p>
@@ -1523,11 +1914,12 @@
           </w:tcPr>
           <w:p>
             <w:pPr>
-              <w:spacing w:before="0" w:after="0"/>
-              <w:jc w:val="left"/>
-            </w:pPr>
-            <w:r>
-              <w:rPr>
+              <w:spacing w:after="0" w:before="0"/>
+              <w:jc w:val="left"/>
+            </w:pPr>
+            <w:r>
+              <w:rPr>
+                <w:rFonts w:ascii="Arial" w:cs="Arial" w:eastAsia="Arial" w:hAnsi="Arial"/>
                 <w:b w:val="false"/>
                 <w:bCs w:val="false"/>
                 <w:i w:val="false"/>
@@ -1535,7 +1927,6 @@
                 <w:color w:val="000000"/>
                 <w:sz w:val="13"/>
                 <w:szCs w:val="13"/>
-                <w:rFonts w:ascii="Arial" w:cs="Arial" w:eastAsia="Arial" w:hAnsi="Arial"/>
               </w:rPr>
               <w:t xml:space="preserve">Worksheet (print)</w:t>
             </w:r>
@@ -1561,11 +1952,12 @@
           </w:tcPr>
           <w:p>
             <w:pPr>
-              <w:spacing w:before="0" w:after="0"/>
-              <w:jc w:val="left"/>
-            </w:pPr>
-            <w:r>
-              <w:rPr>
+              <w:spacing w:after="0" w:before="0"/>
+              <w:jc w:val="left"/>
+            </w:pPr>
+            <w:r>
+              <w:rPr>
+                <w:rFonts w:ascii="Arial" w:cs="Arial" w:eastAsia="Arial" w:hAnsi="Arial"/>
                 <w:b w:val="false"/>
                 <w:bCs w:val="false"/>
                 <w:i w:val="false"/>
@@ -1573,9 +1965,8 @@
                 <w:color w:val="000000"/>
                 <w:sz w:val="14"/>
                 <w:szCs w:val="14"/>
-                <w:rFonts w:ascii="Arial" w:cs="Arial" w:eastAsia="Arial" w:hAnsi="Arial"/>
-              </w:rPr>
-              <w:t xml:space="preserve">Corbettmaths — Multiplication (PDF)</w:t>
+              </w:rPr>
+              <w:t xml:space="preserve">Corbettmaths — Division (PDF)</w:t>
             </w:r>
           </w:p>
         </w:tc>
@@ -1599,18 +1990,18 @@
           </w:tcPr>
           <w:p>
             <w:pPr>
-              <w:spacing w:before="0" w:after="0"/>
-            </w:pPr>
-            <w:hyperlink w:history="1" r:id="rIdudoh-qxurqhnarbmxtnyx">
+              <w:spacing w:after="0" w:before="0"/>
+            </w:pPr>
+            <w:hyperlink w:history="1" r:id="rIdoxz3q4hskbwp6n8tgo5zs">
               <w:r>
                 <w:rPr>
-                  <w:u w:val="single"/>
+                  <w:rFonts w:ascii="Arial" w:cs="Arial" w:eastAsia="Arial" w:hAnsi="Arial"/>
                   <w:color w:val="0563C1"/>
                   <w:sz w:val="13"/>
                   <w:szCs w:val="13"/>
-                  <w:rFonts w:ascii="Arial" w:cs="Arial" w:eastAsia="Arial" w:hAnsi="Arial"/>
+                  <w:u w:val="single"/>
                 </w:rPr>
-                <w:t xml:space="preserve">https://corbettmaths.com/wp-content/uploads/2013/02/multiplication-pdf.pdf</w:t>
+                <w:t xml:space="preserve">https://corbettmaths.com/wp-content/uploads/2018/01/division-pdf.pdf</w:t>
               </w:r>
             </w:hyperlink>
           </w:p>
@@ -1630,7 +2021,7 @@
               <w:bottom w:val="single" w:color="DDDDDD" w:sz="2"/>
               <w:right w:val="single" w:color="DDDDDD" w:sz="2"/>
             </w:tcBorders>
-            <w:shd w:fill="FCDBD9" w:val="clear"/>
+            <w:shd w:fill="FFF9E6" w:val="clear"/>
             <w:tcMar>
               <w:top w:type="dxa" w:w="50"/>
               <w:left w:type="dxa" w:w="110"/>
@@ -1640,18 +2031,18 @@
           </w:tcPr>
           <w:p>
             <w:pPr>
-              <w:spacing w:before="0" w:after="0"/>
-            </w:pPr>
-            <w:r>
-              <w:rPr>
+              <w:spacing w:after="0" w:before="0"/>
+            </w:pPr>
+            <w:r>
+              <w:rPr>
+                <w:rFonts w:ascii="Arial" w:cs="Arial" w:eastAsia="Arial" w:hAnsi="Arial"/>
                 <w:b/>
                 <w:bCs/>
-                <w:color w:val="C00000"/>
+                <w:color w:val="7F6000"/>
                 <w:sz w:val="15"/>
                 <w:szCs w:val="15"/>
-                <w:rFonts w:ascii="Arial" w:cs="Arial" w:eastAsia="Arial" w:hAnsi="Arial"/>
-              </w:rPr>
-              <w:t xml:space="preserve">R4 -- Divide a 3+ digit number by a one-digit divisor, interpreting remainders.</w:t>
+              </w:rPr>
+              <w:t xml:space="preserve">Y1 -- Percentages: % and 100% as the whole; common percentages as fractions and decimals.</w:t>
             </w:r>
           </w:p>
         </w:tc>
@@ -1680,11 +2071,12 @@
           </w:tcPr>
           <w:p>
             <w:pPr>
-              <w:spacing w:before="0" w:after="0"/>
-              <w:jc w:val="left"/>
-            </w:pPr>
-            <w:r>
-              <w:rPr>
+              <w:spacing w:after="0" w:before="0"/>
+              <w:jc w:val="left"/>
+            </w:pPr>
+            <w:r>
+              <w:rPr>
+                <w:rFonts w:ascii="Arial" w:cs="Arial" w:eastAsia="Arial" w:hAnsi="Arial"/>
                 <w:b w:val="false"/>
                 <w:bCs w:val="false"/>
                 <w:i w:val="false"/>
@@ -1692,7 +2084,6 @@
                 <w:color w:val="000000"/>
                 <w:sz w:val="13"/>
                 <w:szCs w:val="13"/>
-                <w:rFonts w:ascii="Arial" w:cs="Arial" w:eastAsia="Arial" w:hAnsi="Arial"/>
               </w:rPr>
               <w:t xml:space="preserve">Video</w:t>
             </w:r>
@@ -1718,11 +2109,12 @@
           </w:tcPr>
           <w:p>
             <w:pPr>
-              <w:spacing w:before="0" w:after="0"/>
-              <w:jc w:val="left"/>
-            </w:pPr>
-            <w:r>
-              <w:rPr>
+              <w:spacing w:after="0" w:before="0"/>
+              <w:jc w:val="left"/>
+            </w:pPr>
+            <w:r>
+              <w:rPr>
+                <w:rFonts w:ascii="Arial" w:cs="Arial" w:eastAsia="Arial" w:hAnsi="Arial"/>
                 <w:b w:val="false"/>
                 <w:bCs w:val="false"/>
                 <w:i w:val="false"/>
@@ -1730,9 +2122,8 @@
                 <w:color w:val="000000"/>
                 <w:sz w:val="14"/>
                 <w:szCs w:val="14"/>
-                <w:rFonts w:ascii="Arial" w:cs="Arial" w:eastAsia="Arial" w:hAnsi="Arial"/>
-              </w:rPr>
-              <w:t xml:space="preserve">How to do Long Division (1-Digit Divisors) | Math with Mr. J</w:t>
+              </w:rPr>
+              <w:t xml:space="preserve">Converting Between Fractions, Decimals and Percents (Mini Course) | Math with Mr. J</w:t>
             </w:r>
           </w:p>
         </w:tc>
@@ -1756,18 +2147,18 @@
           </w:tcPr>
           <w:p>
             <w:pPr>
-              <w:spacing w:before="0" w:after="0"/>
-            </w:pPr>
-            <w:hyperlink w:history="1" r:id="rIdu67qofwg1jbvzmo1wmqhw">
+              <w:spacing w:after="0" w:before="0"/>
+            </w:pPr>
+            <w:hyperlink w:history="1" r:id="rIdfffz8bdhzg2apt8geijho">
               <w:r>
                 <w:rPr>
-                  <w:u w:val="single"/>
+                  <w:rFonts w:ascii="Arial" w:cs="Arial" w:eastAsia="Arial" w:hAnsi="Arial"/>
                   <w:color w:val="0563C1"/>
                   <w:sz w:val="13"/>
                   <w:szCs w:val="13"/>
-                  <w:rFonts w:ascii="Arial" w:cs="Arial" w:eastAsia="Arial" w:hAnsi="Arial"/>
+                  <w:u w:val="single"/>
                 </w:rPr>
-                <w:t xml:space="preserve">https://www.youtube.com/watch?v=up_xKZ6GeUg</w:t>
+                <w:t xml:space="preserve">https://www.youtube.com/watch?v=2vjbNZaFz3c</w:t>
               </w:r>
             </w:hyperlink>
           </w:p>
@@ -1797,11 +2188,12 @@
           </w:tcPr>
           <w:p>
             <w:pPr>
-              <w:spacing w:before="0" w:after="0"/>
-              <w:jc w:val="left"/>
-            </w:pPr>
-            <w:r>
-              <w:rPr>
+              <w:spacing w:after="0" w:before="0"/>
+              <w:jc w:val="left"/>
+            </w:pPr>
+            <w:r>
+              <w:rPr>
+                <w:rFonts w:ascii="Arial" w:cs="Arial" w:eastAsia="Arial" w:hAnsi="Arial"/>
                 <w:b w:val="false"/>
                 <w:bCs w:val="false"/>
                 <w:i w:val="false"/>
@@ -1809,7 +2201,6 @@
                 <w:color w:val="000000"/>
                 <w:sz w:val="13"/>
                 <w:szCs w:val="13"/>
-                <w:rFonts w:ascii="Arial" w:cs="Arial" w:eastAsia="Arial" w:hAnsi="Arial"/>
               </w:rPr>
               <w:t xml:space="preserve">Video</w:t>
             </w:r>
@@ -1835,11 +2226,12 @@
           </w:tcPr>
           <w:p>
             <w:pPr>
-              <w:spacing w:before="0" w:after="0"/>
-              <w:jc w:val="left"/>
-            </w:pPr>
-            <w:r>
-              <w:rPr>
+              <w:spacing w:after="0" w:before="0"/>
+              <w:jc w:val="left"/>
+            </w:pPr>
+            <w:r>
+              <w:rPr>
+                <w:rFonts w:ascii="Arial" w:cs="Arial" w:eastAsia="Arial" w:hAnsi="Arial"/>
                 <w:b w:val="false"/>
                 <w:bCs w:val="false"/>
                 <w:i w:val="false"/>
@@ -1847,9 +2239,8 @@
                 <w:color w:val="000000"/>
                 <w:sz w:val="14"/>
                 <w:szCs w:val="14"/>
-                <w:rFonts w:ascii="Arial" w:cs="Arial" w:eastAsia="Arial" w:hAnsi="Arial"/>
-              </w:rPr>
-              <w:t xml:space="preserve">Long Division: A Step-By-Step Review | Math with Mr. J</w:t>
+              </w:rPr>
+              <w:t xml:space="preserve">Fractions to Percents | Math with Mr. J</w:t>
             </w:r>
           </w:p>
         </w:tc>
@@ -1873,18 +2264,18 @@
           </w:tcPr>
           <w:p>
             <w:pPr>
-              <w:spacing w:before="0" w:after="0"/>
-            </w:pPr>
-            <w:hyperlink w:history="1" r:id="rId6qr9b75feyfbs9cjnwy4s">
+              <w:spacing w:after="0" w:before="0"/>
+            </w:pPr>
+            <w:hyperlink w:history="1" r:id="rIdebtrcnenon_crpak7j3jo">
               <w:r>
                 <w:rPr>
-                  <w:u w:val="single"/>
+                  <w:rFonts w:ascii="Arial" w:cs="Arial" w:eastAsia="Arial" w:hAnsi="Arial"/>
                   <w:color w:val="0563C1"/>
                   <w:sz w:val="13"/>
                   <w:szCs w:val="13"/>
-                  <w:rFonts w:ascii="Arial" w:cs="Arial" w:eastAsia="Arial" w:hAnsi="Arial"/>
+                  <w:u w:val="single"/>
                 </w:rPr>
-                <w:t xml:space="preserve">https://www.youtube.com/watch?v=HJYHNxS64f0</w:t>
+                <w:t xml:space="preserve">https://www.youtube.com/watch?v=XXf4wHb2lYc</w:t>
               </w:r>
             </w:hyperlink>
           </w:p>
@@ -1914,11 +2305,12 @@
           </w:tcPr>
           <w:p>
             <w:pPr>
-              <w:spacing w:before="0" w:after="0"/>
-              <w:jc w:val="left"/>
-            </w:pPr>
-            <w:r>
-              <w:rPr>
+              <w:spacing w:after="0" w:before="0"/>
+              <w:jc w:val="left"/>
+            </w:pPr>
+            <w:r>
+              <w:rPr>
+                <w:rFonts w:ascii="Arial" w:cs="Arial" w:eastAsia="Arial" w:hAnsi="Arial"/>
                 <w:b w:val="false"/>
                 <w:bCs w:val="false"/>
                 <w:i w:val="false"/>
@@ -1926,7 +2318,6 @@
                 <w:color w:val="000000"/>
                 <w:sz w:val="13"/>
                 <w:szCs w:val="13"/>
-                <w:rFonts w:ascii="Arial" w:cs="Arial" w:eastAsia="Arial" w:hAnsi="Arial"/>
               </w:rPr>
               <w:t xml:space="preserve">Video</w:t>
             </w:r>
@@ -1952,11 +2343,12 @@
           </w:tcPr>
           <w:p>
             <w:pPr>
-              <w:spacing w:before="0" w:after="0"/>
-              <w:jc w:val="left"/>
-            </w:pPr>
-            <w:r>
-              <w:rPr>
+              <w:spacing w:after="0" w:before="0"/>
+              <w:jc w:val="left"/>
+            </w:pPr>
+            <w:r>
+              <w:rPr>
+                <w:rFonts w:ascii="Arial" w:cs="Arial" w:eastAsia="Arial" w:hAnsi="Arial"/>
                 <w:b w:val="false"/>
                 <w:bCs w:val="false"/>
                 <w:i w:val="false"/>
@@ -1964,9 +2356,8 @@
                 <w:color w:val="000000"/>
                 <w:sz w:val="14"/>
                 <w:szCs w:val="14"/>
-                <w:rFonts w:ascii="Arial" w:cs="Arial" w:eastAsia="Arial" w:hAnsi="Arial"/>
-              </w:rPr>
-              <w:t xml:space="preserve">Box Method for Long Division (1-Digit Divisors) | Math with Mr. J</w:t>
+              </w:rPr>
+              <w:t xml:space="preserve">How to Convert Decimals to Percents | Math with Mr. J</w:t>
             </w:r>
           </w:p>
         </w:tc>
@@ -1990,18 +2381,18 @@
           </w:tcPr>
           <w:p>
             <w:pPr>
-              <w:spacing w:before="0" w:after="0"/>
-            </w:pPr>
-            <w:hyperlink w:history="1" r:id="rIduerqv5wuocycsgdzwuzf4">
+              <w:spacing w:after="0" w:before="0"/>
+            </w:pPr>
+            <w:hyperlink w:history="1" r:id="rId35sotcy3j1hvfsdlkfo_g">
               <w:r>
                 <w:rPr>
-                  <w:u w:val="single"/>
+                  <w:rFonts w:ascii="Arial" w:cs="Arial" w:eastAsia="Arial" w:hAnsi="Arial"/>
                   <w:color w:val="0563C1"/>
                   <w:sz w:val="13"/>
                   <w:szCs w:val="13"/>
-                  <w:rFonts w:ascii="Arial" w:cs="Arial" w:eastAsia="Arial" w:hAnsi="Arial"/>
+                  <w:u w:val="single"/>
                 </w:rPr>
-                <w:t xml:space="preserve">https://www.youtube.com/watch?v=8JYfVv94hww</w:t>
+                <w:t xml:space="preserve">https://www.youtube.com/watch?v=84WDtZwrGhA</w:t>
               </w:r>
             </w:hyperlink>
           </w:p>
@@ -2031,11 +2422,12 @@
           </w:tcPr>
           <w:p>
             <w:pPr>
-              <w:spacing w:before="0" w:after="0"/>
-              <w:jc w:val="left"/>
-            </w:pPr>
-            <w:r>
-              <w:rPr>
+              <w:spacing w:after="0" w:before="0"/>
+              <w:jc w:val="left"/>
+            </w:pPr>
+            <w:r>
+              <w:rPr>
+                <w:rFonts w:ascii="Arial" w:cs="Arial" w:eastAsia="Arial" w:hAnsi="Arial"/>
                 <w:b w:val="false"/>
                 <w:bCs w:val="false"/>
                 <w:i w:val="false"/>
@@ -2043,9 +2435,8 @@
                 <w:color w:val="000000"/>
                 <w:sz w:val="13"/>
                 <w:szCs w:val="13"/>
-                <w:rFonts w:ascii="Arial" w:cs="Arial" w:eastAsia="Arial" w:hAnsi="Arial"/>
-              </w:rPr>
-              <w:t xml:space="preserve">Worksheet (print)</w:t>
+              </w:rPr>
+              <w:t xml:space="preserve">Website</w:t>
             </w:r>
           </w:p>
         </w:tc>
@@ -2069,11 +2460,12 @@
           </w:tcPr>
           <w:p>
             <w:pPr>
-              <w:spacing w:before="0" w:after="0"/>
-              <w:jc w:val="left"/>
-            </w:pPr>
-            <w:r>
-              <w:rPr>
+              <w:spacing w:after="0" w:before="0"/>
+              <w:jc w:val="left"/>
+            </w:pPr>
+            <w:r>
+              <w:rPr>
+                <w:rFonts w:ascii="Arial" w:cs="Arial" w:eastAsia="Arial" w:hAnsi="Arial"/>
                 <w:b w:val="false"/>
                 <w:bCs w:val="false"/>
                 <w:i w:val="false"/>
@@ -2081,9 +2473,8 @@
                 <w:color w:val="000000"/>
                 <w:sz w:val="14"/>
                 <w:szCs w:val="14"/>
-                <w:rFonts w:ascii="Arial" w:cs="Arial" w:eastAsia="Arial" w:hAnsi="Arial"/>
-              </w:rPr>
-              <w:t xml:space="preserve">Corbettmaths — Division (PDF)</w:t>
+              </w:rPr>
+              <w:t xml:space="preserve">Maths is Fun — Percentages (out of 100, as fractions and decimals)</w:t>
             </w:r>
           </w:p>
         </w:tc>
@@ -2107,18 +2498,18 @@
           </w:tcPr>
           <w:p>
             <w:pPr>
-              <w:spacing w:before="0" w:after="0"/>
-            </w:pPr>
-            <w:hyperlink w:history="1" r:id="rIdr4o3bxblzsv-f7un1grrw">
+              <w:spacing w:after="0" w:before="0"/>
+            </w:pPr>
+            <w:hyperlink w:history="1" r:id="rIdmwe4mr2bcwo1uvthmohwx">
               <w:r>
                 <w:rPr>
-                  <w:u w:val="single"/>
+                  <w:rFonts w:ascii="Arial" w:cs="Arial" w:eastAsia="Arial" w:hAnsi="Arial"/>
                   <w:color w:val="0563C1"/>
                   <w:sz w:val="13"/>
                   <w:szCs w:val="13"/>
-                  <w:rFonts w:ascii="Arial" w:cs="Arial" w:eastAsia="Arial" w:hAnsi="Arial"/>
+                  <w:u w:val="single"/>
                 </w:rPr>
-                <w:t xml:space="preserve">https://corbettmaths.com/wp-content/uploads/2018/01/division-pdf.pdf</w:t>
+                <w:t xml:space="preserve">https://www.mathsisfun.com/percentage.html</w:t>
               </w:r>
             </w:hyperlink>
           </w:p>
@@ -2130,6 +2521,123 @@
         </w:trPr>
         <w:tc>
           <w:tcPr>
+            <w:tcW w:type="dxa" w:w="1700"/>
+            <w:tcBorders>
+              <w:top w:val="single" w:color="DDDDDD" w:sz="2"/>
+              <w:left w:val="single" w:color="DDDDDD" w:sz="2"/>
+              <w:bottom w:val="single" w:color="DDDDDD" w:sz="2"/>
+              <w:right w:val="single" w:color="DDDDDD" w:sz="2"/>
+            </w:tcBorders>
+            <w:shd w:fill="FFFFFF" w:val="clear"/>
+            <w:tcMar>
+              <w:top w:type="dxa" w:w="40"/>
+              <w:left w:type="dxa" w:w="110"/>
+              <w:bottom w:type="dxa" w:w="40"/>
+              <w:right w:type="dxa" w:w="110"/>
+            </w:tcMar>
+            <w:vAlign w:val="top"/>
+          </w:tcPr>
+          <w:p>
+            <w:pPr>
+              <w:spacing w:after="0" w:before="0"/>
+              <w:jc w:val="left"/>
+            </w:pPr>
+            <w:r>
+              <w:rPr>
+                <w:rFonts w:ascii="Arial" w:cs="Arial" w:eastAsia="Arial" w:hAnsi="Arial"/>
+                <w:b w:val="false"/>
+                <w:bCs w:val="false"/>
+                <w:i w:val="false"/>
+                <w:iCs w:val="false"/>
+                <w:color w:val="000000"/>
+                <w:sz w:val="13"/>
+                <w:szCs w:val="13"/>
+              </w:rPr>
+              <w:t xml:space="preserve">Worksheet (print)</w:t>
+            </w:r>
+          </w:p>
+        </w:tc>
+        <w:tc>
+          <w:tcPr>
+            <w:tcW w:type="dxa" w:w="6000"/>
+            <w:tcBorders>
+              <w:top w:val="single" w:color="DDDDDD" w:sz="2"/>
+              <w:left w:val="single" w:color="DDDDDD" w:sz="2"/>
+              <w:bottom w:val="single" w:color="DDDDDD" w:sz="2"/>
+              <w:right w:val="single" w:color="DDDDDD" w:sz="2"/>
+            </w:tcBorders>
+            <w:shd w:fill="FFFFFF" w:val="clear"/>
+            <w:tcMar>
+              <w:top w:type="dxa" w:w="40"/>
+              <w:left w:type="dxa" w:w="110"/>
+              <w:bottom w:type="dxa" w:w="40"/>
+              <w:right w:type="dxa" w:w="110"/>
+            </w:tcMar>
+            <w:vAlign w:val="top"/>
+          </w:tcPr>
+          <w:p>
+            <w:pPr>
+              <w:spacing w:after="0" w:before="0"/>
+              <w:jc w:val="left"/>
+            </w:pPr>
+            <w:r>
+              <w:rPr>
+                <w:rFonts w:ascii="Arial" w:cs="Arial" w:eastAsia="Arial" w:hAnsi="Arial"/>
+                <w:b w:val="false"/>
+                <w:bCs w:val="false"/>
+                <w:i w:val="false"/>
+                <w:iCs w:val="false"/>
+                <w:color w:val="000000"/>
+                <w:sz w:val="14"/>
+                <w:szCs w:val="14"/>
+              </w:rPr>
+              <w:t xml:space="preserve">Corbettmaths — Fractions, Decimals &amp; Percentages (PDF)</w:t>
+            </w:r>
+          </w:p>
+        </w:tc>
+        <w:tc>
+          <w:tcPr>
+            <w:tcW w:type="dxa" w:w="7338"/>
+            <w:tcBorders>
+              <w:top w:val="single" w:color="DDDDDD" w:sz="2"/>
+              <w:left w:val="single" w:color="DDDDDD" w:sz="2"/>
+              <w:bottom w:val="single" w:color="DDDDDD" w:sz="2"/>
+              <w:right w:val="single" w:color="DDDDDD" w:sz="2"/>
+            </w:tcBorders>
+            <w:shd w:fill="FFFFFF" w:val="clear"/>
+            <w:tcMar>
+              <w:top w:type="dxa" w:w="40"/>
+              <w:left w:type="dxa" w:w="110"/>
+              <w:bottom w:type="dxa" w:w="40"/>
+              <w:right w:type="dxa" w:w="110"/>
+            </w:tcMar>
+            <w:vAlign w:val="top"/>
+          </w:tcPr>
+          <w:p>
+            <w:pPr>
+              <w:spacing w:after="0" w:before="0"/>
+            </w:pPr>
+            <w:hyperlink w:history="1" r:id="rIdf2oghpjc93qtwlnfrr0th">
+              <w:r>
+                <w:rPr>
+                  <w:rFonts w:ascii="Arial" w:cs="Arial" w:eastAsia="Arial" w:hAnsi="Arial"/>
+                  <w:color w:val="0563C1"/>
+                  <w:sz w:val="13"/>
+                  <w:szCs w:val="13"/>
+                  <w:u w:val="single"/>
+                </w:rPr>
+                <w:t xml:space="preserve">https://corbettmaths.com/wp-content/uploads/2013/02/fractions-decimals-percentages-pdf.pdf</w:t>
+              </w:r>
+            </w:hyperlink>
+          </w:p>
+        </w:tc>
+      </w:tr>
+      <w:tr>
+        <w:trPr>
+          <w:cantSplit/>
+        </w:trPr>
+        <w:tc>
+          <w:tcPr>
             <w:tcW w:type="dxa" w:w="15038"/>
             <w:gridSpan w:val="3"/>
             <w:tcBorders>
@@ -2148,18 +2656,18 @@
           </w:tcPr>
           <w:p>
             <w:pPr>
-              <w:spacing w:before="0" w:after="0"/>
-            </w:pPr>
-            <w:r>
-              <w:rPr>
+              <w:spacing w:after="0" w:before="0"/>
+            </w:pPr>
+            <w:r>
+              <w:rPr>
+                <w:rFonts w:ascii="Arial" w:cs="Arial" w:eastAsia="Arial" w:hAnsi="Arial"/>
                 <w:b/>
                 <w:bCs/>
                 <w:color w:val="7F6000"/>
                 <w:sz w:val="15"/>
                 <w:szCs w:val="15"/>
-                <w:rFonts w:ascii="Arial" w:cs="Arial" w:eastAsia="Arial" w:hAnsi="Arial"/>
-              </w:rPr>
-              <w:t xml:space="preserve">Y1 -- Percentages: % and 100% as the whole; common percentages as fractions and decimals.</w:t>
+              </w:rPr>
+              <w:t xml:space="preserve">Y2 -- Find 10% of a quantity (10% is one-tenth of 100%).</w:t>
             </w:r>
           </w:p>
         </w:tc>
@@ -2188,11 +2696,12 @@
           </w:tcPr>
           <w:p>
             <w:pPr>
-              <w:spacing w:before="0" w:after="0"/>
-              <w:jc w:val="left"/>
-            </w:pPr>
-            <w:r>
-              <w:rPr>
+              <w:spacing w:after="0" w:before="0"/>
+              <w:jc w:val="left"/>
+            </w:pPr>
+            <w:r>
+              <w:rPr>
+                <w:rFonts w:ascii="Arial" w:cs="Arial" w:eastAsia="Arial" w:hAnsi="Arial"/>
                 <w:b w:val="false"/>
                 <w:bCs w:val="false"/>
                 <w:i w:val="false"/>
@@ -2200,7 +2709,6 @@
                 <w:color w:val="000000"/>
                 <w:sz w:val="13"/>
                 <w:szCs w:val="13"/>
-                <w:rFonts w:ascii="Arial" w:cs="Arial" w:eastAsia="Arial" w:hAnsi="Arial"/>
               </w:rPr>
               <w:t xml:space="preserve">Video</w:t>
             </w:r>
@@ -2226,11 +2734,12 @@
           </w:tcPr>
           <w:p>
             <w:pPr>
-              <w:spacing w:before="0" w:after="0"/>
-              <w:jc w:val="left"/>
-            </w:pPr>
-            <w:r>
-              <w:rPr>
+              <w:spacing w:after="0" w:before="0"/>
+              <w:jc w:val="left"/>
+            </w:pPr>
+            <w:r>
+              <w:rPr>
+                <w:rFonts w:ascii="Arial" w:cs="Arial" w:eastAsia="Arial" w:hAnsi="Arial"/>
                 <w:b w:val="false"/>
                 <w:bCs w:val="false"/>
                 <w:i w:val="false"/>
@@ -2238,9 +2747,8 @@
                 <w:color w:val="000000"/>
                 <w:sz w:val="14"/>
                 <w:szCs w:val="14"/>
-                <w:rFonts w:ascii="Arial" w:cs="Arial" w:eastAsia="Arial" w:hAnsi="Arial"/>
-              </w:rPr>
-              <w:t xml:space="preserve">Converting Between Fractions, Decimals and Percents (Mini Course) | Math with Mr. J</w:t>
+              </w:rPr>
+              <w:t xml:space="preserve">Using 10% to Work Out Percentages | Maths with Mrs B</w:t>
             </w:r>
           </w:p>
         </w:tc>
@@ -2264,18 +2772,18 @@
           </w:tcPr>
           <w:p>
             <w:pPr>
-              <w:spacing w:before="0" w:after="0"/>
-            </w:pPr>
-            <w:hyperlink w:history="1" r:id="rIdo7rgymez-nez6sqprittk">
+              <w:spacing w:after="0" w:before="0"/>
+            </w:pPr>
+            <w:hyperlink w:history="1" r:id="rIdvxekebr6hwysrmlnvfvcn">
               <w:r>
                 <w:rPr>
-                  <w:u w:val="single"/>
+                  <w:rFonts w:ascii="Arial" w:cs="Arial" w:eastAsia="Arial" w:hAnsi="Arial"/>
                   <w:color w:val="0563C1"/>
                   <w:sz w:val="13"/>
                   <w:szCs w:val="13"/>
-                  <w:rFonts w:ascii="Arial" w:cs="Arial" w:eastAsia="Arial" w:hAnsi="Arial"/>
+                  <w:u w:val="single"/>
                 </w:rPr>
-                <w:t xml:space="preserve">https://www.youtube.com/watch?v=2vjbNZaFz3c</w:t>
+                <w:t xml:space="preserve">https://www.youtube.com/watch?v=EM8X3SzReTs</w:t>
               </w:r>
             </w:hyperlink>
           </w:p>
@@ -2305,11 +2813,12 @@
           </w:tcPr>
           <w:p>
             <w:pPr>
-              <w:spacing w:before="0" w:after="0"/>
-              <w:jc w:val="left"/>
-            </w:pPr>
-            <w:r>
-              <w:rPr>
+              <w:spacing w:after="0" w:before="0"/>
+              <w:jc w:val="left"/>
+            </w:pPr>
+            <w:r>
+              <w:rPr>
+                <w:rFonts w:ascii="Arial" w:cs="Arial" w:eastAsia="Arial" w:hAnsi="Arial"/>
                 <w:b w:val="false"/>
                 <w:bCs w:val="false"/>
                 <w:i w:val="false"/>
@@ -2317,9 +2826,8 @@
                 <w:color w:val="000000"/>
                 <w:sz w:val="13"/>
                 <w:szCs w:val="13"/>
-                <w:rFonts w:ascii="Arial" w:cs="Arial" w:eastAsia="Arial" w:hAnsi="Arial"/>
-              </w:rPr>
-              <w:t xml:space="preserve">Video</w:t>
+              </w:rPr>
+              <w:t xml:space="preserve">Worksheet (print)</w:t>
             </w:r>
           </w:p>
         </w:tc>
@@ -2343,11 +2851,12 @@
           </w:tcPr>
           <w:p>
             <w:pPr>
-              <w:spacing w:before="0" w:after="0"/>
-              <w:jc w:val="left"/>
-            </w:pPr>
-            <w:r>
-              <w:rPr>
+              <w:spacing w:after="0" w:before="0"/>
+              <w:jc w:val="left"/>
+            </w:pPr>
+            <w:r>
+              <w:rPr>
+                <w:rFonts w:ascii="Arial" w:cs="Arial" w:eastAsia="Arial" w:hAnsi="Arial"/>
                 <w:b w:val="false"/>
                 <w:bCs w:val="false"/>
                 <w:i w:val="false"/>
@@ -2355,9 +2864,8 @@
                 <w:color w:val="000000"/>
                 <w:sz w:val="14"/>
                 <w:szCs w:val="14"/>
-                <w:rFonts w:ascii="Arial" w:cs="Arial" w:eastAsia="Arial" w:hAnsi="Arial"/>
-              </w:rPr>
-              <w:t xml:space="preserve">Fractions to Percents | Math with Mr. J</w:t>
+              </w:rPr>
+              <w:t xml:space="preserve">Corbettmaths — Percentage of an Amount (PDF; start with the 10% questions)</w:t>
             </w:r>
           </w:p>
         </w:tc>
@@ -2381,18 +2889,18 @@
           </w:tcPr>
           <w:p>
             <w:pPr>
-              <w:spacing w:before="0" w:after="0"/>
-            </w:pPr>
-            <w:hyperlink w:history="1" r:id="rIdyyvg7s3wikpav2mltimk4">
+              <w:spacing w:after="0" w:before="0"/>
+            </w:pPr>
+            <w:hyperlink w:history="1" r:id="rId2osa5-sqztb4bnsqdsnng">
               <w:r>
                 <w:rPr>
-                  <w:u w:val="single"/>
+                  <w:rFonts w:ascii="Arial" w:cs="Arial" w:eastAsia="Arial" w:hAnsi="Arial"/>
                   <w:color w:val="0563C1"/>
                   <w:sz w:val="13"/>
                   <w:szCs w:val="13"/>
-                  <w:rFonts w:ascii="Arial" w:cs="Arial" w:eastAsia="Arial" w:hAnsi="Arial"/>
+                  <w:u w:val="single"/>
                 </w:rPr>
-                <w:t xml:space="preserve">https://www.youtube.com/watch?v=XXf4wHb2lYc</w:t>
+                <w:t xml:space="preserve">https://corbettmaths.com/wp-content/uploads/2018/11/Percentages-of-amounts-234-pdf.pdf</w:t>
               </w:r>
             </w:hyperlink>
           </w:p>
@@ -2404,114 +2912,37 @@
         </w:trPr>
         <w:tc>
           <w:tcPr>
-            <w:tcW w:type="dxa" w:w="1700"/>
-            <w:tcBorders>
-              <w:top w:val="single" w:color="DDDDDD" w:sz="2"/>
-              <w:left w:val="single" w:color="DDDDDD" w:sz="2"/>
-              <w:bottom w:val="single" w:color="DDDDDD" w:sz="2"/>
-              <w:right w:val="single" w:color="DDDDDD" w:sz="2"/>
-            </w:tcBorders>
-            <w:shd w:fill="FFFFFF" w:val="clear"/>
-            <w:tcMar>
-              <w:top w:type="dxa" w:w="40"/>
-              <w:left w:type="dxa" w:w="110"/>
-              <w:bottom w:type="dxa" w:w="40"/>
-              <w:right w:type="dxa" w:w="110"/>
-            </w:tcMar>
-            <w:vAlign w:val="top"/>
-          </w:tcPr>
-          <w:p>
-            <w:pPr>
-              <w:spacing w:before="0" w:after="0"/>
-              <w:jc w:val="left"/>
-            </w:pPr>
-            <w:r>
-              <w:rPr>
-                <w:b w:val="false"/>
-                <w:bCs w:val="false"/>
-                <w:i w:val="false"/>
-                <w:iCs w:val="false"/>
-                <w:color w:val="000000"/>
-                <w:sz w:val="13"/>
-                <w:szCs w:val="13"/>
-                <w:rFonts w:ascii="Arial" w:cs="Arial" w:eastAsia="Arial" w:hAnsi="Arial"/>
-              </w:rPr>
-              <w:t xml:space="preserve">Video</w:t>
-            </w:r>
-          </w:p>
-        </w:tc>
-        <w:tc>
-          <w:tcPr>
-            <w:tcW w:type="dxa" w:w="6000"/>
-            <w:tcBorders>
-              <w:top w:val="single" w:color="DDDDDD" w:sz="2"/>
-              <w:left w:val="single" w:color="DDDDDD" w:sz="2"/>
-              <w:bottom w:val="single" w:color="DDDDDD" w:sz="2"/>
-              <w:right w:val="single" w:color="DDDDDD" w:sz="2"/>
-            </w:tcBorders>
-            <w:shd w:fill="FFFFFF" w:val="clear"/>
-            <w:tcMar>
-              <w:top w:type="dxa" w:w="40"/>
-              <w:left w:type="dxa" w:w="110"/>
-              <w:bottom w:type="dxa" w:w="40"/>
-              <w:right w:type="dxa" w:w="110"/>
-            </w:tcMar>
-            <w:vAlign w:val="top"/>
-          </w:tcPr>
-          <w:p>
-            <w:pPr>
-              <w:spacing w:before="0" w:after="0"/>
-              <w:jc w:val="left"/>
-            </w:pPr>
-            <w:r>
-              <w:rPr>
-                <w:b w:val="false"/>
-                <w:bCs w:val="false"/>
-                <w:i w:val="false"/>
-                <w:iCs w:val="false"/>
-                <w:color w:val="000000"/>
-                <w:sz w:val="14"/>
-                <w:szCs w:val="14"/>
-                <w:rFonts w:ascii="Arial" w:cs="Arial" w:eastAsia="Arial" w:hAnsi="Arial"/>
-              </w:rPr>
-              <w:t xml:space="preserve">How to Convert Decimals to Percents | Math with Mr. J</w:t>
-            </w:r>
-          </w:p>
-        </w:tc>
-        <w:tc>
-          <w:tcPr>
-            <w:tcW w:type="dxa" w:w="7338"/>
-            <w:tcBorders>
-              <w:top w:val="single" w:color="DDDDDD" w:sz="2"/>
-              <w:left w:val="single" w:color="DDDDDD" w:sz="2"/>
-              <w:bottom w:val="single" w:color="DDDDDD" w:sz="2"/>
-              <w:right w:val="single" w:color="DDDDDD" w:sz="2"/>
-            </w:tcBorders>
-            <w:shd w:fill="FFFFFF" w:val="clear"/>
-            <w:tcMar>
-              <w:top w:type="dxa" w:w="40"/>
-              <w:left w:type="dxa" w:w="110"/>
-              <w:bottom w:type="dxa" w:w="40"/>
-              <w:right w:type="dxa" w:w="110"/>
-            </w:tcMar>
-            <w:vAlign w:val="top"/>
-          </w:tcPr>
-          <w:p>
-            <w:pPr>
-              <w:spacing w:before="0" w:after="0"/>
-            </w:pPr>
-            <w:hyperlink w:history="1" r:id="rIdz_kefhom53ep0eyqahdp5">
-              <w:r>
-                <w:rPr>
-                  <w:u w:val="single"/>
-                  <w:color w:val="0563C1"/>
-                  <w:sz w:val="13"/>
-                  <w:szCs w:val="13"/>
-                  <w:rFonts w:ascii="Arial" w:cs="Arial" w:eastAsia="Arial" w:hAnsi="Arial"/>
-                </w:rPr>
-                <w:t xml:space="preserve">https://www.youtube.com/watch?v=84WDtZwrGhA</w:t>
-              </w:r>
-            </w:hyperlink>
+            <w:tcW w:type="dxa" w:w="15038"/>
+            <w:gridSpan w:val="3"/>
+            <w:tcBorders>
+              <w:top w:val="single" w:color="DDDDDD" w:sz="2"/>
+              <w:left w:val="single" w:color="DDDDDD" w:sz="2"/>
+              <w:bottom w:val="single" w:color="DDDDDD" w:sz="2"/>
+              <w:right w:val="single" w:color="DDDDDD" w:sz="2"/>
+            </w:tcBorders>
+            <w:shd w:fill="FFF9E6" w:val="clear"/>
+            <w:tcMar>
+              <w:top w:type="dxa" w:w="50"/>
+              <w:left w:type="dxa" w:w="110"/>
+              <w:bottom w:type="dxa" w:w="50"/>
+              <w:right w:type="dxa" w:w="110"/>
+            </w:tcMar>
+          </w:tcPr>
+          <w:p>
+            <w:pPr>
+              <w:spacing w:after="0" w:before="0"/>
+            </w:pPr>
+            <w:r>
+              <w:rPr>
+                <w:rFonts w:ascii="Arial" w:cs="Arial" w:eastAsia="Arial" w:hAnsi="Arial"/>
+                <w:b/>
+                <w:bCs/>
+                <w:color w:val="7F6000"/>
+                <w:sz w:val="15"/>
+                <w:szCs w:val="15"/>
+              </w:rPr>
+              <w:t xml:space="preserve">Y3 -- Build a table of values from a geometric pattern and describe it as multiplication.</w:t>
+            </w:r>
           </w:p>
         </w:tc>
       </w:tr>
@@ -2539,11 +2970,12 @@
           </w:tcPr>
           <w:p>
             <w:pPr>
-              <w:spacing w:before="0" w:after="0"/>
-              <w:jc w:val="left"/>
-            </w:pPr>
-            <w:r>
-              <w:rPr>
+              <w:spacing w:after="0" w:before="0"/>
+              <w:jc w:val="left"/>
+            </w:pPr>
+            <w:r>
+              <w:rPr>
+                <w:rFonts w:ascii="Arial" w:cs="Arial" w:eastAsia="Arial" w:hAnsi="Arial"/>
                 <w:b w:val="false"/>
                 <w:bCs w:val="false"/>
                 <w:i w:val="false"/>
@@ -2551,9 +2983,8 @@
                 <w:color w:val="000000"/>
                 <w:sz w:val="13"/>
                 <w:szCs w:val="13"/>
-                <w:rFonts w:ascii="Arial" w:cs="Arial" w:eastAsia="Arial" w:hAnsi="Arial"/>
-              </w:rPr>
-              <w:t xml:space="preserve">Worksheet (print)</w:t>
+              </w:rPr>
+              <w:t xml:space="preserve">Video</w:t>
             </w:r>
           </w:p>
         </w:tc>
@@ -2577,11 +3008,12 @@
           </w:tcPr>
           <w:p>
             <w:pPr>
-              <w:spacing w:before="0" w:after="0"/>
-              <w:jc w:val="left"/>
-            </w:pPr>
-            <w:r>
-              <w:rPr>
+              <w:spacing w:after="0" w:before="0"/>
+              <w:jc w:val="left"/>
+            </w:pPr>
+            <w:r>
+              <w:rPr>
+                <w:rFonts w:ascii="Arial" w:cs="Arial" w:eastAsia="Arial" w:hAnsi="Arial"/>
                 <w:b w:val="false"/>
                 <w:bCs w:val="false"/>
                 <w:i w:val="false"/>
@@ -2589,9 +3021,8 @@
                 <w:color w:val="000000"/>
                 <w:sz w:val="14"/>
                 <w:szCs w:val="14"/>
-                <w:rFonts w:ascii="Arial" w:cs="Arial" w:eastAsia="Arial" w:hAnsi="Arial"/>
-              </w:rPr>
-              <w:t xml:space="preserve">Corbettmaths — Fractions, Decimals &amp; Percentages (PDF)</w:t>
+              </w:rPr>
+              <w:t xml:space="preserve">Input Output Tables: Find Patterns or Rules | Easy Math with Mrs. Easley</w:t>
             </w:r>
           </w:p>
         </w:tc>
@@ -2615,18 +3046,18 @@
           </w:tcPr>
           <w:p>
             <w:pPr>
-              <w:spacing w:before="0" w:after="0"/>
-            </w:pPr>
-            <w:hyperlink w:history="1" r:id="rIdca-ac8izgm_vnu5tel6z4">
+              <w:spacing w:after="0" w:before="0"/>
+            </w:pPr>
+            <w:hyperlink w:history="1" r:id="rIdmhasqf2iznszfbwe4tulu">
               <w:r>
                 <w:rPr>
-                  <w:u w:val="single"/>
+                  <w:rFonts w:ascii="Arial" w:cs="Arial" w:eastAsia="Arial" w:hAnsi="Arial"/>
                   <w:color w:val="0563C1"/>
                   <w:sz w:val="13"/>
                   <w:szCs w:val="13"/>
-                  <w:rFonts w:ascii="Arial" w:cs="Arial" w:eastAsia="Arial" w:hAnsi="Arial"/>
+                  <w:u w:val="single"/>
                 </w:rPr>
-                <w:t xml:space="preserve">https://corbettmaths.com/wp-content/uploads/2013/02/fractions-decimals-percentages-pdf.pdf</w:t>
+                <w:t xml:space="preserve">https://www.youtube.com/watch?v=q0n7FMe1CQk</w:t>
               </w:r>
             </w:hyperlink>
           </w:p>
@@ -2656,18 +3087,18 @@
           </w:tcPr>
           <w:p>
             <w:pPr>
-              <w:spacing w:before="0" w:after="0"/>
-            </w:pPr>
-            <w:r>
-              <w:rPr>
+              <w:spacing w:after="0" w:before="0"/>
+            </w:pPr>
+            <w:r>
+              <w:rPr>
+                <w:rFonts w:ascii="Arial" w:cs="Arial" w:eastAsia="Arial" w:hAnsi="Arial"/>
                 <w:b/>
                 <w:bCs/>
                 <w:color w:val="7F6000"/>
                 <w:sz w:val="15"/>
                 <w:szCs w:val="15"/>
-                <w:rFonts w:ascii="Arial" w:cs="Arial" w:eastAsia="Arial" w:hAnsi="Arial"/>
-              </w:rPr>
-              <w:t xml:space="preserve">Y2 -- Find 10% of a quantity (10% is one-tenth of 100%).</w:t>
+              </w:rPr>
+              <w:t xml:space="preserve">Y4 -- Determine the rule relating the two rows of a table (algebraic reasoning).</w:t>
             </w:r>
           </w:p>
         </w:tc>
@@ -2696,11 +3127,12 @@
           </w:tcPr>
           <w:p>
             <w:pPr>
-              <w:spacing w:before="0" w:after="0"/>
-              <w:jc w:val="left"/>
-            </w:pPr>
-            <w:r>
-              <w:rPr>
+              <w:spacing w:after="0" w:before="0"/>
+              <w:jc w:val="left"/>
+            </w:pPr>
+            <w:r>
+              <w:rPr>
+                <w:rFonts w:ascii="Arial" w:cs="Arial" w:eastAsia="Arial" w:hAnsi="Arial"/>
                 <w:b w:val="false"/>
                 <w:bCs w:val="false"/>
                 <w:i w:val="false"/>
@@ -2708,7 +3140,6 @@
                 <w:color w:val="000000"/>
                 <w:sz w:val="13"/>
                 <w:szCs w:val="13"/>
-                <w:rFonts w:ascii="Arial" w:cs="Arial" w:eastAsia="Arial" w:hAnsi="Arial"/>
               </w:rPr>
               <w:t xml:space="preserve">Video</w:t>
             </w:r>
@@ -2734,11 +3165,12 @@
           </w:tcPr>
           <w:p>
             <w:pPr>
-              <w:spacing w:before="0" w:after="0"/>
-              <w:jc w:val="left"/>
-            </w:pPr>
-            <w:r>
-              <w:rPr>
+              <w:spacing w:after="0" w:before="0"/>
+              <w:jc w:val="left"/>
+            </w:pPr>
+            <w:r>
+              <w:rPr>
+                <w:rFonts w:ascii="Arial" w:cs="Arial" w:eastAsia="Arial" w:hAnsi="Arial"/>
                 <w:b w:val="false"/>
                 <w:bCs w:val="false"/>
                 <w:i w:val="false"/>
@@ -2746,9 +3178,8 @@
                 <w:color w:val="000000"/>
                 <w:sz w:val="14"/>
                 <w:szCs w:val="14"/>
-                <w:rFonts w:ascii="Arial" w:cs="Arial" w:eastAsia="Arial" w:hAnsi="Arial"/>
-              </w:rPr>
-              <w:t xml:space="preserve">How to Find a Percent of a Number | Math with Mr. J</w:t>
+              </w:rPr>
+              <w:t xml:space="preserve">Input Output Tables: Find Patterns or Rules | Easy Math with Mrs. Easley</w:t>
             </w:r>
           </w:p>
         </w:tc>
@@ -2772,18 +3203,18 @@
           </w:tcPr>
           <w:p>
             <w:pPr>
-              <w:spacing w:before="0" w:after="0"/>
-            </w:pPr>
-            <w:hyperlink w:history="1" r:id="rIdrm3gwkgrkwtjok3syvp_x">
+              <w:spacing w:after="0" w:before="0"/>
+            </w:pPr>
+            <w:hyperlink w:history="1" r:id="rId_nnvmxuc3_xdd2_gwd5cy">
               <w:r>
                 <w:rPr>
-                  <w:u w:val="single"/>
+                  <w:rFonts w:ascii="Arial" w:cs="Arial" w:eastAsia="Arial" w:hAnsi="Arial"/>
                   <w:color w:val="0563C1"/>
                   <w:sz w:val="13"/>
                   <w:szCs w:val="13"/>
-                  <w:rFonts w:ascii="Arial" w:cs="Arial" w:eastAsia="Arial" w:hAnsi="Arial"/>
+                  <w:u w:val="single"/>
                 </w:rPr>
-                <w:t xml:space="preserve">https://www.youtube.com/watch?v=5CAncQ4TZD4</w:t>
+                <w:t xml:space="preserve">https://www.youtube.com/watch?v=q0n7FMe1CQk</w:t>
               </w:r>
             </w:hyperlink>
           </w:p>
@@ -2813,11 +3244,12 @@
           </w:tcPr>
           <w:p>
             <w:pPr>
-              <w:spacing w:before="0" w:after="0"/>
-              <w:jc w:val="left"/>
-            </w:pPr>
-            <w:r>
-              <w:rPr>
+              <w:spacing w:after="0" w:before="0"/>
+              <w:jc w:val="left"/>
+            </w:pPr>
+            <w:r>
+              <w:rPr>
+                <w:rFonts w:ascii="Arial" w:cs="Arial" w:eastAsia="Arial" w:hAnsi="Arial"/>
                 <w:b w:val="false"/>
                 <w:bCs w:val="false"/>
                 <w:i w:val="false"/>
@@ -2825,9 +3257,8 @@
                 <w:color w:val="000000"/>
                 <w:sz w:val="13"/>
                 <w:szCs w:val="13"/>
-                <w:rFonts w:ascii="Arial" w:cs="Arial" w:eastAsia="Arial" w:hAnsi="Arial"/>
-              </w:rPr>
-              <w:t xml:space="preserve">Worksheet (print)</w:t>
+              </w:rPr>
+              <w:t xml:space="preserve">Video</w:t>
             </w:r>
           </w:p>
         </w:tc>
@@ -2851,11 +3282,12 @@
           </w:tcPr>
           <w:p>
             <w:pPr>
-              <w:spacing w:before="0" w:after="0"/>
-              <w:jc w:val="left"/>
-            </w:pPr>
-            <w:r>
-              <w:rPr>
+              <w:spacing w:after="0" w:before="0"/>
+              <w:jc w:val="left"/>
+            </w:pPr>
+            <w:r>
+              <w:rPr>
+                <w:rFonts w:ascii="Arial" w:cs="Arial" w:eastAsia="Arial" w:hAnsi="Arial"/>
                 <w:b w:val="false"/>
                 <w:bCs w:val="false"/>
                 <w:i w:val="false"/>
@@ -2863,9 +3295,8 @@
                 <w:color w:val="000000"/>
                 <w:sz w:val="14"/>
                 <w:szCs w:val="14"/>
-                <w:rFonts w:ascii="Arial" w:cs="Arial" w:eastAsia="Arial" w:hAnsi="Arial"/>
-              </w:rPr>
-              <w:t xml:space="preserve">Corbettmaths — Percentage of an Amount (PDF)</w:t>
+              </w:rPr>
+              <w:t xml:space="preserve">Input &amp; Output Tables: Rules &amp; Missing Values | STEAMspirations</w:t>
             </w:r>
           </w:p>
         </w:tc>
@@ -2889,18 +3320,18 @@
           </w:tcPr>
           <w:p>
             <w:pPr>
-              <w:spacing w:before="0" w:after="0"/>
-            </w:pPr>
-            <w:hyperlink w:history="1" r:id="rId-uwmurtpk1aqusk0si3i4">
+              <w:spacing w:after="0" w:before="0"/>
+            </w:pPr>
+            <w:hyperlink w:history="1" r:id="rIdktetuc-wefnwcw8t0fde-">
               <w:r>
                 <w:rPr>
-                  <w:u w:val="single"/>
+                  <w:rFonts w:ascii="Arial" w:cs="Arial" w:eastAsia="Arial" w:hAnsi="Arial"/>
                   <w:color w:val="0563C1"/>
                   <w:sz w:val="13"/>
                   <w:szCs w:val="13"/>
-                  <w:rFonts w:ascii="Arial" w:cs="Arial" w:eastAsia="Arial" w:hAnsi="Arial"/>
+                  <w:u w:val="single"/>
                 </w:rPr>
-                <w:t xml:space="preserve">https://corbettmaths.com/wp-content/uploads/2018/11/Percentages-of-amounts-234-pdf.pdf</w:t>
+                <w:t xml:space="preserve">https://www.youtube.com/watch?v=Z7UPvsKz4Kw</w:t>
               </w:r>
             </w:hyperlink>
           </w:p>
@@ -2930,11 +3361,12 @@
           </w:tcPr>
           <w:p>
             <w:pPr>
-              <w:spacing w:before="0" w:after="0"/>
-              <w:jc w:val="left"/>
-            </w:pPr>
-            <w:r>
-              <w:rPr>
+              <w:spacing w:after="0" w:before="0"/>
+              <w:jc w:val="left"/>
+            </w:pPr>
+            <w:r>
+              <w:rPr>
+                <w:rFonts w:ascii="Arial" w:cs="Arial" w:eastAsia="Arial" w:hAnsi="Arial"/>
                 <w:b w:val="false"/>
                 <w:bCs w:val="false"/>
                 <w:i w:val="false"/>
@@ -2942,9 +3374,8 @@
                 <w:color w:val="000000"/>
                 <w:sz w:val="13"/>
                 <w:szCs w:val="13"/>
-                <w:rFonts w:ascii="Arial" w:cs="Arial" w:eastAsia="Arial" w:hAnsi="Arial"/>
-              </w:rPr>
-              <w:t xml:space="preserve">Website</w:t>
+              </w:rPr>
+              <w:t xml:space="preserve">Video</w:t>
             </w:r>
           </w:p>
         </w:tc>
@@ -2968,11 +3399,12 @@
           </w:tcPr>
           <w:p>
             <w:pPr>
-              <w:spacing w:before="0" w:after="0"/>
-              <w:jc w:val="left"/>
-            </w:pPr>
-            <w:r>
-              <w:rPr>
+              <w:spacing w:after="0" w:before="0"/>
+              <w:jc w:val="left"/>
+            </w:pPr>
+            <w:r>
+              <w:rPr>
+                <w:rFonts w:ascii="Arial" w:cs="Arial" w:eastAsia="Arial" w:hAnsi="Arial"/>
                 <w:b w:val="false"/>
                 <w:bCs w:val="false"/>
                 <w:i w:val="false"/>
@@ -2980,9 +3412,8 @@
                 <w:color w:val="000000"/>
                 <w:sz w:val="14"/>
                 <w:szCs w:val="14"/>
-                <w:rFonts w:ascii="Arial" w:cs="Arial" w:eastAsia="Arial" w:hAnsi="Arial"/>
-              </w:rPr>
-              <w:t xml:space="preserve">Maths is Fun — Percentages (interactive)</w:t>
+              </w:rPr>
+              <w:t xml:space="preserve">Input Output Tables Song: Finding the Rule of a Function | NUMBEROCK</w:t>
             </w:r>
           </w:p>
         </w:tc>
@@ -3006,18 +3437,18 @@
           </w:tcPr>
           <w:p>
             <w:pPr>
-              <w:spacing w:before="0" w:after="0"/>
-            </w:pPr>
-            <w:hyperlink w:history="1" r:id="rIdtayiffow5dz1wavaqiilx">
+              <w:spacing w:after="0" w:before="0"/>
+            </w:pPr>
+            <w:hyperlink w:history="1" r:id="rIdcjdnldi4fy0mndrpcq92s">
               <w:r>
                 <w:rPr>
-                  <w:u w:val="single"/>
+                  <w:rFonts w:ascii="Arial" w:cs="Arial" w:eastAsia="Arial" w:hAnsi="Arial"/>
                   <w:color w:val="0563C1"/>
                   <w:sz w:val="13"/>
                   <w:szCs w:val="13"/>
-                  <w:rFonts w:ascii="Arial" w:cs="Arial" w:eastAsia="Arial" w:hAnsi="Arial"/>
+                  <w:u w:val="single"/>
                 </w:rPr>
-                <w:t xml:space="preserve">https://www.mathsisfun.com/percentage.html</w:t>
+                <w:t xml:space="preserve">https://www.youtube.com/watch?v=d1COIcRoSgo</w:t>
               </w:r>
             </w:hyperlink>
           </w:p>
@@ -3047,18 +3478,18 @@
           </w:tcPr>
           <w:p>
             <w:pPr>
-              <w:spacing w:before="0" w:after="0"/>
-            </w:pPr>
-            <w:r>
-              <w:rPr>
+              <w:spacing w:after="0" w:before="0"/>
+            </w:pPr>
+            <w:r>
+              <w:rPr>
+                <w:rFonts w:ascii="Arial" w:cs="Arial" w:eastAsia="Arial" w:hAnsi="Arial"/>
                 <w:b/>
                 <w:bCs/>
                 <w:color w:val="7F6000"/>
                 <w:sz w:val="15"/>
                 <w:szCs w:val="15"/>
-                <w:rFonts w:ascii="Arial" w:cs="Arial" w:eastAsia="Arial" w:hAnsi="Arial"/>
-              </w:rPr>
-              <w:t xml:space="preserve">Y3 -- Build a table of values from a geometric pattern and describe it as multiplication.</w:t>
+              </w:rPr>
+              <w:t xml:space="preserve">Y5 -- Multiply and divide decimals by powers of 10.</w:t>
             </w:r>
           </w:p>
         </w:tc>
@@ -3087,11 +3518,12 @@
           </w:tcPr>
           <w:p>
             <w:pPr>
-              <w:spacing w:before="0" w:after="0"/>
-              <w:jc w:val="left"/>
-            </w:pPr>
-            <w:r>
-              <w:rPr>
+              <w:spacing w:after="0" w:before="0"/>
+              <w:jc w:val="left"/>
+            </w:pPr>
+            <w:r>
+              <w:rPr>
+                <w:rFonts w:ascii="Arial" w:cs="Arial" w:eastAsia="Arial" w:hAnsi="Arial"/>
                 <w:b w:val="false"/>
                 <w:bCs w:val="false"/>
                 <w:i w:val="false"/>
@@ -3099,7 +3531,6 @@
                 <w:color w:val="000000"/>
                 <w:sz w:val="13"/>
                 <w:szCs w:val="13"/>
-                <w:rFonts w:ascii="Arial" w:cs="Arial" w:eastAsia="Arial" w:hAnsi="Arial"/>
               </w:rPr>
               <w:t xml:space="preserve">Video</w:t>
             </w:r>
@@ -3125,11 +3556,12 @@
           </w:tcPr>
           <w:p>
             <w:pPr>
-              <w:spacing w:before="0" w:after="0"/>
-              <w:jc w:val="left"/>
-            </w:pPr>
-            <w:r>
-              <w:rPr>
+              <w:spacing w:after="0" w:before="0"/>
+              <w:jc w:val="left"/>
+            </w:pPr>
+            <w:r>
+              <w:rPr>
+                <w:rFonts w:ascii="Arial" w:cs="Arial" w:eastAsia="Arial" w:hAnsi="Arial"/>
                 <w:b w:val="false"/>
                 <w:bCs w:val="false"/>
                 <w:i w:val="false"/>
@@ -3137,9 +3569,8 @@
                 <w:color w:val="000000"/>
                 <w:sz w:val="14"/>
                 <w:szCs w:val="14"/>
-                <w:rFonts w:ascii="Arial" w:cs="Arial" w:eastAsia="Arial" w:hAnsi="Arial"/>
-              </w:rPr>
-              <w:t xml:space="preserve">Input Output Tables: Find Patterns or Rules | Easy Math with Mrs. Easley</w:t>
+              </w:rPr>
+              <w:t xml:space="preserve">Multiplying and Dividing by Powers of 10 | Math with Mr. J</w:t>
             </w:r>
           </w:p>
         </w:tc>
@@ -3163,18 +3594,18 @@
           </w:tcPr>
           <w:p>
             <w:pPr>
-              <w:spacing w:before="0" w:after="0"/>
-            </w:pPr>
-            <w:hyperlink w:history="1" r:id="rId7m3mzkkt191juh0jbh3fj">
+              <w:spacing w:after="0" w:before="0"/>
+            </w:pPr>
+            <w:hyperlink w:history="1" r:id="rId6fcky_krcdtrvd9hkzz9v">
               <w:r>
                 <w:rPr>
-                  <w:u w:val="single"/>
+                  <w:rFonts w:ascii="Arial" w:cs="Arial" w:eastAsia="Arial" w:hAnsi="Arial"/>
                   <w:color w:val="0563C1"/>
                   <w:sz w:val="13"/>
                   <w:szCs w:val="13"/>
-                  <w:rFonts w:ascii="Arial" w:cs="Arial" w:eastAsia="Arial" w:hAnsi="Arial"/>
+                  <w:u w:val="single"/>
                 </w:rPr>
-                <w:t xml:space="preserve">https://www.youtube.com/watch?v=q0n7FMe1CQk</w:t>
+                <w:t xml:space="preserve">https://www.youtube.com/watch?v=HH-yrNS80Cg</w:t>
               </w:r>
             </w:hyperlink>
           </w:p>
@@ -3204,11 +3635,12 @@
           </w:tcPr>
           <w:p>
             <w:pPr>
-              <w:spacing w:before="0" w:after="0"/>
-              <w:jc w:val="left"/>
-            </w:pPr>
-            <w:r>
-              <w:rPr>
+              <w:spacing w:after="0" w:before="0"/>
+              <w:jc w:val="left"/>
+            </w:pPr>
+            <w:r>
+              <w:rPr>
+                <w:rFonts w:ascii="Arial" w:cs="Arial" w:eastAsia="Arial" w:hAnsi="Arial"/>
                 <w:b w:val="false"/>
                 <w:bCs w:val="false"/>
                 <w:i w:val="false"/>
@@ -3216,7 +3648,6 @@
                 <w:color w:val="000000"/>
                 <w:sz w:val="13"/>
                 <w:szCs w:val="13"/>
-                <w:rFonts w:ascii="Arial" w:cs="Arial" w:eastAsia="Arial" w:hAnsi="Arial"/>
               </w:rPr>
               <w:t xml:space="preserve">Video</w:t>
             </w:r>
@@ -3242,11 +3673,12 @@
           </w:tcPr>
           <w:p>
             <w:pPr>
-              <w:spacing w:before="0" w:after="0"/>
-              <w:jc w:val="left"/>
-            </w:pPr>
-            <w:r>
-              <w:rPr>
+              <w:spacing w:after="0" w:before="0"/>
+              <w:jc w:val="left"/>
+            </w:pPr>
+            <w:r>
+              <w:rPr>
+                <w:rFonts w:ascii="Arial" w:cs="Arial" w:eastAsia="Arial" w:hAnsi="Arial"/>
                 <w:b w:val="false"/>
                 <w:bCs w:val="false"/>
                 <w:i w:val="false"/>
@@ -3254,9 +3686,8 @@
                 <w:color w:val="000000"/>
                 <w:sz w:val="14"/>
                 <w:szCs w:val="14"/>
-                <w:rFonts w:ascii="Arial" w:cs="Arial" w:eastAsia="Arial" w:hAnsi="Arial"/>
-              </w:rPr>
-              <w:t xml:space="preserve">Input Output Tables Song: Finding the Rule of a Function | NUMBEROCK</w:t>
+              </w:rPr>
+              <w:t xml:space="preserve">Multiplying and Dividing Decimals by 10, 100 and 1000 | Twinkl</w:t>
             </w:r>
           </w:p>
         </w:tc>
@@ -3280,18 +3711,18 @@
           </w:tcPr>
           <w:p>
             <w:pPr>
-              <w:spacing w:before="0" w:after="0"/>
-            </w:pPr>
-            <w:hyperlink w:history="1" r:id="rIduz0yflky30_obvwr9k3df">
+              <w:spacing w:after="0" w:before="0"/>
+            </w:pPr>
+            <w:hyperlink w:history="1" r:id="rIdnutm5kyytbe3vhdj-txlb">
               <w:r>
                 <w:rPr>
-                  <w:u w:val="single"/>
+                  <w:rFonts w:ascii="Arial" w:cs="Arial" w:eastAsia="Arial" w:hAnsi="Arial"/>
                   <w:color w:val="0563C1"/>
                   <w:sz w:val="13"/>
                   <w:szCs w:val="13"/>
-                  <w:rFonts w:ascii="Arial" w:cs="Arial" w:eastAsia="Arial" w:hAnsi="Arial"/>
+                  <w:u w:val="single"/>
                 </w:rPr>
-                <w:t xml:space="preserve">https://www.youtube.com/watch?v=d1COIcRoSgo</w:t>
+                <w:t xml:space="preserve">https://www.youtube.com/watch?v=TIlAg3Aa5rA</w:t>
               </w:r>
             </w:hyperlink>
           </w:p>
@@ -3303,114 +3734,37 @@
         </w:trPr>
         <w:tc>
           <w:tcPr>
-            <w:tcW w:type="dxa" w:w="1700"/>
-            <w:tcBorders>
-              <w:top w:val="single" w:color="DDDDDD" w:sz="2"/>
-              <w:left w:val="single" w:color="DDDDDD" w:sz="2"/>
-              <w:bottom w:val="single" w:color="DDDDDD" w:sz="2"/>
-              <w:right w:val="single" w:color="DDDDDD" w:sz="2"/>
-            </w:tcBorders>
-            <w:shd w:fill="FFFFFF" w:val="clear"/>
-            <w:tcMar>
-              <w:top w:type="dxa" w:w="40"/>
-              <w:left w:type="dxa" w:w="110"/>
-              <w:bottom w:type="dxa" w:w="40"/>
-              <w:right w:type="dxa" w:w="110"/>
-            </w:tcMar>
-            <w:vAlign w:val="top"/>
-          </w:tcPr>
-          <w:p>
-            <w:pPr>
-              <w:spacing w:before="0" w:after="0"/>
-              <w:jc w:val="left"/>
-            </w:pPr>
-            <w:r>
-              <w:rPr>
-                <w:b w:val="false"/>
-                <w:bCs w:val="false"/>
-                <w:i w:val="false"/>
-                <w:iCs w:val="false"/>
-                <w:color w:val="000000"/>
-                <w:sz w:val="13"/>
-                <w:szCs w:val="13"/>
-                <w:rFonts w:ascii="Arial" w:cs="Arial" w:eastAsia="Arial" w:hAnsi="Arial"/>
-              </w:rPr>
-              <w:t xml:space="preserve">Video</w:t>
-            </w:r>
-          </w:p>
-        </w:tc>
-        <w:tc>
-          <w:tcPr>
-            <w:tcW w:type="dxa" w:w="6000"/>
-            <w:tcBorders>
-              <w:top w:val="single" w:color="DDDDDD" w:sz="2"/>
-              <w:left w:val="single" w:color="DDDDDD" w:sz="2"/>
-              <w:bottom w:val="single" w:color="DDDDDD" w:sz="2"/>
-              <w:right w:val="single" w:color="DDDDDD" w:sz="2"/>
-            </w:tcBorders>
-            <w:shd w:fill="FFFFFF" w:val="clear"/>
-            <w:tcMar>
-              <w:top w:type="dxa" w:w="40"/>
-              <w:left w:type="dxa" w:w="110"/>
-              <w:bottom w:type="dxa" w:w="40"/>
-              <w:right w:type="dxa" w:w="110"/>
-            </w:tcMar>
-            <w:vAlign w:val="top"/>
-          </w:tcPr>
-          <w:p>
-            <w:pPr>
-              <w:spacing w:before="0" w:after="0"/>
-              <w:jc w:val="left"/>
-            </w:pPr>
-            <w:r>
-              <w:rPr>
-                <w:b w:val="false"/>
-                <w:bCs w:val="false"/>
-                <w:i w:val="false"/>
-                <w:iCs w:val="false"/>
-                <w:color w:val="000000"/>
-                <w:sz w:val="14"/>
-                <w:szCs w:val="14"/>
-                <w:rFonts w:ascii="Arial" w:cs="Arial" w:eastAsia="Arial" w:hAnsi="Arial"/>
-              </w:rPr>
-              <w:t xml:space="preserve">Input &amp; Output Tables: Rules &amp; Missing Values | STEAMspirations</w:t>
-            </w:r>
-          </w:p>
-        </w:tc>
-        <w:tc>
-          <w:tcPr>
-            <w:tcW w:type="dxa" w:w="7338"/>
-            <w:tcBorders>
-              <w:top w:val="single" w:color="DDDDDD" w:sz="2"/>
-              <w:left w:val="single" w:color="DDDDDD" w:sz="2"/>
-              <w:bottom w:val="single" w:color="DDDDDD" w:sz="2"/>
-              <w:right w:val="single" w:color="DDDDDD" w:sz="2"/>
-            </w:tcBorders>
-            <w:shd w:fill="FFFFFF" w:val="clear"/>
-            <w:tcMar>
-              <w:top w:type="dxa" w:w="40"/>
-              <w:left w:type="dxa" w:w="110"/>
-              <w:bottom w:type="dxa" w:w="40"/>
-              <w:right w:type="dxa" w:w="110"/>
-            </w:tcMar>
-            <w:vAlign w:val="top"/>
-          </w:tcPr>
-          <w:p>
-            <w:pPr>
-              <w:spacing w:before="0" w:after="0"/>
-            </w:pPr>
-            <w:hyperlink w:history="1" r:id="rIdqxktywgvglh-yg04pro4a">
-              <w:r>
-                <w:rPr>
-                  <w:u w:val="single"/>
-                  <w:color w:val="0563C1"/>
-                  <w:sz w:val="13"/>
-                  <w:szCs w:val="13"/>
-                  <w:rFonts w:ascii="Arial" w:cs="Arial" w:eastAsia="Arial" w:hAnsi="Arial"/>
-                </w:rPr>
-                <w:t xml:space="preserve">https://www.youtube.com/watch?v=Z7UPvsKz4Kw</w:t>
-              </w:r>
-            </w:hyperlink>
+            <w:tcW w:type="dxa" w:w="15038"/>
+            <w:gridSpan w:val="3"/>
+            <w:tcBorders>
+              <w:top w:val="single" w:color="DDDDDD" w:sz="2"/>
+              <w:left w:val="single" w:color="DDDDDD" w:sz="2"/>
+              <w:bottom w:val="single" w:color="DDDDDD" w:sz="2"/>
+              <w:right w:val="single" w:color="DDDDDD" w:sz="2"/>
+            </w:tcBorders>
+            <w:shd w:fill="FFF9E6" w:val="clear"/>
+            <w:tcMar>
+              <w:top w:type="dxa" w:w="50"/>
+              <w:left w:type="dxa" w:w="110"/>
+              <w:bottom w:type="dxa" w:w="50"/>
+              <w:right w:type="dxa" w:w="110"/>
+            </w:tcMar>
+          </w:tcPr>
+          <w:p>
+            <w:pPr>
+              <w:spacing w:after="0" w:before="0"/>
+            </w:pPr>
+            <w:r>
+              <w:rPr>
+                <w:rFonts w:ascii="Arial" w:cs="Arial" w:eastAsia="Arial" w:hAnsi="Arial"/>
+                <w:b/>
+                <w:bCs/>
+                <w:color w:val="7F6000"/>
+                <w:sz w:val="15"/>
+                <w:szCs w:val="15"/>
+              </w:rPr>
+              <w:t xml:space="preserve">Y6 -- Complete number sentences with missing numbers using inverse operations.</w:t>
+            </w:r>
           </w:p>
         </w:tc>
       </w:tr>
@@ -3420,37 +3774,114 @@
         </w:trPr>
         <w:tc>
           <w:tcPr>
-            <w:tcW w:type="dxa" w:w="15038"/>
-            <w:gridSpan w:val="3"/>
-            <w:tcBorders>
-              <w:top w:val="single" w:color="DDDDDD" w:sz="2"/>
-              <w:left w:val="single" w:color="DDDDDD" w:sz="2"/>
-              <w:bottom w:val="single" w:color="DDDDDD" w:sz="2"/>
-              <w:right w:val="single" w:color="DDDDDD" w:sz="2"/>
-            </w:tcBorders>
-            <w:shd w:fill="FFF9E6" w:val="clear"/>
-            <w:tcMar>
-              <w:top w:type="dxa" w:w="50"/>
-              <w:left w:type="dxa" w:w="110"/>
-              <w:bottom w:type="dxa" w:w="50"/>
-              <w:right w:type="dxa" w:w="110"/>
-            </w:tcMar>
-          </w:tcPr>
-          <w:p>
-            <w:pPr>
-              <w:spacing w:before="0" w:after="0"/>
-            </w:pPr>
-            <w:r>
-              <w:rPr>
-                <w:b/>
-                <w:bCs/>
-                <w:color w:val="7F6000"/>
-                <w:sz w:val="15"/>
-                <w:szCs w:val="15"/>
-                <w:rFonts w:ascii="Arial" w:cs="Arial" w:eastAsia="Arial" w:hAnsi="Arial"/>
-              </w:rPr>
-              <w:t xml:space="preserve">Y4 -- Determine the rule relating the two rows of a table (algebraic reasoning).</w:t>
-            </w:r>
+            <w:tcW w:type="dxa" w:w="1700"/>
+            <w:tcBorders>
+              <w:top w:val="single" w:color="DDDDDD" w:sz="2"/>
+              <w:left w:val="single" w:color="DDDDDD" w:sz="2"/>
+              <w:bottom w:val="single" w:color="DDDDDD" w:sz="2"/>
+              <w:right w:val="single" w:color="DDDDDD" w:sz="2"/>
+            </w:tcBorders>
+            <w:shd w:fill="FFFFFF" w:val="clear"/>
+            <w:tcMar>
+              <w:top w:type="dxa" w:w="40"/>
+              <w:left w:type="dxa" w:w="110"/>
+              <w:bottom w:type="dxa" w:w="40"/>
+              <w:right w:type="dxa" w:w="110"/>
+            </w:tcMar>
+            <w:vAlign w:val="top"/>
+          </w:tcPr>
+          <w:p>
+            <w:pPr>
+              <w:spacing w:after="0" w:before="0"/>
+              <w:jc w:val="left"/>
+            </w:pPr>
+            <w:r>
+              <w:rPr>
+                <w:rFonts w:ascii="Arial" w:cs="Arial" w:eastAsia="Arial" w:hAnsi="Arial"/>
+                <w:b w:val="false"/>
+                <w:bCs w:val="false"/>
+                <w:i w:val="false"/>
+                <w:iCs w:val="false"/>
+                <w:color w:val="000000"/>
+                <w:sz w:val="13"/>
+                <w:szCs w:val="13"/>
+              </w:rPr>
+              <w:t xml:space="preserve">Video</w:t>
+            </w:r>
+          </w:p>
+        </w:tc>
+        <w:tc>
+          <w:tcPr>
+            <w:tcW w:type="dxa" w:w="6000"/>
+            <w:tcBorders>
+              <w:top w:val="single" w:color="DDDDDD" w:sz="2"/>
+              <w:left w:val="single" w:color="DDDDDD" w:sz="2"/>
+              <w:bottom w:val="single" w:color="DDDDDD" w:sz="2"/>
+              <w:right w:val="single" w:color="DDDDDD" w:sz="2"/>
+            </w:tcBorders>
+            <w:shd w:fill="FFFFFF" w:val="clear"/>
+            <w:tcMar>
+              <w:top w:type="dxa" w:w="40"/>
+              <w:left w:type="dxa" w:w="110"/>
+              <w:bottom w:type="dxa" w:w="40"/>
+              <w:right w:type="dxa" w:w="110"/>
+            </w:tcMar>
+            <w:vAlign w:val="top"/>
+          </w:tcPr>
+          <w:p>
+            <w:pPr>
+              <w:spacing w:after="0" w:before="0"/>
+              <w:jc w:val="left"/>
+            </w:pPr>
+            <w:r>
+              <w:rPr>
+                <w:rFonts w:ascii="Arial" w:cs="Arial" w:eastAsia="Arial" w:hAnsi="Arial"/>
+                <w:b w:val="false"/>
+                <w:bCs w:val="false"/>
+                <w:i w:val="false"/>
+                <w:iCs w:val="false"/>
+                <w:color w:val="000000"/>
+                <w:sz w:val="14"/>
+                <w:szCs w:val="14"/>
+              </w:rPr>
+              <w:t xml:space="preserve">How Do You Solve Inverse Operations? (KS2) | Twinkl</w:t>
+            </w:r>
+          </w:p>
+        </w:tc>
+        <w:tc>
+          <w:tcPr>
+            <w:tcW w:type="dxa" w:w="7338"/>
+            <w:tcBorders>
+              <w:top w:val="single" w:color="DDDDDD" w:sz="2"/>
+              <w:left w:val="single" w:color="DDDDDD" w:sz="2"/>
+              <w:bottom w:val="single" w:color="DDDDDD" w:sz="2"/>
+              <w:right w:val="single" w:color="DDDDDD" w:sz="2"/>
+            </w:tcBorders>
+            <w:shd w:fill="FFFFFF" w:val="clear"/>
+            <w:tcMar>
+              <w:top w:type="dxa" w:w="40"/>
+              <w:left w:type="dxa" w:w="110"/>
+              <w:bottom w:type="dxa" w:w="40"/>
+              <w:right w:type="dxa" w:w="110"/>
+            </w:tcMar>
+            <w:vAlign w:val="top"/>
+          </w:tcPr>
+          <w:p>
+            <w:pPr>
+              <w:spacing w:after="0" w:before="0"/>
+            </w:pPr>
+            <w:hyperlink w:history="1" r:id="rId52jq83lm8qrsmsnxylydt">
+              <w:r>
+                <w:rPr>
+                  <w:rFonts w:ascii="Arial" w:cs="Arial" w:eastAsia="Arial" w:hAnsi="Arial"/>
+                  <w:color w:val="0563C1"/>
+                  <w:sz w:val="13"/>
+                  <w:szCs w:val="13"/>
+                  <w:u w:val="single"/>
+                </w:rPr>
+                <w:t xml:space="preserve">https://www.youtube.com/watch?v=enw_kJRSt4A</w:t>
+              </w:r>
+            </w:hyperlink>
           </w:p>
         </w:tc>
       </w:tr>
@@ -3478,11 +3909,12 @@
           </w:tcPr>
           <w:p>
             <w:pPr>
-              <w:spacing w:before="0" w:after="0"/>
-              <w:jc w:val="left"/>
-            </w:pPr>
-            <w:r>
-              <w:rPr>
+              <w:spacing w:after="0" w:before="0"/>
+              <w:jc w:val="left"/>
+            </w:pPr>
+            <w:r>
+              <w:rPr>
+                <w:rFonts w:ascii="Arial" w:cs="Arial" w:eastAsia="Arial" w:hAnsi="Arial"/>
                 <w:b w:val="false"/>
                 <w:bCs w:val="false"/>
                 <w:i w:val="false"/>
@@ -3490,7 +3922,6 @@
                 <w:color w:val="000000"/>
                 <w:sz w:val="13"/>
                 <w:szCs w:val="13"/>
-                <w:rFonts w:ascii="Arial" w:cs="Arial" w:eastAsia="Arial" w:hAnsi="Arial"/>
               </w:rPr>
               <w:t xml:space="preserve">Video</w:t>
             </w:r>
@@ -3516,11 +3947,12 @@
           </w:tcPr>
           <w:p>
             <w:pPr>
-              <w:spacing w:before="0" w:after="0"/>
-              <w:jc w:val="left"/>
-            </w:pPr>
-            <w:r>
-              <w:rPr>
+              <w:spacing w:after="0" w:before="0"/>
+              <w:jc w:val="left"/>
+            </w:pPr>
+            <w:r>
+              <w:rPr>
+                <w:rFonts w:ascii="Arial" w:cs="Arial" w:eastAsia="Arial" w:hAnsi="Arial"/>
                 <w:b w:val="false"/>
                 <w:bCs w:val="false"/>
                 <w:i w:val="false"/>
@@ -3528,9 +3960,8 @@
                 <w:color w:val="000000"/>
                 <w:sz w:val="14"/>
                 <w:szCs w:val="14"/>
-                <w:rFonts w:ascii="Arial" w:cs="Arial" w:eastAsia="Arial" w:hAnsi="Arial"/>
-              </w:rPr>
-              <w:t xml:space="preserve">Input Output Tables: Find Patterns or Rules | Easy Math with Mrs. Easley</w:t>
+              </w:rPr>
+              <w:t xml:space="preserve">Solving Find the Missing Number Problems | Maths Junction</w:t>
             </w:r>
           </w:p>
         </w:tc>
@@ -3554,18 +3985,18 @@
           </w:tcPr>
           <w:p>
             <w:pPr>
-              <w:spacing w:before="0" w:after="0"/>
-            </w:pPr>
-            <w:hyperlink w:history="1" r:id="rIdcgdv9jrtc9xwovzr8-e18">
+              <w:spacing w:after="0" w:before="0"/>
+            </w:pPr>
+            <w:hyperlink w:history="1" r:id="rIdftz4mk0qdmivdnvbnvmj4">
               <w:r>
                 <w:rPr>
-                  <w:u w:val="single"/>
+                  <w:rFonts w:ascii="Arial" w:cs="Arial" w:eastAsia="Arial" w:hAnsi="Arial"/>
                   <w:color w:val="0563C1"/>
                   <w:sz w:val="13"/>
                   <w:szCs w:val="13"/>
-                  <w:rFonts w:ascii="Arial" w:cs="Arial" w:eastAsia="Arial" w:hAnsi="Arial"/>
+                  <w:u w:val="single"/>
                 </w:rPr>
-                <w:t xml:space="preserve">https://www.youtube.com/watch?v=q0n7FMe1CQk</w:t>
+                <w:t xml:space="preserve">https://www.youtube.com/watch?v=rdzDsbKXA3Q</w:t>
               </w:r>
             </w:hyperlink>
           </w:p>
@@ -3595,11 +4026,12 @@
           </w:tcPr>
           <w:p>
             <w:pPr>
-              <w:spacing w:before="0" w:after="0"/>
-              <w:jc w:val="left"/>
-            </w:pPr>
-            <w:r>
-              <w:rPr>
+              <w:spacing w:after="0" w:before="0"/>
+              <w:jc w:val="left"/>
+            </w:pPr>
+            <w:r>
+              <w:rPr>
+                <w:rFonts w:ascii="Arial" w:cs="Arial" w:eastAsia="Arial" w:hAnsi="Arial"/>
                 <w:b w:val="false"/>
                 <w:bCs w:val="false"/>
                 <w:i w:val="false"/>
@@ -3607,9 +4039,8 @@
                 <w:color w:val="000000"/>
                 <w:sz w:val="13"/>
                 <w:szCs w:val="13"/>
-                <w:rFonts w:ascii="Arial" w:cs="Arial" w:eastAsia="Arial" w:hAnsi="Arial"/>
-              </w:rPr>
-              <w:t xml:space="preserve">Video</w:t>
+              </w:rPr>
+              <w:t xml:space="preserve">Website</w:t>
             </w:r>
           </w:p>
         </w:tc>
@@ -3633,11 +4064,12 @@
           </w:tcPr>
           <w:p>
             <w:pPr>
-              <w:spacing w:before="0" w:after="0"/>
-              <w:jc w:val="left"/>
-            </w:pPr>
-            <w:r>
-              <w:rPr>
+              <w:spacing w:after="0" w:before="0"/>
+              <w:jc w:val="left"/>
+            </w:pPr>
+            <w:r>
+              <w:rPr>
+                <w:rFonts w:ascii="Arial" w:cs="Arial" w:eastAsia="Arial" w:hAnsi="Arial"/>
                 <w:b w:val="false"/>
                 <w:bCs w:val="false"/>
                 <w:i w:val="false"/>
@@ -3645,9 +4077,8 @@
                 <w:color w:val="000000"/>
                 <w:sz w:val="14"/>
                 <w:szCs w:val="14"/>
-                <w:rFonts w:ascii="Arial" w:cs="Arial" w:eastAsia="Arial" w:hAnsi="Arial"/>
-              </w:rPr>
-              <w:t xml:space="preserve">Input &amp; Output Tables: Rules &amp; Missing Values | STEAMspirations</w:t>
+              </w:rPr>
+              <w:t xml:space="preserve">Maths is Fun — Introduction to Algebra (interactive)</w:t>
             </w:r>
           </w:p>
         </w:tc>
@@ -3671,18 +4102,18 @@
           </w:tcPr>
           <w:p>
             <w:pPr>
-              <w:spacing w:before="0" w:after="0"/>
-            </w:pPr>
-            <w:hyperlink w:history="1" r:id="rId_2i4v41ivunuvp5gnryq6">
+              <w:spacing w:after="0" w:before="0"/>
+            </w:pPr>
+            <w:hyperlink w:history="1" r:id="rIdfkwuwpquv7jfxm3mbco8f">
               <w:r>
                 <w:rPr>
-                  <w:u w:val="single"/>
+                  <w:rFonts w:ascii="Arial" w:cs="Arial" w:eastAsia="Arial" w:hAnsi="Arial"/>
                   <w:color w:val="0563C1"/>
                   <w:sz w:val="13"/>
                   <w:szCs w:val="13"/>
-                  <w:rFonts w:ascii="Arial" w:cs="Arial" w:eastAsia="Arial" w:hAnsi="Arial"/>
+                  <w:u w:val="single"/>
                 </w:rPr>
-                <w:t xml:space="preserve">https://www.youtube.com/watch?v=Z7UPvsKz4Kw</w:t>
+                <w:t xml:space="preserve">https://www.mathsisfun.com/algebra/introduction.html</w:t>
               </w:r>
             </w:hyperlink>
           </w:p>
@@ -3694,114 +4125,37 @@
         </w:trPr>
         <w:tc>
           <w:tcPr>
-            <w:tcW w:type="dxa" w:w="1700"/>
-            <w:tcBorders>
-              <w:top w:val="single" w:color="DDDDDD" w:sz="2"/>
-              <w:left w:val="single" w:color="DDDDDD" w:sz="2"/>
-              <w:bottom w:val="single" w:color="DDDDDD" w:sz="2"/>
-              <w:right w:val="single" w:color="DDDDDD" w:sz="2"/>
-            </w:tcBorders>
-            <w:shd w:fill="FFFFFF" w:val="clear"/>
-            <w:tcMar>
-              <w:top w:type="dxa" w:w="40"/>
-              <w:left w:type="dxa" w:w="110"/>
-              <w:bottom w:type="dxa" w:w="40"/>
-              <w:right w:type="dxa" w:w="110"/>
-            </w:tcMar>
-            <w:vAlign w:val="top"/>
-          </w:tcPr>
-          <w:p>
-            <w:pPr>
-              <w:spacing w:before="0" w:after="0"/>
-              <w:jc w:val="left"/>
-            </w:pPr>
-            <w:r>
-              <w:rPr>
-                <w:b w:val="false"/>
-                <w:bCs w:val="false"/>
-                <w:i w:val="false"/>
-                <w:iCs w:val="false"/>
-                <w:color w:val="000000"/>
-                <w:sz w:val="13"/>
-                <w:szCs w:val="13"/>
-                <w:rFonts w:ascii="Arial" w:cs="Arial" w:eastAsia="Arial" w:hAnsi="Arial"/>
-              </w:rPr>
-              <w:t xml:space="preserve">Video</w:t>
-            </w:r>
-          </w:p>
-        </w:tc>
-        <w:tc>
-          <w:tcPr>
-            <w:tcW w:type="dxa" w:w="6000"/>
-            <w:tcBorders>
-              <w:top w:val="single" w:color="DDDDDD" w:sz="2"/>
-              <w:left w:val="single" w:color="DDDDDD" w:sz="2"/>
-              <w:bottom w:val="single" w:color="DDDDDD" w:sz="2"/>
-              <w:right w:val="single" w:color="DDDDDD" w:sz="2"/>
-            </w:tcBorders>
-            <w:shd w:fill="FFFFFF" w:val="clear"/>
-            <w:tcMar>
-              <w:top w:type="dxa" w:w="40"/>
-              <w:left w:type="dxa" w:w="110"/>
-              <w:bottom w:type="dxa" w:w="40"/>
-              <w:right w:type="dxa" w:w="110"/>
-            </w:tcMar>
-            <w:vAlign w:val="top"/>
-          </w:tcPr>
-          <w:p>
-            <w:pPr>
-              <w:spacing w:before="0" w:after="0"/>
-              <w:jc w:val="left"/>
-            </w:pPr>
-            <w:r>
-              <w:rPr>
-                <w:b w:val="false"/>
-                <w:bCs w:val="false"/>
-                <w:i w:val="false"/>
-                <w:iCs w:val="false"/>
-                <w:color w:val="000000"/>
-                <w:sz w:val="14"/>
-                <w:szCs w:val="14"/>
-                <w:rFonts w:ascii="Arial" w:cs="Arial" w:eastAsia="Arial" w:hAnsi="Arial"/>
-              </w:rPr>
-              <w:t xml:space="preserve">Input Output Tables Song: Finding the Rule of a Function | NUMBEROCK</w:t>
-            </w:r>
-          </w:p>
-        </w:tc>
-        <w:tc>
-          <w:tcPr>
-            <w:tcW w:type="dxa" w:w="7338"/>
-            <w:tcBorders>
-              <w:top w:val="single" w:color="DDDDDD" w:sz="2"/>
-              <w:left w:val="single" w:color="DDDDDD" w:sz="2"/>
-              <w:bottom w:val="single" w:color="DDDDDD" w:sz="2"/>
-              <w:right w:val="single" w:color="DDDDDD" w:sz="2"/>
-            </w:tcBorders>
-            <w:shd w:fill="FFFFFF" w:val="clear"/>
-            <w:tcMar>
-              <w:top w:type="dxa" w:w="40"/>
-              <w:left w:type="dxa" w:w="110"/>
-              <w:bottom w:type="dxa" w:w="40"/>
-              <w:right w:type="dxa" w:w="110"/>
-            </w:tcMar>
-            <w:vAlign w:val="top"/>
-          </w:tcPr>
-          <w:p>
-            <w:pPr>
-              <w:spacing w:before="0" w:after="0"/>
-            </w:pPr>
-            <w:hyperlink w:history="1" r:id="rIdp5owoyi0ka6dq7rng1cak">
-              <w:r>
-                <w:rPr>
-                  <w:u w:val="single"/>
-                  <w:color w:val="0563C1"/>
-                  <w:sz w:val="13"/>
-                  <w:szCs w:val="13"/>
-                  <w:rFonts w:ascii="Arial" w:cs="Arial" w:eastAsia="Arial" w:hAnsi="Arial"/>
-                </w:rPr>
-                <w:t xml:space="preserve">https://www.youtube.com/watch?v=d1COIcRoSgo</w:t>
-              </w:r>
-            </w:hyperlink>
+            <w:tcW w:type="dxa" w:w="15038"/>
+            <w:gridSpan w:val="3"/>
+            <w:tcBorders>
+              <w:top w:val="single" w:color="DDDDDD" w:sz="2"/>
+              <w:left w:val="single" w:color="DDDDDD" w:sz="2"/>
+              <w:bottom w:val="single" w:color="DDDDDD" w:sz="2"/>
+              <w:right w:val="single" w:color="DDDDDD" w:sz="2"/>
+            </w:tcBorders>
+            <w:shd w:fill="EBF3E6" w:val="clear"/>
+            <w:tcMar>
+              <w:top w:type="dxa" w:w="50"/>
+              <w:left w:type="dxa" w:w="110"/>
+              <w:bottom w:type="dxa" w:w="50"/>
+              <w:right w:type="dxa" w:w="110"/>
+            </w:tcMar>
+          </w:tcPr>
+          <w:p>
+            <w:pPr>
+              <w:spacing w:after="0" w:before="0"/>
+            </w:pPr>
+            <w:r>
+              <w:rPr>
+                <w:rFonts w:ascii="Arial" w:cs="Arial" w:eastAsia="Arial" w:hAnsi="Arial"/>
+                <w:b/>
+                <w:bCs/>
+                <w:color w:val="375623"/>
+                <w:sz w:val="15"/>
+                <w:szCs w:val="15"/>
+              </w:rPr>
+              <w:t xml:space="preserve">G1 -- Find a percentage of a quantity; calculate percentage increase and decrease.</w:t>
+            </w:r>
           </w:p>
         </w:tc>
       </w:tr>
@@ -3811,37 +4165,114 @@
         </w:trPr>
         <w:tc>
           <w:tcPr>
-            <w:tcW w:type="dxa" w:w="15038"/>
-            <w:gridSpan w:val="3"/>
-            <w:tcBorders>
-              <w:top w:val="single" w:color="DDDDDD" w:sz="2"/>
-              <w:left w:val="single" w:color="DDDDDD" w:sz="2"/>
-              <w:bottom w:val="single" w:color="DDDDDD" w:sz="2"/>
-              <w:right w:val="single" w:color="DDDDDD" w:sz="2"/>
-            </w:tcBorders>
-            <w:shd w:fill="FFF9E6" w:val="clear"/>
-            <w:tcMar>
-              <w:top w:type="dxa" w:w="50"/>
-              <w:left w:type="dxa" w:w="110"/>
-              <w:bottom w:type="dxa" w:w="50"/>
-              <w:right w:type="dxa" w:w="110"/>
-            </w:tcMar>
-          </w:tcPr>
-          <w:p>
-            <w:pPr>
-              <w:spacing w:before="0" w:after="0"/>
-            </w:pPr>
-            <w:r>
-              <w:rPr>
-                <w:b/>
-                <w:bCs/>
-                <w:color w:val="7F6000"/>
-                <w:sz w:val="15"/>
-                <w:szCs w:val="15"/>
-                <w:rFonts w:ascii="Arial" w:cs="Arial" w:eastAsia="Arial" w:hAnsi="Arial"/>
-              </w:rPr>
-              <w:t xml:space="preserve">Y5 -- Multiply and divide decimals by powers of 10.</w:t>
-            </w:r>
+            <w:tcW w:type="dxa" w:w="1700"/>
+            <w:tcBorders>
+              <w:top w:val="single" w:color="DDDDDD" w:sz="2"/>
+              <w:left w:val="single" w:color="DDDDDD" w:sz="2"/>
+              <w:bottom w:val="single" w:color="DDDDDD" w:sz="2"/>
+              <w:right w:val="single" w:color="DDDDDD" w:sz="2"/>
+            </w:tcBorders>
+            <w:shd w:fill="FFFFFF" w:val="clear"/>
+            <w:tcMar>
+              <w:top w:type="dxa" w:w="40"/>
+              <w:left w:type="dxa" w:w="110"/>
+              <w:bottom w:type="dxa" w:w="40"/>
+              <w:right w:type="dxa" w:w="110"/>
+            </w:tcMar>
+            <w:vAlign w:val="top"/>
+          </w:tcPr>
+          <w:p>
+            <w:pPr>
+              <w:spacing w:after="0" w:before="0"/>
+              <w:jc w:val="left"/>
+            </w:pPr>
+            <w:r>
+              <w:rPr>
+                <w:rFonts w:ascii="Arial" w:cs="Arial" w:eastAsia="Arial" w:hAnsi="Arial"/>
+                <w:b w:val="false"/>
+                <w:bCs w:val="false"/>
+                <w:i w:val="false"/>
+                <w:iCs w:val="false"/>
+                <w:color w:val="000000"/>
+                <w:sz w:val="13"/>
+                <w:szCs w:val="13"/>
+              </w:rPr>
+              <w:t xml:space="preserve">Video</w:t>
+            </w:r>
+          </w:p>
+        </w:tc>
+        <w:tc>
+          <w:tcPr>
+            <w:tcW w:type="dxa" w:w="6000"/>
+            <w:tcBorders>
+              <w:top w:val="single" w:color="DDDDDD" w:sz="2"/>
+              <w:left w:val="single" w:color="DDDDDD" w:sz="2"/>
+              <w:bottom w:val="single" w:color="DDDDDD" w:sz="2"/>
+              <w:right w:val="single" w:color="DDDDDD" w:sz="2"/>
+            </w:tcBorders>
+            <w:shd w:fill="FFFFFF" w:val="clear"/>
+            <w:tcMar>
+              <w:top w:type="dxa" w:w="40"/>
+              <w:left w:type="dxa" w:w="110"/>
+              <w:bottom w:type="dxa" w:w="40"/>
+              <w:right w:type="dxa" w:w="110"/>
+            </w:tcMar>
+            <w:vAlign w:val="top"/>
+          </w:tcPr>
+          <w:p>
+            <w:pPr>
+              <w:spacing w:after="0" w:before="0"/>
+              <w:jc w:val="left"/>
+            </w:pPr>
+            <w:r>
+              <w:rPr>
+                <w:rFonts w:ascii="Arial" w:cs="Arial" w:eastAsia="Arial" w:hAnsi="Arial"/>
+                <w:b w:val="false"/>
+                <w:bCs w:val="false"/>
+                <w:i w:val="false"/>
+                <w:iCs w:val="false"/>
+                <w:color w:val="000000"/>
+                <w:sz w:val="14"/>
+                <w:szCs w:val="14"/>
+              </w:rPr>
+              <w:t xml:space="preserve">How to Find a Percent of a Number | Math with Mr. J</w:t>
+            </w:r>
+          </w:p>
+        </w:tc>
+        <w:tc>
+          <w:tcPr>
+            <w:tcW w:type="dxa" w:w="7338"/>
+            <w:tcBorders>
+              <w:top w:val="single" w:color="DDDDDD" w:sz="2"/>
+              <w:left w:val="single" w:color="DDDDDD" w:sz="2"/>
+              <w:bottom w:val="single" w:color="DDDDDD" w:sz="2"/>
+              <w:right w:val="single" w:color="DDDDDD" w:sz="2"/>
+            </w:tcBorders>
+            <w:shd w:fill="FFFFFF" w:val="clear"/>
+            <w:tcMar>
+              <w:top w:type="dxa" w:w="40"/>
+              <w:left w:type="dxa" w:w="110"/>
+              <w:bottom w:type="dxa" w:w="40"/>
+              <w:right w:type="dxa" w:w="110"/>
+            </w:tcMar>
+            <w:vAlign w:val="top"/>
+          </w:tcPr>
+          <w:p>
+            <w:pPr>
+              <w:spacing w:after="0" w:before="0"/>
+            </w:pPr>
+            <w:hyperlink w:history="1" r:id="rIdgcdclpsd7cawoyoxxztlv">
+              <w:r>
+                <w:rPr>
+                  <w:rFonts w:ascii="Arial" w:cs="Arial" w:eastAsia="Arial" w:hAnsi="Arial"/>
+                  <w:color w:val="0563C1"/>
+                  <w:sz w:val="13"/>
+                  <w:szCs w:val="13"/>
+                  <w:u w:val="single"/>
+                </w:rPr>
+                <w:t xml:space="preserve">https://www.youtube.com/watch?v=5CAncQ4TZD4</w:t>
+              </w:r>
+            </w:hyperlink>
           </w:p>
         </w:tc>
       </w:tr>
@@ -3869,11 +4300,12 @@
           </w:tcPr>
           <w:p>
             <w:pPr>
-              <w:spacing w:before="0" w:after="0"/>
-              <w:jc w:val="left"/>
-            </w:pPr>
-            <w:r>
-              <w:rPr>
+              <w:spacing w:after="0" w:before="0"/>
+              <w:jc w:val="left"/>
+            </w:pPr>
+            <w:r>
+              <w:rPr>
+                <w:rFonts w:ascii="Arial" w:cs="Arial" w:eastAsia="Arial" w:hAnsi="Arial"/>
                 <w:b w:val="false"/>
                 <w:bCs w:val="false"/>
                 <w:i w:val="false"/>
@@ -3881,7 +4313,6 @@
                 <w:color w:val="000000"/>
                 <w:sz w:val="13"/>
                 <w:szCs w:val="13"/>
-                <w:rFonts w:ascii="Arial" w:cs="Arial" w:eastAsia="Arial" w:hAnsi="Arial"/>
               </w:rPr>
               <w:t xml:space="preserve">Video</w:t>
             </w:r>
@@ -3907,11 +4338,12 @@
           </w:tcPr>
           <w:p>
             <w:pPr>
-              <w:spacing w:before="0" w:after="0"/>
-              <w:jc w:val="left"/>
-            </w:pPr>
-            <w:r>
-              <w:rPr>
+              <w:spacing w:after="0" w:before="0"/>
+              <w:jc w:val="left"/>
+            </w:pPr>
+            <w:r>
+              <w:rPr>
+                <w:rFonts w:ascii="Arial" w:cs="Arial" w:eastAsia="Arial" w:hAnsi="Arial"/>
                 <w:b w:val="false"/>
                 <w:bCs w:val="false"/>
                 <w:i w:val="false"/>
@@ -3919,9 +4351,8 @@
                 <w:color w:val="000000"/>
                 <w:sz w:val="14"/>
                 <w:szCs w:val="14"/>
-                <w:rFonts w:ascii="Arial" w:cs="Arial" w:eastAsia="Arial" w:hAnsi="Arial"/>
-              </w:rPr>
-              <w:t xml:space="preserve">Multiplying and Dividing by Powers of 10 | Math with Mr. J</w:t>
+              </w:rPr>
+              <w:t xml:space="preserve">Calculating Percent Increase | Math with Mr. J</w:t>
             </w:r>
           </w:p>
         </w:tc>
@@ -3945,18 +4376,18 @@
           </w:tcPr>
           <w:p>
             <w:pPr>
-              <w:spacing w:before="0" w:after="0"/>
-            </w:pPr>
-            <w:hyperlink w:history="1" r:id="rId_yphqflft8slmritgs8-9">
+              <w:spacing w:after="0" w:before="0"/>
+            </w:pPr>
+            <w:hyperlink w:history="1" r:id="rIdj-wg0xzbz7romdovdqjb_">
               <w:r>
                 <w:rPr>
-                  <w:u w:val="single"/>
+                  <w:rFonts w:ascii="Arial" w:cs="Arial" w:eastAsia="Arial" w:hAnsi="Arial"/>
                   <w:color w:val="0563C1"/>
                   <w:sz w:val="13"/>
                   <w:szCs w:val="13"/>
-                  <w:rFonts w:ascii="Arial" w:cs="Arial" w:eastAsia="Arial" w:hAnsi="Arial"/>
+                  <w:u w:val="single"/>
                 </w:rPr>
-                <w:t xml:space="preserve">https://www.youtube.com/watch?v=HH-yrNS80Cg</w:t>
+                <w:t xml:space="preserve">https://www.youtube.com/watch?v=t4mWCKu44lU</w:t>
               </w:r>
             </w:hyperlink>
           </w:p>
@@ -3986,11 +4417,12 @@
           </w:tcPr>
           <w:p>
             <w:pPr>
-              <w:spacing w:before="0" w:after="0"/>
-              <w:jc w:val="left"/>
-            </w:pPr>
-            <w:r>
-              <w:rPr>
+              <w:spacing w:after="0" w:before="0"/>
+              <w:jc w:val="left"/>
+            </w:pPr>
+            <w:r>
+              <w:rPr>
+                <w:rFonts w:ascii="Arial" w:cs="Arial" w:eastAsia="Arial" w:hAnsi="Arial"/>
                 <w:b w:val="false"/>
                 <w:bCs w:val="false"/>
                 <w:i w:val="false"/>
@@ -3998,9 +4430,8 @@
                 <w:color w:val="000000"/>
                 <w:sz w:val="13"/>
                 <w:szCs w:val="13"/>
-                <w:rFonts w:ascii="Arial" w:cs="Arial" w:eastAsia="Arial" w:hAnsi="Arial"/>
-              </w:rPr>
-              <w:t xml:space="preserve">Worksheet (print)</w:t>
+              </w:rPr>
+              <w:t xml:space="preserve">Video</w:t>
             </w:r>
           </w:p>
         </w:tc>
@@ -4024,11 +4455,12 @@
           </w:tcPr>
           <w:p>
             <w:pPr>
-              <w:spacing w:before="0" w:after="0"/>
-              <w:jc w:val="left"/>
-            </w:pPr>
-            <w:r>
-              <w:rPr>
+              <w:spacing w:after="0" w:before="0"/>
+              <w:jc w:val="left"/>
+            </w:pPr>
+            <w:r>
+              <w:rPr>
+                <w:rFonts w:ascii="Arial" w:cs="Arial" w:eastAsia="Arial" w:hAnsi="Arial"/>
                 <w:b w:val="false"/>
                 <w:bCs w:val="false"/>
                 <w:i w:val="false"/>
@@ -4036,9 +4468,8 @@
                 <w:color w:val="000000"/>
                 <w:sz w:val="14"/>
                 <w:szCs w:val="14"/>
-                <w:rFonts w:ascii="Arial" w:cs="Arial" w:eastAsia="Arial" w:hAnsi="Arial"/>
-              </w:rPr>
-              <w:t xml:space="preserve">Corbettmaths — Place Value (PDF)</w:t>
+              </w:rPr>
+              <w:t xml:space="preserve">Calculating Percent Decrease | Math with Mr. J</w:t>
             </w:r>
           </w:p>
         </w:tc>
@@ -4062,18 +4493,18 @@
           </w:tcPr>
           <w:p>
             <w:pPr>
-              <w:spacing w:before="0" w:after="0"/>
-            </w:pPr>
-            <w:hyperlink w:history="1" r:id="rIdle8sdriyafu5eoiivgd0c">
+              <w:spacing w:after="0" w:before="0"/>
+            </w:pPr>
+            <w:hyperlink w:history="1" r:id="rIdo6-49bplj9_l3gptrxbn5">
               <w:r>
                 <w:rPr>
-                  <w:u w:val="single"/>
+                  <w:rFonts w:ascii="Arial" w:cs="Arial" w:eastAsia="Arial" w:hAnsi="Arial"/>
                   <w:color w:val="0563C1"/>
                   <w:sz w:val="13"/>
                   <w:szCs w:val="13"/>
-                  <w:rFonts w:ascii="Arial" w:cs="Arial" w:eastAsia="Arial" w:hAnsi="Arial"/>
+                  <w:u w:val="single"/>
                 </w:rPr>
-                <w:t xml:space="preserve">https://corbettmaths.com/wp-content/uploads/2013/02/place-value-pdf.pdf</w:t>
+                <w:t xml:space="preserve">https://www.youtube.com/watch?v=kS_YxXf6gNA</w:t>
               </w:r>
             </w:hyperlink>
           </w:p>
@@ -4103,11 +4534,12 @@
           </w:tcPr>
           <w:p>
             <w:pPr>
-              <w:spacing w:before="0" w:after="0"/>
-              <w:jc w:val="left"/>
-            </w:pPr>
-            <w:r>
-              <w:rPr>
+              <w:spacing w:after="0" w:before="0"/>
+              <w:jc w:val="left"/>
+            </w:pPr>
+            <w:r>
+              <w:rPr>
+                <w:rFonts w:ascii="Arial" w:cs="Arial" w:eastAsia="Arial" w:hAnsi="Arial"/>
                 <w:b w:val="false"/>
                 <w:bCs w:val="false"/>
                 <w:i w:val="false"/>
@@ -4115,9 +4547,8 @@
                 <w:color w:val="000000"/>
                 <w:sz w:val="13"/>
                 <w:szCs w:val="13"/>
-                <w:rFonts w:ascii="Arial" w:cs="Arial" w:eastAsia="Arial" w:hAnsi="Arial"/>
-              </w:rPr>
-              <w:t xml:space="preserve">Website</w:t>
+              </w:rPr>
+              <w:t xml:space="preserve">Video</w:t>
             </w:r>
           </w:p>
         </w:tc>
@@ -4141,11 +4572,12 @@
           </w:tcPr>
           <w:p>
             <w:pPr>
-              <w:spacing w:before="0" w:after="0"/>
-              <w:jc w:val="left"/>
-            </w:pPr>
-            <w:r>
-              <w:rPr>
+              <w:spacing w:after="0" w:before="0"/>
+              <w:jc w:val="left"/>
+            </w:pPr>
+            <w:r>
+              <w:rPr>
+                <w:rFonts w:ascii="Arial" w:cs="Arial" w:eastAsia="Arial" w:hAnsi="Arial"/>
                 <w:b w:val="false"/>
                 <w:bCs w:val="false"/>
                 <w:i w:val="false"/>
@@ -4153,9 +4585,8 @@
                 <w:color w:val="000000"/>
                 <w:sz w:val="14"/>
                 <w:szCs w:val="14"/>
-                <w:rFonts w:ascii="Arial" w:cs="Arial" w:eastAsia="Arial" w:hAnsi="Arial"/>
-              </w:rPr>
-              <w:t xml:space="preserve">Maths is Fun — Decimals &amp; Place Value (interactive)</w:t>
+              </w:rPr>
+              <w:t xml:space="preserve">Finding What Percent One Number Is of Another | Math with Mr. J</w:t>
             </w:r>
           </w:p>
         </w:tc>
@@ -4179,18 +4610,18 @@
           </w:tcPr>
           <w:p>
             <w:pPr>
-              <w:spacing w:before="0" w:after="0"/>
-            </w:pPr>
-            <w:hyperlink w:history="1" r:id="rId63zs0zjr6zpp3mdwcjy60">
+              <w:spacing w:after="0" w:before="0"/>
+            </w:pPr>
+            <w:hyperlink w:history="1" r:id="rIdetkcwkwaply9csptysnxk">
               <w:r>
                 <w:rPr>
-                  <w:u w:val="single"/>
+                  <w:rFonts w:ascii="Arial" w:cs="Arial" w:eastAsia="Arial" w:hAnsi="Arial"/>
                   <w:color w:val="0563C1"/>
                   <w:sz w:val="13"/>
                   <w:szCs w:val="13"/>
-                  <w:rFonts w:ascii="Arial" w:cs="Arial" w:eastAsia="Arial" w:hAnsi="Arial"/>
+                  <w:u w:val="single"/>
                 </w:rPr>
-                <w:t xml:space="preserve">https://www.mathsisfun.com/decimals.html</w:t>
+                <w:t xml:space="preserve">https://www.youtube.com/watch?v=Y3g3mourmwQ</w:t>
               </w:r>
             </w:hyperlink>
           </w:p>
@@ -4202,37 +4633,114 @@
         </w:trPr>
         <w:tc>
           <w:tcPr>
-            <w:tcW w:type="dxa" w:w="15038"/>
-            <w:gridSpan w:val="3"/>
-            <w:tcBorders>
-              <w:top w:val="single" w:color="DDDDDD" w:sz="2"/>
-              <w:left w:val="single" w:color="DDDDDD" w:sz="2"/>
-              <w:bottom w:val="single" w:color="DDDDDD" w:sz="2"/>
-              <w:right w:val="single" w:color="DDDDDD" w:sz="2"/>
-            </w:tcBorders>
-            <w:shd w:fill="FFF9E6" w:val="clear"/>
-            <w:tcMar>
-              <w:top w:type="dxa" w:w="50"/>
-              <w:left w:type="dxa" w:w="110"/>
-              <w:bottom w:type="dxa" w:w="50"/>
-              <w:right w:type="dxa" w:w="110"/>
-            </w:tcMar>
-          </w:tcPr>
-          <w:p>
-            <w:pPr>
-              <w:spacing w:before="0" w:after="0"/>
-            </w:pPr>
-            <w:r>
-              <w:rPr>
-                <w:b/>
-                <w:bCs/>
-                <w:color w:val="7F6000"/>
-                <w:sz w:val="15"/>
-                <w:szCs w:val="15"/>
-                <w:rFonts w:ascii="Arial" w:cs="Arial" w:eastAsia="Arial" w:hAnsi="Arial"/>
-              </w:rPr>
-              <w:t xml:space="preserve">Y6 -- Complete number sentences with missing numbers using inverse operations.</w:t>
-            </w:r>
+            <w:tcW w:type="dxa" w:w="1700"/>
+            <w:tcBorders>
+              <w:top w:val="single" w:color="DDDDDD" w:sz="2"/>
+              <w:left w:val="single" w:color="DDDDDD" w:sz="2"/>
+              <w:bottom w:val="single" w:color="DDDDDD" w:sz="2"/>
+              <w:right w:val="single" w:color="DDDDDD" w:sz="2"/>
+            </w:tcBorders>
+            <w:shd w:fill="FFFFFF" w:val="clear"/>
+            <w:tcMar>
+              <w:top w:type="dxa" w:w="40"/>
+              <w:left w:type="dxa" w:w="110"/>
+              <w:bottom w:type="dxa" w:w="40"/>
+              <w:right w:type="dxa" w:w="110"/>
+            </w:tcMar>
+            <w:vAlign w:val="top"/>
+          </w:tcPr>
+          <w:p>
+            <w:pPr>
+              <w:spacing w:after="0" w:before="0"/>
+              <w:jc w:val="left"/>
+            </w:pPr>
+            <w:r>
+              <w:rPr>
+                <w:rFonts w:ascii="Arial" w:cs="Arial" w:eastAsia="Arial" w:hAnsi="Arial"/>
+                <w:b w:val="false"/>
+                <w:bCs w:val="false"/>
+                <w:i w:val="false"/>
+                <w:iCs w:val="false"/>
+                <w:color w:val="000000"/>
+                <w:sz w:val="13"/>
+                <w:szCs w:val="13"/>
+              </w:rPr>
+              <w:t xml:space="preserve">Worksheet (print)</w:t>
+            </w:r>
+          </w:p>
+        </w:tc>
+        <w:tc>
+          <w:tcPr>
+            <w:tcW w:type="dxa" w:w="6000"/>
+            <w:tcBorders>
+              <w:top w:val="single" w:color="DDDDDD" w:sz="2"/>
+              <w:left w:val="single" w:color="DDDDDD" w:sz="2"/>
+              <w:bottom w:val="single" w:color="DDDDDD" w:sz="2"/>
+              <w:right w:val="single" w:color="DDDDDD" w:sz="2"/>
+            </w:tcBorders>
+            <w:shd w:fill="FFFFFF" w:val="clear"/>
+            <w:tcMar>
+              <w:top w:type="dxa" w:w="40"/>
+              <w:left w:type="dxa" w:w="110"/>
+              <w:bottom w:type="dxa" w:w="40"/>
+              <w:right w:type="dxa" w:w="110"/>
+            </w:tcMar>
+            <w:vAlign w:val="top"/>
+          </w:tcPr>
+          <w:p>
+            <w:pPr>
+              <w:spacing w:after="0" w:before="0"/>
+              <w:jc w:val="left"/>
+            </w:pPr>
+            <w:r>
+              <w:rPr>
+                <w:rFonts w:ascii="Arial" w:cs="Arial" w:eastAsia="Arial" w:hAnsi="Arial"/>
+                <w:b w:val="false"/>
+                <w:bCs w:val="false"/>
+                <w:i w:val="false"/>
+                <w:iCs w:val="false"/>
+                <w:color w:val="000000"/>
+                <w:sz w:val="14"/>
+                <w:szCs w:val="14"/>
+              </w:rPr>
+              <w:t xml:space="preserve">Corbettmaths — Percentage of an Amount (PDF)</w:t>
+            </w:r>
+          </w:p>
+        </w:tc>
+        <w:tc>
+          <w:tcPr>
+            <w:tcW w:type="dxa" w:w="7338"/>
+            <w:tcBorders>
+              <w:top w:val="single" w:color="DDDDDD" w:sz="2"/>
+              <w:left w:val="single" w:color="DDDDDD" w:sz="2"/>
+              <w:bottom w:val="single" w:color="DDDDDD" w:sz="2"/>
+              <w:right w:val="single" w:color="DDDDDD" w:sz="2"/>
+            </w:tcBorders>
+            <w:shd w:fill="FFFFFF" w:val="clear"/>
+            <w:tcMar>
+              <w:top w:type="dxa" w:w="40"/>
+              <w:left w:type="dxa" w:w="110"/>
+              <w:bottom w:type="dxa" w:w="40"/>
+              <w:right w:type="dxa" w:w="110"/>
+            </w:tcMar>
+            <w:vAlign w:val="top"/>
+          </w:tcPr>
+          <w:p>
+            <w:pPr>
+              <w:spacing w:after="0" w:before="0"/>
+            </w:pPr>
+            <w:hyperlink w:history="1" r:id="rIdxbqg9gxre6fvl7xs8zf-r">
+              <w:r>
+                <w:rPr>
+                  <w:rFonts w:ascii="Arial" w:cs="Arial" w:eastAsia="Arial" w:hAnsi="Arial"/>
+                  <w:color w:val="0563C1"/>
+                  <w:sz w:val="13"/>
+                  <w:szCs w:val="13"/>
+                  <w:u w:val="single"/>
+                </w:rPr>
+                <w:t xml:space="preserve">https://corbettmaths.com/wp-content/uploads/2018/11/Percentages-of-amounts-234-pdf.pdf</w:t>
+              </w:r>
+            </w:hyperlink>
           </w:p>
         </w:tc>
       </w:tr>
@@ -4242,114 +4750,37 @@
         </w:trPr>
         <w:tc>
           <w:tcPr>
-            <w:tcW w:type="dxa" w:w="1700"/>
-            <w:tcBorders>
-              <w:top w:val="single" w:color="DDDDDD" w:sz="2"/>
-              <w:left w:val="single" w:color="DDDDDD" w:sz="2"/>
-              <w:bottom w:val="single" w:color="DDDDDD" w:sz="2"/>
-              <w:right w:val="single" w:color="DDDDDD" w:sz="2"/>
-            </w:tcBorders>
-            <w:shd w:fill="FFFFFF" w:val="clear"/>
-            <w:tcMar>
-              <w:top w:type="dxa" w:w="40"/>
-              <w:left w:type="dxa" w:w="110"/>
-              <w:bottom w:type="dxa" w:w="40"/>
-              <w:right w:type="dxa" w:w="110"/>
-            </w:tcMar>
-            <w:vAlign w:val="top"/>
-          </w:tcPr>
-          <w:p>
-            <w:pPr>
-              <w:spacing w:before="0" w:after="0"/>
-              <w:jc w:val="left"/>
-            </w:pPr>
-            <w:r>
-              <w:rPr>
-                <w:b w:val="false"/>
-                <w:bCs w:val="false"/>
-                <w:i w:val="false"/>
-                <w:iCs w:val="false"/>
-                <w:color w:val="000000"/>
-                <w:sz w:val="13"/>
-                <w:szCs w:val="13"/>
-                <w:rFonts w:ascii="Arial" w:cs="Arial" w:eastAsia="Arial" w:hAnsi="Arial"/>
-              </w:rPr>
-              <w:t xml:space="preserve">Video</w:t>
-            </w:r>
-          </w:p>
-        </w:tc>
-        <w:tc>
-          <w:tcPr>
-            <w:tcW w:type="dxa" w:w="6000"/>
-            <w:tcBorders>
-              <w:top w:val="single" w:color="DDDDDD" w:sz="2"/>
-              <w:left w:val="single" w:color="DDDDDD" w:sz="2"/>
-              <w:bottom w:val="single" w:color="DDDDDD" w:sz="2"/>
-              <w:right w:val="single" w:color="DDDDDD" w:sz="2"/>
-            </w:tcBorders>
-            <w:shd w:fill="FFFFFF" w:val="clear"/>
-            <w:tcMar>
-              <w:top w:type="dxa" w:w="40"/>
-              <w:left w:type="dxa" w:w="110"/>
-              <w:bottom w:type="dxa" w:w="40"/>
-              <w:right w:type="dxa" w:w="110"/>
-            </w:tcMar>
-            <w:vAlign w:val="top"/>
-          </w:tcPr>
-          <w:p>
-            <w:pPr>
-              <w:spacing w:before="0" w:after="0"/>
-              <w:jc w:val="left"/>
-            </w:pPr>
-            <w:r>
-              <w:rPr>
-                <w:b w:val="false"/>
-                <w:bCs w:val="false"/>
-                <w:i w:val="false"/>
-                <w:iCs w:val="false"/>
-                <w:color w:val="000000"/>
-                <w:sz w:val="14"/>
-                <w:szCs w:val="14"/>
-                <w:rFonts w:ascii="Arial" w:cs="Arial" w:eastAsia="Arial" w:hAnsi="Arial"/>
-              </w:rPr>
-              <w:t xml:space="preserve">How Do You Solve Inverse Operations? (KS2) | Twinkl</w:t>
-            </w:r>
-          </w:p>
-        </w:tc>
-        <w:tc>
-          <w:tcPr>
-            <w:tcW w:type="dxa" w:w="7338"/>
-            <w:tcBorders>
-              <w:top w:val="single" w:color="DDDDDD" w:sz="2"/>
-              <w:left w:val="single" w:color="DDDDDD" w:sz="2"/>
-              <w:bottom w:val="single" w:color="DDDDDD" w:sz="2"/>
-              <w:right w:val="single" w:color="DDDDDD" w:sz="2"/>
-            </w:tcBorders>
-            <w:shd w:fill="FFFFFF" w:val="clear"/>
-            <w:tcMar>
-              <w:top w:type="dxa" w:w="40"/>
-              <w:left w:type="dxa" w:w="110"/>
-              <w:bottom w:type="dxa" w:w="40"/>
-              <w:right w:type="dxa" w:w="110"/>
-            </w:tcMar>
-            <w:vAlign w:val="top"/>
-          </w:tcPr>
-          <w:p>
-            <w:pPr>
-              <w:spacing w:before="0" w:after="0"/>
-            </w:pPr>
-            <w:hyperlink w:history="1" r:id="rIdve8_tyml6jutnt6frzaqp">
-              <w:r>
-                <w:rPr>
-                  <w:u w:val="single"/>
-                  <w:color w:val="0563C1"/>
-                  <w:sz w:val="13"/>
-                  <w:szCs w:val="13"/>
-                  <w:rFonts w:ascii="Arial" w:cs="Arial" w:eastAsia="Arial" w:hAnsi="Arial"/>
-                </w:rPr>
-                <w:t xml:space="preserve">https://www.youtube.com/watch?v=enw_kJRSt4A</w:t>
-              </w:r>
-            </w:hyperlink>
+            <w:tcW w:type="dxa" w:w="15038"/>
+            <w:gridSpan w:val="3"/>
+            <w:tcBorders>
+              <w:top w:val="single" w:color="DDDDDD" w:sz="2"/>
+              <w:left w:val="single" w:color="DDDDDD" w:sz="2"/>
+              <w:bottom w:val="single" w:color="DDDDDD" w:sz="2"/>
+              <w:right w:val="single" w:color="DDDDDD" w:sz="2"/>
+            </w:tcBorders>
+            <w:shd w:fill="EBF3E6" w:val="clear"/>
+            <w:tcMar>
+              <w:top w:type="dxa" w:w="50"/>
+              <w:left w:type="dxa" w:w="110"/>
+              <w:bottom w:type="dxa" w:w="50"/>
+              <w:right w:type="dxa" w:w="110"/>
+            </w:tcMar>
+          </w:tcPr>
+          <w:p>
+            <w:pPr>
+              <w:spacing w:after="0" w:before="0"/>
+            </w:pPr>
+            <w:r>
+              <w:rPr>
+                <w:rFonts w:ascii="Arial" w:cs="Arial" w:eastAsia="Arial" w:hAnsi="Arial"/>
+                <w:b/>
+                <w:bCs/>
+                <w:color w:val="375623"/>
+                <w:sz w:val="15"/>
+                <w:szCs w:val="15"/>
+              </w:rPr>
+              <w:t xml:space="preserve">G2 -- Apply the order of operations with grouping symbols to the four operations.</w:t>
+            </w:r>
           </w:p>
         </w:tc>
       </w:tr>
@@ -4377,11 +4808,12 @@
           </w:tcPr>
           <w:p>
             <w:pPr>
-              <w:spacing w:before="0" w:after="0"/>
-              <w:jc w:val="left"/>
-            </w:pPr>
-            <w:r>
-              <w:rPr>
+              <w:spacing w:after="0" w:before="0"/>
+              <w:jc w:val="left"/>
+            </w:pPr>
+            <w:r>
+              <w:rPr>
+                <w:rFonts w:ascii="Arial" w:cs="Arial" w:eastAsia="Arial" w:hAnsi="Arial"/>
                 <w:b w:val="false"/>
                 <w:bCs w:val="false"/>
                 <w:i w:val="false"/>
@@ -4389,7 +4821,6 @@
                 <w:color w:val="000000"/>
                 <w:sz w:val="13"/>
                 <w:szCs w:val="13"/>
-                <w:rFonts w:ascii="Arial" w:cs="Arial" w:eastAsia="Arial" w:hAnsi="Arial"/>
               </w:rPr>
               <w:t xml:space="preserve">Video</w:t>
             </w:r>
@@ -4415,11 +4846,12 @@
           </w:tcPr>
           <w:p>
             <w:pPr>
-              <w:spacing w:before="0" w:after="0"/>
-              <w:jc w:val="left"/>
-            </w:pPr>
-            <w:r>
-              <w:rPr>
+              <w:spacing w:after="0" w:before="0"/>
+              <w:jc w:val="left"/>
+            </w:pPr>
+            <w:r>
+              <w:rPr>
+                <w:rFonts w:ascii="Arial" w:cs="Arial" w:eastAsia="Arial" w:hAnsi="Arial"/>
                 <w:b w:val="false"/>
                 <w:bCs w:val="false"/>
                 <w:i w:val="false"/>
@@ -4427,9 +4859,8 @@
                 <w:color w:val="000000"/>
                 <w:sz w:val="14"/>
                 <w:szCs w:val="14"/>
-                <w:rFonts w:ascii="Arial" w:cs="Arial" w:eastAsia="Arial" w:hAnsi="Arial"/>
-              </w:rPr>
-              <w:t xml:space="preserve">Input &amp; Output Tables: Rules &amp; Missing Values | STEAMspirations</w:t>
+              </w:rPr>
+              <w:t xml:space="preserve">Order of Operations (No Parentheses or Exponents) | Math with Mr. J</w:t>
             </w:r>
           </w:p>
         </w:tc>
@@ -4453,18 +4884,18 @@
           </w:tcPr>
           <w:p>
             <w:pPr>
-              <w:spacing w:before="0" w:after="0"/>
-            </w:pPr>
-            <w:hyperlink w:history="1" r:id="rIdatyhlofiqynrzg5wtbjoa">
+              <w:spacing w:after="0" w:before="0"/>
+            </w:pPr>
+            <w:hyperlink w:history="1" r:id="rIdzstdja_u6-fkofoavazwm">
               <w:r>
                 <w:rPr>
-                  <w:u w:val="single"/>
+                  <w:rFonts w:ascii="Arial" w:cs="Arial" w:eastAsia="Arial" w:hAnsi="Arial"/>
                   <w:color w:val="0563C1"/>
                   <w:sz w:val="13"/>
                   <w:szCs w:val="13"/>
-                  <w:rFonts w:ascii="Arial" w:cs="Arial" w:eastAsia="Arial" w:hAnsi="Arial"/>
+                  <w:u w:val="single"/>
                 </w:rPr>
-                <w:t xml:space="preserve">https://www.youtube.com/watch?v=Z7UPvsKz4Kw</w:t>
+                <w:t xml:space="preserve">https://www.youtube.com/watch?v=BCg1nz5k0HY</w:t>
               </w:r>
             </w:hyperlink>
           </w:p>
@@ -4494,11 +4925,12 @@
           </w:tcPr>
           <w:p>
             <w:pPr>
-              <w:spacing w:before="0" w:after="0"/>
-              <w:jc w:val="left"/>
-            </w:pPr>
-            <w:r>
-              <w:rPr>
+              <w:spacing w:after="0" w:before="0"/>
+              <w:jc w:val="left"/>
+            </w:pPr>
+            <w:r>
+              <w:rPr>
+                <w:rFonts w:ascii="Arial" w:cs="Arial" w:eastAsia="Arial" w:hAnsi="Arial"/>
                 <w:b w:val="false"/>
                 <w:bCs w:val="false"/>
                 <w:i w:val="false"/>
@@ -4506,9 +4938,8 @@
                 <w:color w:val="000000"/>
                 <w:sz w:val="13"/>
                 <w:szCs w:val="13"/>
-                <w:rFonts w:ascii="Arial" w:cs="Arial" w:eastAsia="Arial" w:hAnsi="Arial"/>
-              </w:rPr>
-              <w:t xml:space="preserve">Website</w:t>
+              </w:rPr>
+              <w:t xml:space="preserve">Video</w:t>
             </w:r>
           </w:p>
         </w:tc>
@@ -4532,11 +4963,12 @@
           </w:tcPr>
           <w:p>
             <w:pPr>
-              <w:spacing w:before="0" w:after="0"/>
-              <w:jc w:val="left"/>
-            </w:pPr>
-            <w:r>
-              <w:rPr>
+              <w:spacing w:after="0" w:before="0"/>
+              <w:jc w:val="left"/>
+            </w:pPr>
+            <w:r>
+              <w:rPr>
+                <w:rFonts w:ascii="Arial" w:cs="Arial" w:eastAsia="Arial" w:hAnsi="Arial"/>
                 <w:b w:val="false"/>
                 <w:bCs w:val="false"/>
                 <w:i w:val="false"/>
@@ -4544,9 +4976,8 @@
                 <w:color w:val="000000"/>
                 <w:sz w:val="14"/>
                 <w:szCs w:val="14"/>
-                <w:rFonts w:ascii="Arial" w:cs="Arial" w:eastAsia="Arial" w:hAnsi="Arial"/>
-              </w:rPr>
-              <w:t xml:space="preserve">Maths is Fun — Introduction to Algebra (interactive)</w:t>
+              </w:rPr>
+              <w:t xml:space="preserve">Order of Operations (Primary) | Corbettmaths</w:t>
             </w:r>
           </w:p>
         </w:tc>
@@ -4570,18 +5001,18 @@
           </w:tcPr>
           <w:p>
             <w:pPr>
-              <w:spacing w:before="0" w:after="0"/>
-            </w:pPr>
-            <w:hyperlink w:history="1" r:id="rIdvixqudwrwegb3ebcdvqcc">
+              <w:spacing w:after="0" w:before="0"/>
+            </w:pPr>
+            <w:hyperlink w:history="1" r:id="rIdyhuc2sabztvgs2jftumds">
               <w:r>
                 <w:rPr>
-                  <w:u w:val="single"/>
+                  <w:rFonts w:ascii="Arial" w:cs="Arial" w:eastAsia="Arial" w:hAnsi="Arial"/>
                   <w:color w:val="0563C1"/>
                   <w:sz w:val="13"/>
                   <w:szCs w:val="13"/>
-                  <w:rFonts w:ascii="Arial" w:cs="Arial" w:eastAsia="Arial" w:hAnsi="Arial"/>
+                  <w:u w:val="single"/>
                 </w:rPr>
-                <w:t xml:space="preserve">https://www.mathsisfun.com/algebra/introduction.html</w:t>
+                <w:t xml:space="preserve">https://www.youtube.com/watch?v=IKQgvJda7TE</w:t>
               </w:r>
             </w:hyperlink>
           </w:p>
@@ -4593,6 +5024,123 @@
         </w:trPr>
         <w:tc>
           <w:tcPr>
+            <w:tcW w:type="dxa" w:w="1700"/>
+            <w:tcBorders>
+              <w:top w:val="single" w:color="DDDDDD" w:sz="2"/>
+              <w:left w:val="single" w:color="DDDDDD" w:sz="2"/>
+              <w:bottom w:val="single" w:color="DDDDDD" w:sz="2"/>
+              <w:right w:val="single" w:color="DDDDDD" w:sz="2"/>
+            </w:tcBorders>
+            <w:shd w:fill="FFFFFF" w:val="clear"/>
+            <w:tcMar>
+              <w:top w:type="dxa" w:w="40"/>
+              <w:left w:type="dxa" w:w="110"/>
+              <w:bottom w:type="dxa" w:w="40"/>
+              <w:right w:type="dxa" w:w="110"/>
+            </w:tcMar>
+            <w:vAlign w:val="top"/>
+          </w:tcPr>
+          <w:p>
+            <w:pPr>
+              <w:spacing w:after="0" w:before="0"/>
+              <w:jc w:val="left"/>
+            </w:pPr>
+            <w:r>
+              <w:rPr>
+                <w:rFonts w:ascii="Arial" w:cs="Arial" w:eastAsia="Arial" w:hAnsi="Arial"/>
+                <w:b w:val="false"/>
+                <w:bCs w:val="false"/>
+                <w:i w:val="false"/>
+                <w:iCs w:val="false"/>
+                <w:color w:val="000000"/>
+                <w:sz w:val="13"/>
+                <w:szCs w:val="13"/>
+              </w:rPr>
+              <w:t xml:space="preserve">Worksheet (print)</w:t>
+            </w:r>
+          </w:p>
+        </w:tc>
+        <w:tc>
+          <w:tcPr>
+            <w:tcW w:type="dxa" w:w="6000"/>
+            <w:tcBorders>
+              <w:top w:val="single" w:color="DDDDDD" w:sz="2"/>
+              <w:left w:val="single" w:color="DDDDDD" w:sz="2"/>
+              <w:bottom w:val="single" w:color="DDDDDD" w:sz="2"/>
+              <w:right w:val="single" w:color="DDDDDD" w:sz="2"/>
+            </w:tcBorders>
+            <w:shd w:fill="FFFFFF" w:val="clear"/>
+            <w:tcMar>
+              <w:top w:type="dxa" w:w="40"/>
+              <w:left w:type="dxa" w:w="110"/>
+              <w:bottom w:type="dxa" w:w="40"/>
+              <w:right w:type="dxa" w:w="110"/>
+            </w:tcMar>
+            <w:vAlign w:val="top"/>
+          </w:tcPr>
+          <w:p>
+            <w:pPr>
+              <w:spacing w:after="0" w:before="0"/>
+              <w:jc w:val="left"/>
+            </w:pPr>
+            <w:r>
+              <w:rPr>
+                <w:rFonts w:ascii="Arial" w:cs="Arial" w:eastAsia="Arial" w:hAnsi="Arial"/>
+                <w:b w:val="false"/>
+                <w:bCs w:val="false"/>
+                <w:i w:val="false"/>
+                <w:iCs w:val="false"/>
+                <w:color w:val="000000"/>
+                <w:sz w:val="14"/>
+                <w:szCs w:val="14"/>
+              </w:rPr>
+              <w:t xml:space="preserve">Corbettmaths — Order of Operations (PDF; skip questions with powers like 3²)</w:t>
+            </w:r>
+          </w:p>
+        </w:tc>
+        <w:tc>
+          <w:tcPr>
+            <w:tcW w:type="dxa" w:w="7338"/>
+            <w:tcBorders>
+              <w:top w:val="single" w:color="DDDDDD" w:sz="2"/>
+              <w:left w:val="single" w:color="DDDDDD" w:sz="2"/>
+              <w:bottom w:val="single" w:color="DDDDDD" w:sz="2"/>
+              <w:right w:val="single" w:color="DDDDDD" w:sz="2"/>
+            </w:tcBorders>
+            <w:shd w:fill="FFFFFF" w:val="clear"/>
+            <w:tcMar>
+              <w:top w:type="dxa" w:w="40"/>
+              <w:left w:type="dxa" w:w="110"/>
+              <w:bottom w:type="dxa" w:w="40"/>
+              <w:right w:type="dxa" w:w="110"/>
+            </w:tcMar>
+            <w:vAlign w:val="top"/>
+          </w:tcPr>
+          <w:p>
+            <w:pPr>
+              <w:spacing w:after="0" w:before="0"/>
+            </w:pPr>
+            <w:hyperlink w:history="1" r:id="rIdoyonof347jzcvv4qcq2qi">
+              <w:r>
+                <w:rPr>
+                  <w:rFonts w:ascii="Arial" w:cs="Arial" w:eastAsia="Arial" w:hAnsi="Arial"/>
+                  <w:color w:val="0563C1"/>
+                  <w:sz w:val="13"/>
+                  <w:szCs w:val="13"/>
+                  <w:u w:val="single"/>
+                </w:rPr>
+                <w:t xml:space="preserve">https://corbettmaths.com/wp-content/uploads/2013/02/order-of-operations-pdf.pdf</w:t>
+              </w:r>
+            </w:hyperlink>
+          </w:p>
+        </w:tc>
+      </w:tr>
+      <w:tr>
+        <w:trPr>
+          <w:cantSplit/>
+        </w:trPr>
+        <w:tc>
+          <w:tcPr>
             <w:tcW w:type="dxa" w:w="15038"/>
             <w:gridSpan w:val="3"/>
             <w:tcBorders>
@@ -4611,18 +5159,18 @@
           </w:tcPr>
           <w:p>
             <w:pPr>
-              <w:spacing w:before="0" w:after="0"/>
-            </w:pPr>
-            <w:r>
-              <w:rPr>
+              <w:spacing w:after="0" w:before="0"/>
+            </w:pPr>
+            <w:r>
+              <w:rPr>
+                <w:rFonts w:ascii="Arial" w:cs="Arial" w:eastAsia="Arial" w:hAnsi="Arial"/>
                 <w:b/>
                 <w:bCs/>
                 <w:color w:val="375623"/>
                 <w:sz w:val="15"/>
                 <w:szCs w:val="15"/>
-                <w:rFonts w:ascii="Arial" w:cs="Arial" w:eastAsia="Arial" w:hAnsi="Arial"/>
-              </w:rPr>
-              <w:t xml:space="preserve">G1 -- Find a percentage of a quantity; calculate percentage increase and decrease.</w:t>
+              </w:rPr>
+              <w:t xml:space="preserve">G3 -- Solve simple (up to 2-step) linear equations using pronumerals and inverse operations.</w:t>
             </w:r>
           </w:p>
         </w:tc>
@@ -4651,11 +5199,12 @@
           </w:tcPr>
           <w:p>
             <w:pPr>
-              <w:spacing w:before="0" w:after="0"/>
-              <w:jc w:val="left"/>
-            </w:pPr>
-            <w:r>
-              <w:rPr>
+              <w:spacing w:after="0" w:before="0"/>
+              <w:jc w:val="left"/>
+            </w:pPr>
+            <w:r>
+              <w:rPr>
+                <w:rFonts w:ascii="Arial" w:cs="Arial" w:eastAsia="Arial" w:hAnsi="Arial"/>
                 <w:b w:val="false"/>
                 <w:bCs w:val="false"/>
                 <w:i w:val="false"/>
@@ -4663,7 +5212,6 @@
                 <w:color w:val="000000"/>
                 <w:sz w:val="13"/>
                 <w:szCs w:val="13"/>
-                <w:rFonts w:ascii="Arial" w:cs="Arial" w:eastAsia="Arial" w:hAnsi="Arial"/>
               </w:rPr>
               <w:t xml:space="preserve">Video</w:t>
             </w:r>
@@ -4689,11 +5237,12 @@
           </w:tcPr>
           <w:p>
             <w:pPr>
-              <w:spacing w:before="0" w:after="0"/>
-              <w:jc w:val="left"/>
-            </w:pPr>
-            <w:r>
-              <w:rPr>
+              <w:spacing w:after="0" w:before="0"/>
+              <w:jc w:val="left"/>
+            </w:pPr>
+            <w:r>
+              <w:rPr>
+                <w:rFonts w:ascii="Arial" w:cs="Arial" w:eastAsia="Arial" w:hAnsi="Arial"/>
                 <w:b w:val="false"/>
                 <w:bCs w:val="false"/>
                 <w:i w:val="false"/>
@@ -4701,9 +5250,8 @@
                 <w:color w:val="000000"/>
                 <w:sz w:val="14"/>
                 <w:szCs w:val="14"/>
-                <w:rFonts w:ascii="Arial" w:cs="Arial" w:eastAsia="Arial" w:hAnsi="Arial"/>
-              </w:rPr>
-              <w:t xml:space="preserve">How to Find a Percent of a Number | Math with Mr. J</w:t>
+              </w:rPr>
+              <w:t xml:space="preserve">An Intro to Solving Two-Step Equations | Math with Mr. J</w:t>
             </w:r>
           </w:p>
         </w:tc>
@@ -4727,18 +5275,18 @@
           </w:tcPr>
           <w:p>
             <w:pPr>
-              <w:spacing w:before="0" w:after="0"/>
-            </w:pPr>
-            <w:hyperlink w:history="1" r:id="rIdchhwvdl6rv4clrg6-4y74">
+              <w:spacing w:after="0" w:before="0"/>
+            </w:pPr>
+            <w:hyperlink w:history="1" r:id="rId_6pd5zqv8ozli7wqdwbs7">
               <w:r>
                 <w:rPr>
-                  <w:u w:val="single"/>
+                  <w:rFonts w:ascii="Arial" w:cs="Arial" w:eastAsia="Arial" w:hAnsi="Arial"/>
                   <w:color w:val="0563C1"/>
                   <w:sz w:val="13"/>
                   <w:szCs w:val="13"/>
-                  <w:rFonts w:ascii="Arial" w:cs="Arial" w:eastAsia="Arial" w:hAnsi="Arial"/>
+                  <w:u w:val="single"/>
                 </w:rPr>
-                <w:t xml:space="preserve">https://www.youtube.com/watch?v=5CAncQ4TZD4</w:t>
+                <w:t xml:space="preserve">https://www.youtube.com/watch?v=0ackz7dJSYY</w:t>
               </w:r>
             </w:hyperlink>
           </w:p>
@@ -4768,11 +5316,12 @@
           </w:tcPr>
           <w:p>
             <w:pPr>
-              <w:spacing w:before="0" w:after="0"/>
-              <w:jc w:val="left"/>
-            </w:pPr>
-            <w:r>
-              <w:rPr>
+              <w:spacing w:after="0" w:before="0"/>
+              <w:jc w:val="left"/>
+            </w:pPr>
+            <w:r>
+              <w:rPr>
+                <w:rFonts w:ascii="Arial" w:cs="Arial" w:eastAsia="Arial" w:hAnsi="Arial"/>
                 <w:b w:val="false"/>
                 <w:bCs w:val="false"/>
                 <w:i w:val="false"/>
@@ -4780,7 +5329,6 @@
                 <w:color w:val="000000"/>
                 <w:sz w:val="13"/>
                 <w:szCs w:val="13"/>
-                <w:rFonts w:ascii="Arial" w:cs="Arial" w:eastAsia="Arial" w:hAnsi="Arial"/>
               </w:rPr>
               <w:t xml:space="preserve">Video</w:t>
             </w:r>
@@ -4806,11 +5354,12 @@
           </w:tcPr>
           <w:p>
             <w:pPr>
-              <w:spacing w:before="0" w:after="0"/>
-              <w:jc w:val="left"/>
-            </w:pPr>
-            <w:r>
-              <w:rPr>
+              <w:spacing w:after="0" w:before="0"/>
+              <w:jc w:val="left"/>
+            </w:pPr>
+            <w:r>
+              <w:rPr>
+                <w:rFonts w:ascii="Arial" w:cs="Arial" w:eastAsia="Arial" w:hAnsi="Arial"/>
                 <w:b w:val="false"/>
                 <w:bCs w:val="false"/>
                 <w:i w:val="false"/>
@@ -4818,9 +5367,8 @@
                 <w:color w:val="000000"/>
                 <w:sz w:val="14"/>
                 <w:szCs w:val="14"/>
-                <w:rFonts w:ascii="Arial" w:cs="Arial" w:eastAsia="Arial" w:hAnsi="Arial"/>
-              </w:rPr>
-              <w:t xml:space="preserve">Calculating Percent Increase | Math with Mr. J</w:t>
+              </w:rPr>
+              <w:t xml:space="preserve">How to Solve Two-Step Equations | Math with Mr. J</w:t>
             </w:r>
           </w:p>
         </w:tc>
@@ -4844,18 +5392,18 @@
           </w:tcPr>
           <w:p>
             <w:pPr>
-              <w:spacing w:before="0" w:after="0"/>
-            </w:pPr>
-            <w:hyperlink w:history="1" r:id="rIdipb4q4jvt6s1bs2wy_mtq">
+              <w:spacing w:after="0" w:before="0"/>
+            </w:pPr>
+            <w:hyperlink w:history="1" r:id="rIdsvumhqtosl3wsebz7cv14">
               <w:r>
                 <w:rPr>
-                  <w:u w:val="single"/>
+                  <w:rFonts w:ascii="Arial" w:cs="Arial" w:eastAsia="Arial" w:hAnsi="Arial"/>
                   <w:color w:val="0563C1"/>
                   <w:sz w:val="13"/>
                   <w:szCs w:val="13"/>
-                  <w:rFonts w:ascii="Arial" w:cs="Arial" w:eastAsia="Arial" w:hAnsi="Arial"/>
+                  <w:u w:val="single"/>
                 </w:rPr>
-                <w:t xml:space="preserve">https://www.youtube.com/watch?v=t4mWCKu44lU</w:t>
+                <w:t xml:space="preserve">https://www.youtube.com/watch?v=7hiNNvqJNos</w:t>
               </w:r>
             </w:hyperlink>
           </w:p>
@@ -4885,11 +5433,12 @@
           </w:tcPr>
           <w:p>
             <w:pPr>
-              <w:spacing w:before="0" w:after="0"/>
-              <w:jc w:val="left"/>
-            </w:pPr>
-            <w:r>
-              <w:rPr>
+              <w:spacing w:after="0" w:before="0"/>
+              <w:jc w:val="left"/>
+            </w:pPr>
+            <w:r>
+              <w:rPr>
+                <w:rFonts w:ascii="Arial" w:cs="Arial" w:eastAsia="Arial" w:hAnsi="Arial"/>
                 <w:b w:val="false"/>
                 <w:bCs w:val="false"/>
                 <w:i w:val="false"/>
@@ -4897,7 +5446,6 @@
                 <w:color w:val="000000"/>
                 <w:sz w:val="13"/>
                 <w:szCs w:val="13"/>
-                <w:rFonts w:ascii="Arial" w:cs="Arial" w:eastAsia="Arial" w:hAnsi="Arial"/>
               </w:rPr>
               <w:t xml:space="preserve">Video</w:t>
             </w:r>
@@ -4923,11 +5471,12 @@
           </w:tcPr>
           <w:p>
             <w:pPr>
-              <w:spacing w:before="0" w:after="0"/>
-              <w:jc w:val="left"/>
-            </w:pPr>
-            <w:r>
-              <w:rPr>
+              <w:spacing w:after="0" w:before="0"/>
+              <w:jc w:val="left"/>
+            </w:pPr>
+            <w:r>
+              <w:rPr>
+                <w:rFonts w:ascii="Arial" w:cs="Arial" w:eastAsia="Arial" w:hAnsi="Arial"/>
                 <w:b w:val="false"/>
                 <w:bCs w:val="false"/>
                 <w:i w:val="false"/>
@@ -4935,9 +5484,8 @@
                 <w:color w:val="000000"/>
                 <w:sz w:val="14"/>
                 <w:szCs w:val="14"/>
-                <w:rFonts w:ascii="Arial" w:cs="Arial" w:eastAsia="Arial" w:hAnsi="Arial"/>
-              </w:rPr>
-              <w:t xml:space="preserve">Calculating Percent Decrease | Math with Mr. J</w:t>
+              </w:rPr>
+              <w:t xml:space="preserve">How to Solve Equations (One-Step &amp; Two-Step) | Math with Mr. J</w:t>
             </w:r>
           </w:p>
         </w:tc>
@@ -4961,18 +5509,18 @@
           </w:tcPr>
           <w:p>
             <w:pPr>
-              <w:spacing w:before="0" w:after="0"/>
-            </w:pPr>
-            <w:hyperlink w:history="1" r:id="rId7b2lamvvenldrx_o-vjhy">
+              <w:spacing w:after="0" w:before="0"/>
+            </w:pPr>
+            <w:hyperlink w:history="1" r:id="rIdffdwdhquy2lqaf0iv-lts">
               <w:r>
                 <w:rPr>
-                  <w:u w:val="single"/>
+                  <w:rFonts w:ascii="Arial" w:cs="Arial" w:eastAsia="Arial" w:hAnsi="Arial"/>
                   <w:color w:val="0563C1"/>
                   <w:sz w:val="13"/>
                   <w:szCs w:val="13"/>
-                  <w:rFonts w:ascii="Arial" w:cs="Arial" w:eastAsia="Arial" w:hAnsi="Arial"/>
+                  <w:u w:val="single"/>
                 </w:rPr>
-                <w:t xml:space="preserve">https://www.youtube.com/watch?v=kS_YxXf6gNA</w:t>
+                <w:t xml:space="preserve">https://www.youtube.com/watch?v=9eRF7pJCOUQ</w:t>
               </w:r>
             </w:hyperlink>
           </w:p>
@@ -5002,11 +5550,12 @@
           </w:tcPr>
           <w:p>
             <w:pPr>
-              <w:spacing w:before="0" w:after="0"/>
-              <w:jc w:val="left"/>
-            </w:pPr>
-            <w:r>
-              <w:rPr>
+              <w:spacing w:after="0" w:before="0"/>
+              <w:jc w:val="left"/>
+            </w:pPr>
+            <w:r>
+              <w:rPr>
+                <w:rFonts w:ascii="Arial" w:cs="Arial" w:eastAsia="Arial" w:hAnsi="Arial"/>
                 <w:b w:val="false"/>
                 <w:bCs w:val="false"/>
                 <w:i w:val="false"/>
@@ -5014,7 +5563,6 @@
                 <w:color w:val="000000"/>
                 <w:sz w:val="13"/>
                 <w:szCs w:val="13"/>
-                <w:rFonts w:ascii="Arial" w:cs="Arial" w:eastAsia="Arial" w:hAnsi="Arial"/>
               </w:rPr>
               <w:t xml:space="preserve">Worksheet (print)</w:t>
             </w:r>
@@ -5040,11 +5588,12 @@
           </w:tcPr>
           <w:p>
             <w:pPr>
-              <w:spacing w:before="0" w:after="0"/>
-              <w:jc w:val="left"/>
-            </w:pPr>
-            <w:r>
-              <w:rPr>
+              <w:spacing w:after="0" w:before="0"/>
+              <w:jc w:val="left"/>
+            </w:pPr>
+            <w:r>
+              <w:rPr>
+                <w:rFonts w:ascii="Arial" w:cs="Arial" w:eastAsia="Arial" w:hAnsi="Arial"/>
                 <w:b w:val="false"/>
                 <w:bCs w:val="false"/>
                 <w:i w:val="false"/>
@@ -5052,9 +5601,8 @@
                 <w:color w:val="000000"/>
                 <w:sz w:val="14"/>
                 <w:szCs w:val="14"/>
-                <w:rFonts w:ascii="Arial" w:cs="Arial" w:eastAsia="Arial" w:hAnsi="Arial"/>
-              </w:rPr>
-              <w:t xml:space="preserve">Corbettmaths — Percentage of an Amount (PDF)</w:t>
+              </w:rPr>
+              <w:t xml:space="preserve">Corbettmaths — Equations (PDF; questions 1–14 are one- and two-step)</w:t>
             </w:r>
           </w:p>
         </w:tc>
@@ -5078,18 +5626,18 @@
           </w:tcPr>
           <w:p>
             <w:pPr>
-              <w:spacing w:before="0" w:after="0"/>
-            </w:pPr>
-            <w:hyperlink w:history="1" r:id="rId8vo_bzk_8qic3244_kscg">
+              <w:spacing w:after="0" w:before="0"/>
+            </w:pPr>
+            <w:hyperlink w:history="1" r:id="rIdpr-k3iysck5cb7kmbfnd4">
               <w:r>
                 <w:rPr>
-                  <w:u w:val="single"/>
+                  <w:rFonts w:ascii="Arial" w:cs="Arial" w:eastAsia="Arial" w:hAnsi="Arial"/>
                   <w:color w:val="0563C1"/>
                   <w:sz w:val="13"/>
                   <w:szCs w:val="13"/>
-                  <w:rFonts w:ascii="Arial" w:cs="Arial" w:eastAsia="Arial" w:hAnsi="Arial"/>
+                  <w:u w:val="single"/>
                 </w:rPr>
-                <w:t xml:space="preserve">https://corbettmaths.com/wp-content/uploads/2018/11/Percentages-of-amounts-234-pdf.pdf</w:t>
+                <w:t xml:space="preserve">https://corbettmaths.com/wp-content/uploads/2013/02/equations-pdf.pdf</w:t>
               </w:r>
             </w:hyperlink>
           </w:p>
@@ -5119,18 +5667,18 @@
           </w:tcPr>
           <w:p>
             <w:pPr>
-              <w:spacing w:before="0" w:after="0"/>
-            </w:pPr>
-            <w:r>
-              <w:rPr>
+              <w:spacing w:after="0" w:before="0"/>
+            </w:pPr>
+            <w:r>
+              <w:rPr>
+                <w:rFonts w:ascii="Arial" w:cs="Arial" w:eastAsia="Arial" w:hAnsi="Arial"/>
                 <w:b/>
                 <w:bCs/>
                 <w:color w:val="375623"/>
                 <w:sz w:val="15"/>
                 <w:szCs w:val="15"/>
-                <w:rFonts w:ascii="Arial" w:cs="Arial" w:eastAsia="Arial" w:hAnsi="Arial"/>
-              </w:rPr>
-              <w:t xml:space="preserve">G2 -- Apply the order of operations with grouping symbols to the four operations.</w:t>
+              </w:rPr>
+              <w:t xml:space="preserve">Beyond SOLO -- Stage 4 extension</w:t>
             </w:r>
           </w:p>
         </w:tc>
@@ -5159,11 +5707,12 @@
           </w:tcPr>
           <w:p>
             <w:pPr>
-              <w:spacing w:before="0" w:after="0"/>
-              <w:jc w:val="left"/>
-            </w:pPr>
-            <w:r>
-              <w:rPr>
+              <w:spacing w:after="0" w:before="0"/>
+              <w:jc w:val="left"/>
+            </w:pPr>
+            <w:r>
+              <w:rPr>
+                <w:rFonts w:ascii="Arial" w:cs="Arial" w:eastAsia="Arial" w:hAnsi="Arial"/>
                 <w:b w:val="false"/>
                 <w:bCs w:val="false"/>
                 <w:i w:val="false"/>
@@ -5171,7 +5720,6 @@
                 <w:color w:val="000000"/>
                 <w:sz w:val="13"/>
                 <w:szCs w:val="13"/>
-                <w:rFonts w:ascii="Arial" w:cs="Arial" w:eastAsia="Arial" w:hAnsi="Arial"/>
               </w:rPr>
               <w:t xml:space="preserve">Video</w:t>
             </w:r>
@@ -5197,11 +5745,12 @@
           </w:tcPr>
           <w:p>
             <w:pPr>
-              <w:spacing w:before="0" w:after="0"/>
-              <w:jc w:val="left"/>
-            </w:pPr>
-            <w:r>
-              <w:rPr>
+              <w:spacing w:after="0" w:before="0"/>
+              <w:jc w:val="left"/>
+            </w:pPr>
+            <w:r>
+              <w:rPr>
+                <w:rFonts w:ascii="Arial" w:cs="Arial" w:eastAsia="Arial" w:hAnsi="Arial"/>
                 <w:b w:val="false"/>
                 <w:bCs w:val="false"/>
                 <w:i w:val="false"/>
@@ -5209,9 +5758,8 @@
                 <w:color w:val="000000"/>
                 <w:sz w:val="14"/>
                 <w:szCs w:val="14"/>
-                <w:rFonts w:ascii="Arial" w:cs="Arial" w:eastAsia="Arial" w:hAnsi="Arial"/>
-              </w:rPr>
-              <w:t xml:space="preserve">Order of Operations: A Step-By-Step Guide (PEMDAS) | Math with Mr. J</w:t>
+              </w:rPr>
+              <w:t xml:space="preserve">How to Find a Percent of a Number | Math with Mr. J</w:t>
             </w:r>
           </w:p>
         </w:tc>
@@ -5235,18 +5783,18 @@
           </w:tcPr>
           <w:p>
             <w:pPr>
-              <w:spacing w:before="0" w:after="0"/>
-            </w:pPr>
-            <w:hyperlink w:history="1" r:id="rId0kps_rkkvfsptvsakftpa">
+              <w:spacing w:after="0" w:before="0"/>
+            </w:pPr>
+            <w:hyperlink w:history="1" r:id="rIdh6ztws754wcafssjqviqk">
               <w:r>
                 <w:rPr>
-                  <w:u w:val="single"/>
+                  <w:rFonts w:ascii="Arial" w:cs="Arial" w:eastAsia="Arial" w:hAnsi="Arial"/>
                   <w:color w:val="0563C1"/>
                   <w:sz w:val="13"/>
                   <w:szCs w:val="13"/>
-                  <w:rFonts w:ascii="Arial" w:cs="Arial" w:eastAsia="Arial" w:hAnsi="Arial"/>
+                  <w:u w:val="single"/>
                 </w:rPr>
-                <w:t xml:space="preserve">https://www.youtube.com/watch?v=x41BCrYh8Kc</w:t>
+                <w:t xml:space="preserve">https://www.youtube.com/watch?v=5CAncQ4TZD4</w:t>
               </w:r>
             </w:hyperlink>
           </w:p>
@@ -5276,11 +5824,12 @@
           </w:tcPr>
           <w:p>
             <w:pPr>
-              <w:spacing w:before="0" w:after="0"/>
-              <w:jc w:val="left"/>
-            </w:pPr>
-            <w:r>
-              <w:rPr>
+              <w:spacing w:after="0" w:before="0"/>
+              <w:jc w:val="left"/>
+            </w:pPr>
+            <w:r>
+              <w:rPr>
+                <w:rFonts w:ascii="Arial" w:cs="Arial" w:eastAsia="Arial" w:hAnsi="Arial"/>
                 <w:b w:val="false"/>
                 <w:bCs w:val="false"/>
                 <w:i w:val="false"/>
@@ -5288,7 +5837,6 @@
                 <w:color w:val="000000"/>
                 <w:sz w:val="13"/>
                 <w:szCs w:val="13"/>
-                <w:rFonts w:ascii="Arial" w:cs="Arial" w:eastAsia="Arial" w:hAnsi="Arial"/>
               </w:rPr>
               <w:t xml:space="preserve">Video</w:t>
             </w:r>
@@ -5314,11 +5862,12 @@
           </w:tcPr>
           <w:p>
             <w:pPr>
-              <w:spacing w:before="0" w:after="0"/>
-              <w:jc w:val="left"/>
-            </w:pPr>
-            <w:r>
-              <w:rPr>
+              <w:spacing w:after="0" w:before="0"/>
+              <w:jc w:val="left"/>
+            </w:pPr>
+            <w:r>
+              <w:rPr>
+                <w:rFonts w:ascii="Arial" w:cs="Arial" w:eastAsia="Arial" w:hAnsi="Arial"/>
                 <w:b w:val="false"/>
                 <w:bCs w:val="false"/>
                 <w:i w:val="false"/>
@@ -5326,9 +5875,8 @@
                 <w:color w:val="000000"/>
                 <w:sz w:val="14"/>
                 <w:szCs w:val="14"/>
-                <w:rFonts w:ascii="Arial" w:cs="Arial" w:eastAsia="Arial" w:hAnsi="Arial"/>
-              </w:rPr>
-              <w:t xml:space="preserve">Order of Operations with Parentheses and Exponents (PEMDAS) | Math with Mr. J</w:t>
+              </w:rPr>
+              <w:t xml:space="preserve">Calculating Percent Increase | Math with Mr. J</w:t>
             </w:r>
           </w:p>
         </w:tc>
@@ -5352,18 +5900,18 @@
           </w:tcPr>
           <w:p>
             <w:pPr>
-              <w:spacing w:before="0" w:after="0"/>
-            </w:pPr>
-            <w:hyperlink w:history="1" r:id="rIdxeydbbbb75r6n6qbp24wd">
+              <w:spacing w:after="0" w:before="0"/>
+            </w:pPr>
+            <w:hyperlink w:history="1" r:id="rId7tit1bdcd8xlwqsl6zkll">
               <w:r>
                 <w:rPr>
-                  <w:u w:val="single"/>
+                  <w:rFonts w:ascii="Arial" w:cs="Arial" w:eastAsia="Arial" w:hAnsi="Arial"/>
                   <w:color w:val="0563C1"/>
                   <w:sz w:val="13"/>
                   <w:szCs w:val="13"/>
-                  <w:rFonts w:ascii="Arial" w:cs="Arial" w:eastAsia="Arial" w:hAnsi="Arial"/>
+                  <w:u w:val="single"/>
                 </w:rPr>
-                <w:t xml:space="preserve">https://www.youtube.com/watch?v=dzwDTEej8MU</w:t>
+                <w:t xml:space="preserve">https://www.youtube.com/watch?v=t4mWCKu44lU</w:t>
               </w:r>
             </w:hyperlink>
           </w:p>
@@ -5393,11 +5941,12 @@
           </w:tcPr>
           <w:p>
             <w:pPr>
-              <w:spacing w:before="0" w:after="0"/>
-              <w:jc w:val="left"/>
-            </w:pPr>
-            <w:r>
-              <w:rPr>
+              <w:spacing w:after="0" w:before="0"/>
+              <w:jc w:val="left"/>
+            </w:pPr>
+            <w:r>
+              <w:rPr>
+                <w:rFonts w:ascii="Arial" w:cs="Arial" w:eastAsia="Arial" w:hAnsi="Arial"/>
                 <w:b w:val="false"/>
                 <w:bCs w:val="false"/>
                 <w:i w:val="false"/>
@@ -5405,7 +5954,6 @@
                 <w:color w:val="000000"/>
                 <w:sz w:val="13"/>
                 <w:szCs w:val="13"/>
-                <w:rFonts w:ascii="Arial" w:cs="Arial" w:eastAsia="Arial" w:hAnsi="Arial"/>
               </w:rPr>
               <w:t xml:space="preserve">Video</w:t>
             </w:r>
@@ -5431,11 +5979,12 @@
           </w:tcPr>
           <w:p>
             <w:pPr>
-              <w:spacing w:before="0" w:after="0"/>
-              <w:jc w:val="left"/>
-            </w:pPr>
-            <w:r>
-              <w:rPr>
+              <w:spacing w:after="0" w:before="0"/>
+              <w:jc w:val="left"/>
+            </w:pPr>
+            <w:r>
+              <w:rPr>
+                <w:rFonts w:ascii="Arial" w:cs="Arial" w:eastAsia="Arial" w:hAnsi="Arial"/>
                 <w:b w:val="false"/>
                 <w:bCs w:val="false"/>
                 <w:i w:val="false"/>
@@ -5443,9 +5992,8 @@
                 <w:color w:val="000000"/>
                 <w:sz w:val="14"/>
                 <w:szCs w:val="14"/>
-                <w:rFonts w:ascii="Arial" w:cs="Arial" w:eastAsia="Arial" w:hAnsi="Arial"/>
-              </w:rPr>
-              <w:t xml:space="preserve">Order of Operations (No Parentheses or Exponents) | Math with Mr. J</w:t>
+              </w:rPr>
+              <w:t xml:space="preserve">Order of Operations (Primary) | Corbettmaths</w:t>
             </w:r>
           </w:p>
         </w:tc>
@@ -5469,18 +6017,18 @@
           </w:tcPr>
           <w:p>
             <w:pPr>
-              <w:spacing w:before="0" w:after="0"/>
-            </w:pPr>
-            <w:hyperlink w:history="1" r:id="rIdk0ohjnr0vnlsidijhzp2q">
+              <w:spacing w:after="0" w:before="0"/>
+            </w:pPr>
+            <w:hyperlink w:history="1" r:id="rIdvkn0an16-1ukpgknsaq_g">
               <w:r>
                 <w:rPr>
-                  <w:u w:val="single"/>
+                  <w:rFonts w:ascii="Arial" w:cs="Arial" w:eastAsia="Arial" w:hAnsi="Arial"/>
                   <w:color w:val="0563C1"/>
                   <w:sz w:val="13"/>
                   <w:szCs w:val="13"/>
-                  <w:rFonts w:ascii="Arial" w:cs="Arial" w:eastAsia="Arial" w:hAnsi="Arial"/>
+                  <w:u w:val="single"/>
                 </w:rPr>
-                <w:t xml:space="preserve">https://www.youtube.com/watch?v=BCg1nz5k0HY</w:t>
+                <w:t xml:space="preserve">https://www.youtube.com/watch?v=IKQgvJda7TE</w:t>
               </w:r>
             </w:hyperlink>
           </w:p>
@@ -5510,11 +6058,12 @@
           </w:tcPr>
           <w:p>
             <w:pPr>
-              <w:spacing w:before="0" w:after="0"/>
-              <w:jc w:val="left"/>
-            </w:pPr>
-            <w:r>
-              <w:rPr>
+              <w:spacing w:after="0" w:before="0"/>
+              <w:jc w:val="left"/>
+            </w:pPr>
+            <w:r>
+              <w:rPr>
+                <w:rFonts w:ascii="Arial" w:cs="Arial" w:eastAsia="Arial" w:hAnsi="Arial"/>
                 <w:b w:val="false"/>
                 <w:bCs w:val="false"/>
                 <w:i w:val="false"/>
@@ -5522,9 +6071,8 @@
                 <w:color w:val="000000"/>
                 <w:sz w:val="13"/>
                 <w:szCs w:val="13"/>
-                <w:rFonts w:ascii="Arial" w:cs="Arial" w:eastAsia="Arial" w:hAnsi="Arial"/>
-              </w:rPr>
-              <w:t xml:space="preserve">Worksheet (print)</w:t>
+              </w:rPr>
+              <w:t xml:space="preserve">Video</w:t>
             </w:r>
           </w:p>
         </w:tc>
@@ -5548,11 +6096,12 @@
           </w:tcPr>
           <w:p>
             <w:pPr>
-              <w:spacing w:before="0" w:after="0"/>
-              <w:jc w:val="left"/>
-            </w:pPr>
-            <w:r>
-              <w:rPr>
+              <w:spacing w:after="0" w:before="0"/>
+              <w:jc w:val="left"/>
+            </w:pPr>
+            <w:r>
+              <w:rPr>
+                <w:rFonts w:ascii="Arial" w:cs="Arial" w:eastAsia="Arial" w:hAnsi="Arial"/>
                 <w:b w:val="false"/>
                 <w:bCs w:val="false"/>
                 <w:i w:val="false"/>
@@ -5560,9 +6109,8 @@
                 <w:color w:val="000000"/>
                 <w:sz w:val="14"/>
                 <w:szCs w:val="14"/>
-                <w:rFonts w:ascii="Arial" w:cs="Arial" w:eastAsia="Arial" w:hAnsi="Arial"/>
-              </w:rPr>
-              <w:t xml:space="preserve">Corbettmaths — Order of Operations (PDF)</w:t>
+              </w:rPr>
+              <w:t xml:space="preserve">An Intro to Solving Two-Step Equations | Math with Mr. J</w:t>
             </w:r>
           </w:p>
         </w:tc>
@@ -5586,18 +6134,18 @@
           </w:tcPr>
           <w:p>
             <w:pPr>
-              <w:spacing w:before="0" w:after="0"/>
-            </w:pPr>
-            <w:hyperlink w:history="1" r:id="rId1it68um1kce4t3tpr5c1h">
+              <w:spacing w:after="0" w:before="0"/>
+            </w:pPr>
+            <w:hyperlink w:history="1" r:id="rId0aqqj8ke4je2a5vuyyhmd">
               <w:r>
                 <w:rPr>
-                  <w:u w:val="single"/>
+                  <w:rFonts w:ascii="Arial" w:cs="Arial" w:eastAsia="Arial" w:hAnsi="Arial"/>
                   <w:color w:val="0563C1"/>
                   <w:sz w:val="13"/>
                   <w:szCs w:val="13"/>
-                  <w:rFonts w:ascii="Arial" w:cs="Arial" w:eastAsia="Arial" w:hAnsi="Arial"/>
+                  <w:u w:val="single"/>
                 </w:rPr>
-                <w:t xml:space="preserve">https://corbettmaths.com/wp-content/uploads/2013/02/order-of-operations-pdf.pdf</w:t>
+                <w:t xml:space="preserve">https://www.youtube.com/watch?v=0ackz7dJSYY</w:t>
               </w:r>
             </w:hyperlink>
           </w:p>
@@ -5609,37 +6157,114 @@
         </w:trPr>
         <w:tc>
           <w:tcPr>
-            <w:tcW w:type="dxa" w:w="15038"/>
-            <w:gridSpan w:val="3"/>
-            <w:tcBorders>
-              <w:top w:val="single" w:color="DDDDDD" w:sz="2"/>
-              <w:left w:val="single" w:color="DDDDDD" w:sz="2"/>
-              <w:bottom w:val="single" w:color="DDDDDD" w:sz="2"/>
-              <w:right w:val="single" w:color="DDDDDD" w:sz="2"/>
-            </w:tcBorders>
-            <w:shd w:fill="EBF3E6" w:val="clear"/>
-            <w:tcMar>
-              <w:top w:type="dxa" w:w="50"/>
-              <w:left w:type="dxa" w:w="110"/>
-              <w:bottom w:type="dxa" w:w="50"/>
-              <w:right w:type="dxa" w:w="110"/>
-            </w:tcMar>
-          </w:tcPr>
-          <w:p>
-            <w:pPr>
-              <w:spacing w:before="0" w:after="0"/>
-            </w:pPr>
-            <w:r>
-              <w:rPr>
-                <w:b/>
-                <w:bCs/>
-                <w:color w:val="375623"/>
-                <w:sz w:val="15"/>
-                <w:szCs w:val="15"/>
-                <w:rFonts w:ascii="Arial" w:cs="Arial" w:eastAsia="Arial" w:hAnsi="Arial"/>
-              </w:rPr>
-              <w:t xml:space="preserve">G3 -- Solve simple (up to 2-step) linear equations using pronumerals and inverse operations.</w:t>
-            </w:r>
+            <w:tcW w:type="dxa" w:w="1700"/>
+            <w:tcBorders>
+              <w:top w:val="single" w:color="DDDDDD" w:sz="2"/>
+              <w:left w:val="single" w:color="DDDDDD" w:sz="2"/>
+              <w:bottom w:val="single" w:color="DDDDDD" w:sz="2"/>
+              <w:right w:val="single" w:color="DDDDDD" w:sz="2"/>
+            </w:tcBorders>
+            <w:shd w:fill="FFFFFF" w:val="clear"/>
+            <w:tcMar>
+              <w:top w:type="dxa" w:w="40"/>
+              <w:left w:type="dxa" w:w="110"/>
+              <w:bottom w:type="dxa" w:w="40"/>
+              <w:right w:type="dxa" w:w="110"/>
+            </w:tcMar>
+            <w:vAlign w:val="top"/>
+          </w:tcPr>
+          <w:p>
+            <w:pPr>
+              <w:spacing w:after="0" w:before="0"/>
+              <w:jc w:val="left"/>
+            </w:pPr>
+            <w:r>
+              <w:rPr>
+                <w:rFonts w:ascii="Arial" w:cs="Arial" w:eastAsia="Arial" w:hAnsi="Arial"/>
+                <w:b w:val="false"/>
+                <w:bCs w:val="false"/>
+                <w:i w:val="false"/>
+                <w:iCs w:val="false"/>
+                <w:color w:val="000000"/>
+                <w:sz w:val="13"/>
+                <w:szCs w:val="13"/>
+              </w:rPr>
+              <w:t xml:space="preserve">Worksheet (print)</w:t>
+            </w:r>
+          </w:p>
+        </w:tc>
+        <w:tc>
+          <w:tcPr>
+            <w:tcW w:type="dxa" w:w="6000"/>
+            <w:tcBorders>
+              <w:top w:val="single" w:color="DDDDDD" w:sz="2"/>
+              <w:left w:val="single" w:color="DDDDDD" w:sz="2"/>
+              <w:bottom w:val="single" w:color="DDDDDD" w:sz="2"/>
+              <w:right w:val="single" w:color="DDDDDD" w:sz="2"/>
+            </w:tcBorders>
+            <w:shd w:fill="FFFFFF" w:val="clear"/>
+            <w:tcMar>
+              <w:top w:type="dxa" w:w="40"/>
+              <w:left w:type="dxa" w:w="110"/>
+              <w:bottom w:type="dxa" w:w="40"/>
+              <w:right w:type="dxa" w:w="110"/>
+            </w:tcMar>
+            <w:vAlign w:val="top"/>
+          </w:tcPr>
+          <w:p>
+            <w:pPr>
+              <w:spacing w:after="0" w:before="0"/>
+              <w:jc w:val="left"/>
+            </w:pPr>
+            <w:r>
+              <w:rPr>
+                <w:rFonts w:ascii="Arial" w:cs="Arial" w:eastAsia="Arial" w:hAnsi="Arial"/>
+                <w:b w:val="false"/>
+                <w:bCs w:val="false"/>
+                <w:i w:val="false"/>
+                <w:iCs w:val="false"/>
+                <w:color w:val="000000"/>
+                <w:sz w:val="14"/>
+                <w:szCs w:val="14"/>
+              </w:rPr>
+              <w:t xml:space="preserve">Corbettmaths — Order of Operations (PDF)</w:t>
+            </w:r>
+          </w:p>
+        </w:tc>
+        <w:tc>
+          <w:tcPr>
+            <w:tcW w:type="dxa" w:w="7338"/>
+            <w:tcBorders>
+              <w:top w:val="single" w:color="DDDDDD" w:sz="2"/>
+              <w:left w:val="single" w:color="DDDDDD" w:sz="2"/>
+              <w:bottom w:val="single" w:color="DDDDDD" w:sz="2"/>
+              <w:right w:val="single" w:color="DDDDDD" w:sz="2"/>
+            </w:tcBorders>
+            <w:shd w:fill="FFFFFF" w:val="clear"/>
+            <w:tcMar>
+              <w:top w:type="dxa" w:w="40"/>
+              <w:left w:type="dxa" w:w="110"/>
+              <w:bottom w:type="dxa" w:w="40"/>
+              <w:right w:type="dxa" w:w="110"/>
+            </w:tcMar>
+            <w:vAlign w:val="top"/>
+          </w:tcPr>
+          <w:p>
+            <w:pPr>
+              <w:spacing w:after="0" w:before="0"/>
+            </w:pPr>
+            <w:hyperlink w:history="1" r:id="rIdhavr9cczx49hcyu5a6epl">
+              <w:r>
+                <w:rPr>
+                  <w:rFonts w:ascii="Arial" w:cs="Arial" w:eastAsia="Arial" w:hAnsi="Arial"/>
+                  <w:color w:val="0563C1"/>
+                  <w:sz w:val="13"/>
+                  <w:szCs w:val="13"/>
+                  <w:u w:val="single"/>
+                </w:rPr>
+                <w:t xml:space="preserve">https://corbettmaths.com/wp-content/uploads/2013/02/order-of-operations-pdf.pdf</w:t>
+              </w:r>
+            </w:hyperlink>
           </w:p>
         </w:tc>
       </w:tr>
@@ -5667,11 +6292,12 @@
           </w:tcPr>
           <w:p>
             <w:pPr>
-              <w:spacing w:before="0" w:after="0"/>
-              <w:jc w:val="left"/>
-            </w:pPr>
-            <w:r>
-              <w:rPr>
+              <w:spacing w:after="0" w:before="0"/>
+              <w:jc w:val="left"/>
+            </w:pPr>
+            <w:r>
+              <w:rPr>
+                <w:rFonts w:ascii="Arial" w:cs="Arial" w:eastAsia="Arial" w:hAnsi="Arial"/>
                 <w:b w:val="false"/>
                 <w:bCs w:val="false"/>
                 <w:i w:val="false"/>
@@ -5679,9 +6305,8 @@
                 <w:color w:val="000000"/>
                 <w:sz w:val="13"/>
                 <w:szCs w:val="13"/>
-                <w:rFonts w:ascii="Arial" w:cs="Arial" w:eastAsia="Arial" w:hAnsi="Arial"/>
-              </w:rPr>
-              <w:t xml:space="preserve">Video</w:t>
+              </w:rPr>
+              <w:t xml:space="preserve">Worksheet (print)</w:t>
             </w:r>
           </w:p>
         </w:tc>
@@ -5705,11 +6330,12 @@
           </w:tcPr>
           <w:p>
             <w:pPr>
-              <w:spacing w:before="0" w:after="0"/>
-              <w:jc w:val="left"/>
-            </w:pPr>
-            <w:r>
-              <w:rPr>
+              <w:spacing w:after="0" w:before="0"/>
+              <w:jc w:val="left"/>
+            </w:pPr>
+            <w:r>
+              <w:rPr>
+                <w:rFonts w:ascii="Arial" w:cs="Arial" w:eastAsia="Arial" w:hAnsi="Arial"/>
                 <w:b w:val="false"/>
                 <w:bCs w:val="false"/>
                 <w:i w:val="false"/>
@@ -5717,9 +6343,8 @@
                 <w:color w:val="000000"/>
                 <w:sz w:val="14"/>
                 <w:szCs w:val="14"/>
-                <w:rFonts w:ascii="Arial" w:cs="Arial" w:eastAsia="Arial" w:hAnsi="Arial"/>
-              </w:rPr>
-              <w:t xml:space="preserve">An Intro to Solving Two-Step Equations | Math with Mr. J</w:t>
+              </w:rPr>
+              <w:t xml:space="preserve">Corbettmaths — Equations (PDF)</w:t>
             </w:r>
           </w:p>
         </w:tc>
@@ -5743,18 +6368,18 @@
           </w:tcPr>
           <w:p>
             <w:pPr>
-              <w:spacing w:before="0" w:after="0"/>
-            </w:pPr>
-            <w:hyperlink w:history="1" r:id="rIdk7p2ilsl0lbxmdztouvil">
+              <w:spacing w:after="0" w:before="0"/>
+            </w:pPr>
+            <w:hyperlink w:history="1" r:id="rIdzw_kaf5rdyqs2xtkxfvcd">
               <w:r>
                 <w:rPr>
-                  <w:u w:val="single"/>
+                  <w:rFonts w:ascii="Arial" w:cs="Arial" w:eastAsia="Arial" w:hAnsi="Arial"/>
                   <w:color w:val="0563C1"/>
                   <w:sz w:val="13"/>
                   <w:szCs w:val="13"/>
-                  <w:rFonts w:ascii="Arial" w:cs="Arial" w:eastAsia="Arial" w:hAnsi="Arial"/>
+                  <w:u w:val="single"/>
                 </w:rPr>
-                <w:t xml:space="preserve">https://www.youtube.com/watch?v=0ackz7dJSYY</w:t>
+                <w:t xml:space="preserve">https://corbettmaths.com/wp-content/uploads/2013/02/equations-pdf.pdf</w:t>
               </w:r>
             </w:hyperlink>
           </w:p>
@@ -5784,11 +6409,12 @@
           </w:tcPr>
           <w:p>
             <w:pPr>
-              <w:spacing w:before="0" w:after="0"/>
-              <w:jc w:val="left"/>
-            </w:pPr>
-            <w:r>
-              <w:rPr>
+              <w:spacing w:after="0" w:before="0"/>
+              <w:jc w:val="left"/>
+            </w:pPr>
+            <w:r>
+              <w:rPr>
+                <w:rFonts w:ascii="Arial" w:cs="Arial" w:eastAsia="Arial" w:hAnsi="Arial"/>
                 <w:b w:val="false"/>
                 <w:bCs w:val="false"/>
                 <w:i w:val="false"/>
@@ -5796,9 +6422,8 @@
                 <w:color w:val="000000"/>
                 <w:sz w:val="13"/>
                 <w:szCs w:val="13"/>
-                <w:rFonts w:ascii="Arial" w:cs="Arial" w:eastAsia="Arial" w:hAnsi="Arial"/>
-              </w:rPr>
-              <w:t xml:space="preserve">Video</w:t>
+              </w:rPr>
+              <w:t xml:space="preserve">Website</w:t>
             </w:r>
           </w:p>
         </w:tc>
@@ -5822,11 +6447,12 @@
           </w:tcPr>
           <w:p>
             <w:pPr>
-              <w:spacing w:before="0" w:after="0"/>
-              <w:jc w:val="left"/>
-            </w:pPr>
-            <w:r>
-              <w:rPr>
+              <w:spacing w:after="0" w:before="0"/>
+              <w:jc w:val="left"/>
+            </w:pPr>
+            <w:r>
+              <w:rPr>
+                <w:rFonts w:ascii="Arial" w:cs="Arial" w:eastAsia="Arial" w:hAnsi="Arial"/>
                 <w:b w:val="false"/>
                 <w:bCs w:val="false"/>
                 <w:i w:val="false"/>
@@ -5834,9 +6460,8 @@
                 <w:color w:val="000000"/>
                 <w:sz w:val="14"/>
                 <w:szCs w:val="14"/>
-                <w:rFonts w:ascii="Arial" w:cs="Arial" w:eastAsia="Arial" w:hAnsi="Arial"/>
-              </w:rPr>
-              <w:t xml:space="preserve">How to Solve Two-Step Equations | Math with Mr. J</w:t>
+              </w:rPr>
+              <w:t xml:space="preserve">Maths is Fun — Percentage Change (interactive)</w:t>
             </w:r>
           </w:p>
         </w:tc>
@@ -5860,18 +6485,18 @@
           </w:tcPr>
           <w:p>
             <w:pPr>
-              <w:spacing w:before="0" w:after="0"/>
-            </w:pPr>
-            <w:hyperlink w:history="1" r:id="rIdltm9bpprltbzcnues3wpf">
+              <w:spacing w:after="0" w:before="0"/>
+            </w:pPr>
+            <w:hyperlink w:history="1" r:id="rIdgv-jd_h7q1hhnxil22cbv">
               <w:r>
                 <w:rPr>
-                  <w:u w:val="single"/>
+                  <w:rFonts w:ascii="Arial" w:cs="Arial" w:eastAsia="Arial" w:hAnsi="Arial"/>
                   <w:color w:val="0563C1"/>
                   <w:sz w:val="13"/>
                   <w:szCs w:val="13"/>
-                  <w:rFonts w:ascii="Arial" w:cs="Arial" w:eastAsia="Arial" w:hAnsi="Arial"/>
+                  <w:u w:val="single"/>
                 </w:rPr>
-                <w:t xml:space="preserve">https://www.youtube.com/watch?v=7hiNNvqJNos</w:t>
+                <w:t xml:space="preserve">https://www.mathsisfun.com/numbers/percentage-change.html</w:t>
               </w:r>
             </w:hyperlink>
           </w:p>
@@ -5901,11 +6526,12 @@
           </w:tcPr>
           <w:p>
             <w:pPr>
-              <w:spacing w:before="0" w:after="0"/>
-              <w:jc w:val="left"/>
-            </w:pPr>
-            <w:r>
-              <w:rPr>
+              <w:spacing w:after="0" w:before="0"/>
+              <w:jc w:val="left"/>
+            </w:pPr>
+            <w:r>
+              <w:rPr>
+                <w:rFonts w:ascii="Arial" w:cs="Arial" w:eastAsia="Arial" w:hAnsi="Arial"/>
                 <w:b w:val="false"/>
                 <w:bCs w:val="false"/>
                 <w:i w:val="false"/>
@@ -5913,9 +6539,8 @@
                 <w:color w:val="000000"/>
                 <w:sz w:val="13"/>
                 <w:szCs w:val="13"/>
-                <w:rFonts w:ascii="Arial" w:cs="Arial" w:eastAsia="Arial" w:hAnsi="Arial"/>
-              </w:rPr>
-              <w:t xml:space="preserve">Video</w:t>
+              </w:rPr>
+              <w:t xml:space="preserve">Website</w:t>
             </w:r>
           </w:p>
         </w:tc>
@@ -5939,11 +6564,12 @@
           </w:tcPr>
           <w:p>
             <w:pPr>
-              <w:spacing w:before="0" w:after="0"/>
-              <w:jc w:val="left"/>
-            </w:pPr>
-            <w:r>
-              <w:rPr>
+              <w:spacing w:after="0" w:before="0"/>
+              <w:jc w:val="left"/>
+            </w:pPr>
+            <w:r>
+              <w:rPr>
+                <w:rFonts w:ascii="Arial" w:cs="Arial" w:eastAsia="Arial" w:hAnsi="Arial"/>
                 <w:b w:val="false"/>
                 <w:bCs w:val="false"/>
                 <w:i w:val="false"/>
@@ -5951,9 +6577,8 @@
                 <w:color w:val="000000"/>
                 <w:sz w:val="14"/>
                 <w:szCs w:val="14"/>
-                <w:rFonts w:ascii="Arial" w:cs="Arial" w:eastAsia="Arial" w:hAnsi="Arial"/>
-              </w:rPr>
-              <w:t xml:space="preserve">How to Solve Equations (One-Step &amp; Two-Step) | Math with Mr. J</w:t>
+              </w:rPr>
+              <w:t xml:space="preserve">Maths is Fun — Order of Operations (BODMAS)</w:t>
             </w:r>
           </w:p>
         </w:tc>
@@ -5977,18 +6602,18 @@
           </w:tcPr>
           <w:p>
             <w:pPr>
-              <w:spacing w:before="0" w:after="0"/>
-            </w:pPr>
-            <w:hyperlink w:history="1" r:id="rIdxfaf98rxpcgubp0irhsr8">
+              <w:spacing w:after="0" w:before="0"/>
+            </w:pPr>
+            <w:hyperlink w:history="1" r:id="rIdirz7qigrqcmjxayxqxbnm">
               <w:r>
                 <w:rPr>
-                  <w:u w:val="single"/>
+                  <w:rFonts w:ascii="Arial" w:cs="Arial" w:eastAsia="Arial" w:hAnsi="Arial"/>
                   <w:color w:val="0563C1"/>
                   <w:sz w:val="13"/>
                   <w:szCs w:val="13"/>
-                  <w:rFonts w:ascii="Arial" w:cs="Arial" w:eastAsia="Arial" w:hAnsi="Arial"/>
+                  <w:u w:val="single"/>
                 </w:rPr>
-                <w:t xml:space="preserve">https://www.youtube.com/watch?v=9eRF7pJCOUQ</w:t>
+                <w:t xml:space="preserve">https://www.mathsisfun.com/operation-order-bodmas.html</w:t>
               </w:r>
             </w:hyperlink>
           </w:p>
@@ -6018,11 +6643,12 @@
           </w:tcPr>
           <w:p>
             <w:pPr>
-              <w:spacing w:before="0" w:after="0"/>
-              <w:jc w:val="left"/>
-            </w:pPr>
-            <w:r>
-              <w:rPr>
+              <w:spacing w:after="0" w:before="0"/>
+              <w:jc w:val="left"/>
+            </w:pPr>
+            <w:r>
+              <w:rPr>
+                <w:rFonts w:ascii="Arial" w:cs="Arial" w:eastAsia="Arial" w:hAnsi="Arial"/>
                 <w:b w:val="false"/>
                 <w:bCs w:val="false"/>
                 <w:i w:val="false"/>
@@ -6030,9 +6656,8 @@
                 <w:color w:val="000000"/>
                 <w:sz w:val="13"/>
                 <w:szCs w:val="13"/>
-                <w:rFonts w:ascii="Arial" w:cs="Arial" w:eastAsia="Arial" w:hAnsi="Arial"/>
-              </w:rPr>
-              <w:t xml:space="preserve">Worksheet (print)</w:t>
+              </w:rPr>
+              <w:t xml:space="preserve">Website</w:t>
             </w:r>
           </w:p>
         </w:tc>
@@ -6056,11 +6681,12 @@
           </w:tcPr>
           <w:p>
             <w:pPr>
-              <w:spacing w:before="0" w:after="0"/>
-              <w:jc w:val="left"/>
-            </w:pPr>
-            <w:r>
-              <w:rPr>
+              <w:spacing w:after="0" w:before="0"/>
+              <w:jc w:val="left"/>
+            </w:pPr>
+            <w:r>
+              <w:rPr>
+                <w:rFonts w:ascii="Arial" w:cs="Arial" w:eastAsia="Arial" w:hAnsi="Arial"/>
                 <w:b w:val="false"/>
                 <w:bCs w:val="false"/>
                 <w:i w:val="false"/>
@@ -6068,9 +6694,8 @@
                 <w:color w:val="000000"/>
                 <w:sz w:val="14"/>
                 <w:szCs w:val="14"/>
-                <w:rFonts w:ascii="Arial" w:cs="Arial" w:eastAsia="Arial" w:hAnsi="Arial"/>
-              </w:rPr>
-              <w:t xml:space="preserve">Corbettmaths — Equations (PDF)</w:t>
+              </w:rPr>
+              <w:t xml:space="preserve">Maths is Fun — Solving Equations (interactive)</w:t>
             </w:r>
           </w:p>
         </w:tc>
@@ -6094,18 +6719,18 @@
           </w:tcPr>
           <w:p>
             <w:pPr>
-              <w:spacing w:before="0" w:after="0"/>
-            </w:pPr>
-            <w:hyperlink w:history="1" r:id="rId_fzpqvjfxpezi4mwn4vej">
+              <w:spacing w:after="0" w:before="0"/>
+            </w:pPr>
+            <w:hyperlink w:history="1" r:id="rIdmm1svju3xvntcvqvoq-2g">
               <w:r>
                 <w:rPr>
-                  <w:u w:val="single"/>
+                  <w:rFonts w:ascii="Arial" w:cs="Arial" w:eastAsia="Arial" w:hAnsi="Arial"/>
                   <w:color w:val="0563C1"/>
                   <w:sz w:val="13"/>
                   <w:szCs w:val="13"/>
-                  <w:rFonts w:ascii="Arial" w:cs="Arial" w:eastAsia="Arial" w:hAnsi="Arial"/>
+                  <w:u w:val="single"/>
                 </w:rPr>
-                <w:t xml:space="preserve">https://corbettmaths.com/wp-content/uploads/2013/02/equations-pdf.pdf</w:t>
+                <w:t xml:space="preserve">https://www.mathsisfun.com/algebra/equations-solving.html</w:t>
               </w:r>
             </w:hyperlink>
           </w:p>
@@ -6117,46 +6742,6 @@
         </w:trPr>
         <w:tc>
           <w:tcPr>
-            <w:tcW w:type="dxa" w:w="15038"/>
-            <w:gridSpan w:val="3"/>
-            <w:tcBorders>
-              <w:top w:val="single" w:color="DDDDDD" w:sz="2"/>
-              <w:left w:val="single" w:color="DDDDDD" w:sz="2"/>
-              <w:bottom w:val="single" w:color="DDDDDD" w:sz="2"/>
-              <w:right w:val="single" w:color="DDDDDD" w:sz="2"/>
-            </w:tcBorders>
-            <w:shd w:fill="EBF3E6" w:val="clear"/>
-            <w:tcMar>
-              <w:top w:type="dxa" w:w="50"/>
-              <w:left w:type="dxa" w:w="110"/>
-              <w:bottom w:type="dxa" w:w="50"/>
-              <w:right w:type="dxa" w:w="110"/>
-            </w:tcMar>
-          </w:tcPr>
-          <w:p>
-            <w:pPr>
-              <w:spacing w:before="0" w:after="0"/>
-            </w:pPr>
-            <w:r>
-              <w:rPr>
-                <w:b/>
-                <w:bCs/>
-                <w:color w:val="375623"/>
-                <w:sz w:val="15"/>
-                <w:szCs w:val="15"/>
-                <w:rFonts w:ascii="Arial" w:cs="Arial" w:eastAsia="Arial" w:hAnsi="Arial"/>
-              </w:rPr>
-              <w:t xml:space="preserve">Beyond SOLO -- Stage 4 extension</w:t>
-            </w:r>
-          </w:p>
-        </w:tc>
-      </w:tr>
-      <w:tr>
-        <w:trPr>
-          <w:cantSplit/>
-        </w:trPr>
-        <w:tc>
-          <w:tcPr>
             <w:tcW w:type="dxa" w:w="1700"/>
             <w:tcBorders>
               <w:top w:val="single" w:color="DDDDDD" w:sz="2"/>
@@ -6175,11 +6760,12 @@
           </w:tcPr>
           <w:p>
             <w:pPr>
-              <w:spacing w:before="0" w:after="0"/>
-              <w:jc w:val="left"/>
-            </w:pPr>
-            <w:r>
-              <w:rPr>
+              <w:spacing w:after="0" w:before="0"/>
+              <w:jc w:val="left"/>
+            </w:pPr>
+            <w:r>
+              <w:rPr>
+                <w:rFonts w:ascii="Arial" w:cs="Arial" w:eastAsia="Arial" w:hAnsi="Arial"/>
                 <w:b w:val="false"/>
                 <w:bCs w:val="false"/>
                 <w:i w:val="false"/>
@@ -6187,9 +6773,8 @@
                 <w:color w:val="000000"/>
                 <w:sz w:val="13"/>
                 <w:szCs w:val="13"/>
-                <w:rFonts w:ascii="Arial" w:cs="Arial" w:eastAsia="Arial" w:hAnsi="Arial"/>
-              </w:rPr>
-              <w:t xml:space="preserve">Video</w:t>
+              </w:rPr>
+              <w:t xml:space="preserve">Website</w:t>
             </w:r>
           </w:p>
         </w:tc>
@@ -6213,11 +6798,12 @@
           </w:tcPr>
           <w:p>
             <w:pPr>
-              <w:spacing w:before="0" w:after="0"/>
-              <w:jc w:val="left"/>
-            </w:pPr>
-            <w:r>
-              <w:rPr>
+              <w:spacing w:after="0" w:before="0"/>
+              <w:jc w:val="left"/>
+            </w:pPr>
+            <w:r>
+              <w:rPr>
+                <w:rFonts w:ascii="Arial" w:cs="Arial" w:eastAsia="Arial" w:hAnsi="Arial"/>
                 <w:b w:val="false"/>
                 <w:bCs w:val="false"/>
                 <w:i w:val="false"/>
@@ -6225,9 +6811,8 @@
                 <w:color w:val="000000"/>
                 <w:sz w:val="14"/>
                 <w:szCs w:val="14"/>
-                <w:rFonts w:ascii="Arial" w:cs="Arial" w:eastAsia="Arial" w:hAnsi="Arial"/>
-              </w:rPr>
-              <w:t xml:space="preserve">How to Find a Percent of a Number | Math with Mr. J</w:t>
+              </w:rPr>
+              <w:t xml:space="preserve">Maths is Fun — Percentages (interactive)</w:t>
             </w:r>
           </w:p>
         </w:tc>
@@ -6251,1069 +6836,16 @@
           </w:tcPr>
           <w:p>
             <w:pPr>
-              <w:spacing w:before="0" w:after="0"/>
-            </w:pPr>
-            <w:hyperlink w:history="1" r:id="rIdjavov_xgga-i7rea78ja0">
+              <w:spacing w:after="0" w:before="0"/>
+            </w:pPr>
+            <w:hyperlink w:history="1" r:id="rIdfnymff3spfmhj4ffe1oem">
               <w:r>
                 <w:rPr>
-                  <w:u w:val="single"/>
+                  <w:rFonts w:ascii="Arial" w:cs="Arial" w:eastAsia="Arial" w:hAnsi="Arial"/>
                   <w:color w:val="0563C1"/>
                   <w:sz w:val="13"/>
                   <w:szCs w:val="13"/>
-                  <w:rFonts w:ascii="Arial" w:cs="Arial" w:eastAsia="Arial" w:hAnsi="Arial"/>
-                </w:rPr>
-                <w:t xml:space="preserve">https://www.youtube.com/watch?v=5CAncQ4TZD4</w:t>
-              </w:r>
-            </w:hyperlink>
-          </w:p>
-        </w:tc>
-      </w:tr>
-      <w:tr>
-        <w:trPr>
-          <w:cantSplit/>
-        </w:trPr>
-        <w:tc>
-          <w:tcPr>
-            <w:tcW w:type="dxa" w:w="1700"/>
-            <w:tcBorders>
-              <w:top w:val="single" w:color="DDDDDD" w:sz="2"/>
-              <w:left w:val="single" w:color="DDDDDD" w:sz="2"/>
-              <w:bottom w:val="single" w:color="DDDDDD" w:sz="2"/>
-              <w:right w:val="single" w:color="DDDDDD" w:sz="2"/>
-            </w:tcBorders>
-            <w:shd w:fill="FFFFFF" w:val="clear"/>
-            <w:tcMar>
-              <w:top w:type="dxa" w:w="40"/>
-              <w:left w:type="dxa" w:w="110"/>
-              <w:bottom w:type="dxa" w:w="40"/>
-              <w:right w:type="dxa" w:w="110"/>
-            </w:tcMar>
-            <w:vAlign w:val="top"/>
-          </w:tcPr>
-          <w:p>
-            <w:pPr>
-              <w:spacing w:before="0" w:after="0"/>
-              <w:jc w:val="left"/>
-            </w:pPr>
-            <w:r>
-              <w:rPr>
-                <w:b w:val="false"/>
-                <w:bCs w:val="false"/>
-                <w:i w:val="false"/>
-                <w:iCs w:val="false"/>
-                <w:color w:val="000000"/>
-                <w:sz w:val="13"/>
-                <w:szCs w:val="13"/>
-                <w:rFonts w:ascii="Arial" w:cs="Arial" w:eastAsia="Arial" w:hAnsi="Arial"/>
-              </w:rPr>
-              <w:t xml:space="preserve">Video</w:t>
-            </w:r>
-          </w:p>
-        </w:tc>
-        <w:tc>
-          <w:tcPr>
-            <w:tcW w:type="dxa" w:w="6000"/>
-            <w:tcBorders>
-              <w:top w:val="single" w:color="DDDDDD" w:sz="2"/>
-              <w:left w:val="single" w:color="DDDDDD" w:sz="2"/>
-              <w:bottom w:val="single" w:color="DDDDDD" w:sz="2"/>
-              <w:right w:val="single" w:color="DDDDDD" w:sz="2"/>
-            </w:tcBorders>
-            <w:shd w:fill="FFFFFF" w:val="clear"/>
-            <w:tcMar>
-              <w:top w:type="dxa" w:w="40"/>
-              <w:left w:type="dxa" w:w="110"/>
-              <w:bottom w:type="dxa" w:w="40"/>
-              <w:right w:type="dxa" w:w="110"/>
-            </w:tcMar>
-            <w:vAlign w:val="top"/>
-          </w:tcPr>
-          <w:p>
-            <w:pPr>
-              <w:spacing w:before="0" w:after="0"/>
-              <w:jc w:val="left"/>
-            </w:pPr>
-            <w:r>
-              <w:rPr>
-                <w:b w:val="false"/>
-                <w:bCs w:val="false"/>
-                <w:i w:val="false"/>
-                <w:iCs w:val="false"/>
-                <w:color w:val="000000"/>
-                <w:sz w:val="14"/>
-                <w:szCs w:val="14"/>
-                <w:rFonts w:ascii="Arial" w:cs="Arial" w:eastAsia="Arial" w:hAnsi="Arial"/>
-              </w:rPr>
-              <w:t xml:space="preserve">Calculating Percent Increase | Math with Mr. J</w:t>
-            </w:r>
-          </w:p>
-        </w:tc>
-        <w:tc>
-          <w:tcPr>
-            <w:tcW w:type="dxa" w:w="7338"/>
-            <w:tcBorders>
-              <w:top w:val="single" w:color="DDDDDD" w:sz="2"/>
-              <w:left w:val="single" w:color="DDDDDD" w:sz="2"/>
-              <w:bottom w:val="single" w:color="DDDDDD" w:sz="2"/>
-              <w:right w:val="single" w:color="DDDDDD" w:sz="2"/>
-            </w:tcBorders>
-            <w:shd w:fill="FFFFFF" w:val="clear"/>
-            <w:tcMar>
-              <w:top w:type="dxa" w:w="40"/>
-              <w:left w:type="dxa" w:w="110"/>
-              <w:bottom w:type="dxa" w:w="40"/>
-              <w:right w:type="dxa" w:w="110"/>
-            </w:tcMar>
-            <w:vAlign w:val="top"/>
-          </w:tcPr>
-          <w:p>
-            <w:pPr>
-              <w:spacing w:before="0" w:after="0"/>
-            </w:pPr>
-            <w:hyperlink w:history="1" r:id="rIdycwhi7u59natrrw8ws5ak">
-              <w:r>
-                <w:rPr>
                   <w:u w:val="single"/>
-                  <w:color w:val="0563C1"/>
-                  <w:sz w:val="13"/>
-                  <w:szCs w:val="13"/>
-                  <w:rFonts w:ascii="Arial" w:cs="Arial" w:eastAsia="Arial" w:hAnsi="Arial"/>
-                </w:rPr>
-                <w:t xml:space="preserve">https://www.youtube.com/watch?v=t4mWCKu44lU</w:t>
-              </w:r>
-            </w:hyperlink>
-          </w:p>
-        </w:tc>
-      </w:tr>
-      <w:tr>
-        <w:trPr>
-          <w:cantSplit/>
-        </w:trPr>
-        <w:tc>
-          <w:tcPr>
-            <w:tcW w:type="dxa" w:w="1700"/>
-            <w:tcBorders>
-              <w:top w:val="single" w:color="DDDDDD" w:sz="2"/>
-              <w:left w:val="single" w:color="DDDDDD" w:sz="2"/>
-              <w:bottom w:val="single" w:color="DDDDDD" w:sz="2"/>
-              <w:right w:val="single" w:color="DDDDDD" w:sz="2"/>
-            </w:tcBorders>
-            <w:shd w:fill="FFFFFF" w:val="clear"/>
-            <w:tcMar>
-              <w:top w:type="dxa" w:w="40"/>
-              <w:left w:type="dxa" w:w="110"/>
-              <w:bottom w:type="dxa" w:w="40"/>
-              <w:right w:type="dxa" w:w="110"/>
-            </w:tcMar>
-            <w:vAlign w:val="top"/>
-          </w:tcPr>
-          <w:p>
-            <w:pPr>
-              <w:spacing w:before="0" w:after="0"/>
-              <w:jc w:val="left"/>
-            </w:pPr>
-            <w:r>
-              <w:rPr>
-                <w:b w:val="false"/>
-                <w:bCs w:val="false"/>
-                <w:i w:val="false"/>
-                <w:iCs w:val="false"/>
-                <w:color w:val="000000"/>
-                <w:sz w:val="13"/>
-                <w:szCs w:val="13"/>
-                <w:rFonts w:ascii="Arial" w:cs="Arial" w:eastAsia="Arial" w:hAnsi="Arial"/>
-              </w:rPr>
-              <w:t xml:space="preserve">Video</w:t>
-            </w:r>
-          </w:p>
-        </w:tc>
-        <w:tc>
-          <w:tcPr>
-            <w:tcW w:type="dxa" w:w="6000"/>
-            <w:tcBorders>
-              <w:top w:val="single" w:color="DDDDDD" w:sz="2"/>
-              <w:left w:val="single" w:color="DDDDDD" w:sz="2"/>
-              <w:bottom w:val="single" w:color="DDDDDD" w:sz="2"/>
-              <w:right w:val="single" w:color="DDDDDD" w:sz="2"/>
-            </w:tcBorders>
-            <w:shd w:fill="FFFFFF" w:val="clear"/>
-            <w:tcMar>
-              <w:top w:type="dxa" w:w="40"/>
-              <w:left w:type="dxa" w:w="110"/>
-              <w:bottom w:type="dxa" w:w="40"/>
-              <w:right w:type="dxa" w:w="110"/>
-            </w:tcMar>
-            <w:vAlign w:val="top"/>
-          </w:tcPr>
-          <w:p>
-            <w:pPr>
-              <w:spacing w:before="0" w:after="0"/>
-              <w:jc w:val="left"/>
-            </w:pPr>
-            <w:r>
-              <w:rPr>
-                <w:b w:val="false"/>
-                <w:bCs w:val="false"/>
-                <w:i w:val="false"/>
-                <w:iCs w:val="false"/>
-                <w:color w:val="000000"/>
-                <w:sz w:val="14"/>
-                <w:szCs w:val="14"/>
-                <w:rFonts w:ascii="Arial" w:cs="Arial" w:eastAsia="Arial" w:hAnsi="Arial"/>
-              </w:rPr>
-              <w:t xml:space="preserve">Order of Operations: A Step-By-Step Guide (PEMDAS) | Math with Mr. J</w:t>
-            </w:r>
-          </w:p>
-        </w:tc>
-        <w:tc>
-          <w:tcPr>
-            <w:tcW w:type="dxa" w:w="7338"/>
-            <w:tcBorders>
-              <w:top w:val="single" w:color="DDDDDD" w:sz="2"/>
-              <w:left w:val="single" w:color="DDDDDD" w:sz="2"/>
-              <w:bottom w:val="single" w:color="DDDDDD" w:sz="2"/>
-              <w:right w:val="single" w:color="DDDDDD" w:sz="2"/>
-            </w:tcBorders>
-            <w:shd w:fill="FFFFFF" w:val="clear"/>
-            <w:tcMar>
-              <w:top w:type="dxa" w:w="40"/>
-              <w:left w:type="dxa" w:w="110"/>
-              <w:bottom w:type="dxa" w:w="40"/>
-              <w:right w:type="dxa" w:w="110"/>
-            </w:tcMar>
-            <w:vAlign w:val="top"/>
-          </w:tcPr>
-          <w:p>
-            <w:pPr>
-              <w:spacing w:before="0" w:after="0"/>
-            </w:pPr>
-            <w:hyperlink w:history="1" r:id="rId_9rk2fjeo_isz96bveukt">
-              <w:r>
-                <w:rPr>
-                  <w:u w:val="single"/>
-                  <w:color w:val="0563C1"/>
-                  <w:sz w:val="13"/>
-                  <w:szCs w:val="13"/>
-                  <w:rFonts w:ascii="Arial" w:cs="Arial" w:eastAsia="Arial" w:hAnsi="Arial"/>
-                </w:rPr>
-                <w:t xml:space="preserve">https://www.youtube.com/watch?v=x41BCrYh8Kc</w:t>
-              </w:r>
-            </w:hyperlink>
-          </w:p>
-        </w:tc>
-      </w:tr>
-      <w:tr>
-        <w:trPr>
-          <w:cantSplit/>
-        </w:trPr>
-        <w:tc>
-          <w:tcPr>
-            <w:tcW w:type="dxa" w:w="1700"/>
-            <w:tcBorders>
-              <w:top w:val="single" w:color="DDDDDD" w:sz="2"/>
-              <w:left w:val="single" w:color="DDDDDD" w:sz="2"/>
-              <w:bottom w:val="single" w:color="DDDDDD" w:sz="2"/>
-              <w:right w:val="single" w:color="DDDDDD" w:sz="2"/>
-            </w:tcBorders>
-            <w:shd w:fill="FFFFFF" w:val="clear"/>
-            <w:tcMar>
-              <w:top w:type="dxa" w:w="40"/>
-              <w:left w:type="dxa" w:w="110"/>
-              <w:bottom w:type="dxa" w:w="40"/>
-              <w:right w:type="dxa" w:w="110"/>
-            </w:tcMar>
-            <w:vAlign w:val="top"/>
-          </w:tcPr>
-          <w:p>
-            <w:pPr>
-              <w:spacing w:before="0" w:after="0"/>
-              <w:jc w:val="left"/>
-            </w:pPr>
-            <w:r>
-              <w:rPr>
-                <w:b w:val="false"/>
-                <w:bCs w:val="false"/>
-                <w:i w:val="false"/>
-                <w:iCs w:val="false"/>
-                <w:color w:val="000000"/>
-                <w:sz w:val="13"/>
-                <w:szCs w:val="13"/>
-                <w:rFonts w:ascii="Arial" w:cs="Arial" w:eastAsia="Arial" w:hAnsi="Arial"/>
-              </w:rPr>
-              <w:t xml:space="preserve">Video</w:t>
-            </w:r>
-          </w:p>
-        </w:tc>
-        <w:tc>
-          <w:tcPr>
-            <w:tcW w:type="dxa" w:w="6000"/>
-            <w:tcBorders>
-              <w:top w:val="single" w:color="DDDDDD" w:sz="2"/>
-              <w:left w:val="single" w:color="DDDDDD" w:sz="2"/>
-              <w:bottom w:val="single" w:color="DDDDDD" w:sz="2"/>
-              <w:right w:val="single" w:color="DDDDDD" w:sz="2"/>
-            </w:tcBorders>
-            <w:shd w:fill="FFFFFF" w:val="clear"/>
-            <w:tcMar>
-              <w:top w:type="dxa" w:w="40"/>
-              <w:left w:type="dxa" w:w="110"/>
-              <w:bottom w:type="dxa" w:w="40"/>
-              <w:right w:type="dxa" w:w="110"/>
-            </w:tcMar>
-            <w:vAlign w:val="top"/>
-          </w:tcPr>
-          <w:p>
-            <w:pPr>
-              <w:spacing w:before="0" w:after="0"/>
-              <w:jc w:val="left"/>
-            </w:pPr>
-            <w:r>
-              <w:rPr>
-                <w:b w:val="false"/>
-                <w:bCs w:val="false"/>
-                <w:i w:val="false"/>
-                <w:iCs w:val="false"/>
-                <w:color w:val="000000"/>
-                <w:sz w:val="14"/>
-                <w:szCs w:val="14"/>
-                <w:rFonts w:ascii="Arial" w:cs="Arial" w:eastAsia="Arial" w:hAnsi="Arial"/>
-              </w:rPr>
-              <w:t xml:space="preserve">An Intro to Solving Two-Step Equations | Math with Mr. J</w:t>
-            </w:r>
-          </w:p>
-        </w:tc>
-        <w:tc>
-          <w:tcPr>
-            <w:tcW w:type="dxa" w:w="7338"/>
-            <w:tcBorders>
-              <w:top w:val="single" w:color="DDDDDD" w:sz="2"/>
-              <w:left w:val="single" w:color="DDDDDD" w:sz="2"/>
-              <w:bottom w:val="single" w:color="DDDDDD" w:sz="2"/>
-              <w:right w:val="single" w:color="DDDDDD" w:sz="2"/>
-            </w:tcBorders>
-            <w:shd w:fill="FFFFFF" w:val="clear"/>
-            <w:tcMar>
-              <w:top w:type="dxa" w:w="40"/>
-              <w:left w:type="dxa" w:w="110"/>
-              <w:bottom w:type="dxa" w:w="40"/>
-              <w:right w:type="dxa" w:w="110"/>
-            </w:tcMar>
-            <w:vAlign w:val="top"/>
-          </w:tcPr>
-          <w:p>
-            <w:pPr>
-              <w:spacing w:before="0" w:after="0"/>
-            </w:pPr>
-            <w:hyperlink w:history="1" r:id="rIdpxxabrpnnscok6izn8mji">
-              <w:r>
-                <w:rPr>
-                  <w:u w:val="single"/>
-                  <w:color w:val="0563C1"/>
-                  <w:sz w:val="13"/>
-                  <w:szCs w:val="13"/>
-                  <w:rFonts w:ascii="Arial" w:cs="Arial" w:eastAsia="Arial" w:hAnsi="Arial"/>
-                </w:rPr>
-                <w:t xml:space="preserve">https://www.youtube.com/watch?v=0ackz7dJSYY</w:t>
-              </w:r>
-            </w:hyperlink>
-          </w:p>
-        </w:tc>
-      </w:tr>
-      <w:tr>
-        <w:trPr>
-          <w:cantSplit/>
-        </w:trPr>
-        <w:tc>
-          <w:tcPr>
-            <w:tcW w:type="dxa" w:w="1700"/>
-            <w:tcBorders>
-              <w:top w:val="single" w:color="DDDDDD" w:sz="2"/>
-              <w:left w:val="single" w:color="DDDDDD" w:sz="2"/>
-              <w:bottom w:val="single" w:color="DDDDDD" w:sz="2"/>
-              <w:right w:val="single" w:color="DDDDDD" w:sz="2"/>
-            </w:tcBorders>
-            <w:shd w:fill="FFFFFF" w:val="clear"/>
-            <w:tcMar>
-              <w:top w:type="dxa" w:w="40"/>
-              <w:left w:type="dxa" w:w="110"/>
-              <w:bottom w:type="dxa" w:w="40"/>
-              <w:right w:type="dxa" w:w="110"/>
-            </w:tcMar>
-            <w:vAlign w:val="top"/>
-          </w:tcPr>
-          <w:p>
-            <w:pPr>
-              <w:spacing w:before="0" w:after="0"/>
-              <w:jc w:val="left"/>
-            </w:pPr>
-            <w:r>
-              <w:rPr>
-                <w:b w:val="false"/>
-                <w:bCs w:val="false"/>
-                <w:i w:val="false"/>
-                <w:iCs w:val="false"/>
-                <w:color w:val="000000"/>
-                <w:sz w:val="13"/>
-                <w:szCs w:val="13"/>
-                <w:rFonts w:ascii="Arial" w:cs="Arial" w:eastAsia="Arial" w:hAnsi="Arial"/>
-              </w:rPr>
-              <w:t xml:space="preserve">Worksheet (print)</w:t>
-            </w:r>
-          </w:p>
-        </w:tc>
-        <w:tc>
-          <w:tcPr>
-            <w:tcW w:type="dxa" w:w="6000"/>
-            <w:tcBorders>
-              <w:top w:val="single" w:color="DDDDDD" w:sz="2"/>
-              <w:left w:val="single" w:color="DDDDDD" w:sz="2"/>
-              <w:bottom w:val="single" w:color="DDDDDD" w:sz="2"/>
-              <w:right w:val="single" w:color="DDDDDD" w:sz="2"/>
-            </w:tcBorders>
-            <w:shd w:fill="FFFFFF" w:val="clear"/>
-            <w:tcMar>
-              <w:top w:type="dxa" w:w="40"/>
-              <w:left w:type="dxa" w:w="110"/>
-              <w:bottom w:type="dxa" w:w="40"/>
-              <w:right w:type="dxa" w:w="110"/>
-            </w:tcMar>
-            <w:vAlign w:val="top"/>
-          </w:tcPr>
-          <w:p>
-            <w:pPr>
-              <w:spacing w:before="0" w:after="0"/>
-              <w:jc w:val="left"/>
-            </w:pPr>
-            <w:r>
-              <w:rPr>
-                <w:b w:val="false"/>
-                <w:bCs w:val="false"/>
-                <w:i w:val="false"/>
-                <w:iCs w:val="false"/>
-                <w:color w:val="000000"/>
-                <w:sz w:val="14"/>
-                <w:szCs w:val="14"/>
-                <w:rFonts w:ascii="Arial" w:cs="Arial" w:eastAsia="Arial" w:hAnsi="Arial"/>
-              </w:rPr>
-              <w:t xml:space="preserve">Corbettmaths — Order of Operations (PDF)</w:t>
-            </w:r>
-          </w:p>
-        </w:tc>
-        <w:tc>
-          <w:tcPr>
-            <w:tcW w:type="dxa" w:w="7338"/>
-            <w:tcBorders>
-              <w:top w:val="single" w:color="DDDDDD" w:sz="2"/>
-              <w:left w:val="single" w:color="DDDDDD" w:sz="2"/>
-              <w:bottom w:val="single" w:color="DDDDDD" w:sz="2"/>
-              <w:right w:val="single" w:color="DDDDDD" w:sz="2"/>
-            </w:tcBorders>
-            <w:shd w:fill="FFFFFF" w:val="clear"/>
-            <w:tcMar>
-              <w:top w:type="dxa" w:w="40"/>
-              <w:left w:type="dxa" w:w="110"/>
-              <w:bottom w:type="dxa" w:w="40"/>
-              <w:right w:type="dxa" w:w="110"/>
-            </w:tcMar>
-            <w:vAlign w:val="top"/>
-          </w:tcPr>
-          <w:p>
-            <w:pPr>
-              <w:spacing w:before="0" w:after="0"/>
-            </w:pPr>
-            <w:hyperlink w:history="1" r:id="rIdq7q5hsqvgw2ixtxyacvkx">
-              <w:r>
-                <w:rPr>
-                  <w:u w:val="single"/>
-                  <w:color w:val="0563C1"/>
-                  <w:sz w:val="13"/>
-                  <w:szCs w:val="13"/>
-                  <w:rFonts w:ascii="Arial" w:cs="Arial" w:eastAsia="Arial" w:hAnsi="Arial"/>
-                </w:rPr>
-                <w:t xml:space="preserve">https://corbettmaths.com/wp-content/uploads/2013/02/order-of-operations-pdf.pdf</w:t>
-              </w:r>
-            </w:hyperlink>
-          </w:p>
-        </w:tc>
-      </w:tr>
-      <w:tr>
-        <w:trPr>
-          <w:cantSplit/>
-        </w:trPr>
-        <w:tc>
-          <w:tcPr>
-            <w:tcW w:type="dxa" w:w="1700"/>
-            <w:tcBorders>
-              <w:top w:val="single" w:color="DDDDDD" w:sz="2"/>
-              <w:left w:val="single" w:color="DDDDDD" w:sz="2"/>
-              <w:bottom w:val="single" w:color="DDDDDD" w:sz="2"/>
-              <w:right w:val="single" w:color="DDDDDD" w:sz="2"/>
-            </w:tcBorders>
-            <w:shd w:fill="FFFFFF" w:val="clear"/>
-            <w:tcMar>
-              <w:top w:type="dxa" w:w="40"/>
-              <w:left w:type="dxa" w:w="110"/>
-              <w:bottom w:type="dxa" w:w="40"/>
-              <w:right w:type="dxa" w:w="110"/>
-            </w:tcMar>
-            <w:vAlign w:val="top"/>
-          </w:tcPr>
-          <w:p>
-            <w:pPr>
-              <w:spacing w:before="0" w:after="0"/>
-              <w:jc w:val="left"/>
-            </w:pPr>
-            <w:r>
-              <w:rPr>
-                <w:b w:val="false"/>
-                <w:bCs w:val="false"/>
-                <w:i w:val="false"/>
-                <w:iCs w:val="false"/>
-                <w:color w:val="000000"/>
-                <w:sz w:val="13"/>
-                <w:szCs w:val="13"/>
-                <w:rFonts w:ascii="Arial" w:cs="Arial" w:eastAsia="Arial" w:hAnsi="Arial"/>
-              </w:rPr>
-              <w:t xml:space="preserve">Worksheet (print)</w:t>
-            </w:r>
-          </w:p>
-        </w:tc>
-        <w:tc>
-          <w:tcPr>
-            <w:tcW w:type="dxa" w:w="6000"/>
-            <w:tcBorders>
-              <w:top w:val="single" w:color="DDDDDD" w:sz="2"/>
-              <w:left w:val="single" w:color="DDDDDD" w:sz="2"/>
-              <w:bottom w:val="single" w:color="DDDDDD" w:sz="2"/>
-              <w:right w:val="single" w:color="DDDDDD" w:sz="2"/>
-            </w:tcBorders>
-            <w:shd w:fill="FFFFFF" w:val="clear"/>
-            <w:tcMar>
-              <w:top w:type="dxa" w:w="40"/>
-              <w:left w:type="dxa" w:w="110"/>
-              <w:bottom w:type="dxa" w:w="40"/>
-              <w:right w:type="dxa" w:w="110"/>
-            </w:tcMar>
-            <w:vAlign w:val="top"/>
-          </w:tcPr>
-          <w:p>
-            <w:pPr>
-              <w:spacing w:before="0" w:after="0"/>
-              <w:jc w:val="left"/>
-            </w:pPr>
-            <w:r>
-              <w:rPr>
-                <w:b w:val="false"/>
-                <w:bCs w:val="false"/>
-                <w:i w:val="false"/>
-                <w:iCs w:val="false"/>
-                <w:color w:val="000000"/>
-                <w:sz w:val="14"/>
-                <w:szCs w:val="14"/>
-                <w:rFonts w:ascii="Arial" w:cs="Arial" w:eastAsia="Arial" w:hAnsi="Arial"/>
-              </w:rPr>
-              <w:t xml:space="preserve">Corbettmaths — Equations (PDF)</w:t>
-            </w:r>
-          </w:p>
-        </w:tc>
-        <w:tc>
-          <w:tcPr>
-            <w:tcW w:type="dxa" w:w="7338"/>
-            <w:tcBorders>
-              <w:top w:val="single" w:color="DDDDDD" w:sz="2"/>
-              <w:left w:val="single" w:color="DDDDDD" w:sz="2"/>
-              <w:bottom w:val="single" w:color="DDDDDD" w:sz="2"/>
-              <w:right w:val="single" w:color="DDDDDD" w:sz="2"/>
-            </w:tcBorders>
-            <w:shd w:fill="FFFFFF" w:val="clear"/>
-            <w:tcMar>
-              <w:top w:type="dxa" w:w="40"/>
-              <w:left w:type="dxa" w:w="110"/>
-              <w:bottom w:type="dxa" w:w="40"/>
-              <w:right w:type="dxa" w:w="110"/>
-            </w:tcMar>
-            <w:vAlign w:val="top"/>
-          </w:tcPr>
-          <w:p>
-            <w:pPr>
-              <w:spacing w:before="0" w:after="0"/>
-            </w:pPr>
-            <w:hyperlink w:history="1" r:id="rIdyx8hgymliw9y-czp31kzx">
-              <w:r>
-                <w:rPr>
-                  <w:u w:val="single"/>
-                  <w:color w:val="0563C1"/>
-                  <w:sz w:val="13"/>
-                  <w:szCs w:val="13"/>
-                  <w:rFonts w:ascii="Arial" w:cs="Arial" w:eastAsia="Arial" w:hAnsi="Arial"/>
-                </w:rPr>
-                <w:t xml:space="preserve">https://corbettmaths.com/wp-content/uploads/2013/02/equations-pdf.pdf</w:t>
-              </w:r>
-            </w:hyperlink>
-          </w:p>
-        </w:tc>
-      </w:tr>
-      <w:tr>
-        <w:trPr>
-          <w:cantSplit/>
-        </w:trPr>
-        <w:tc>
-          <w:tcPr>
-            <w:tcW w:type="dxa" w:w="1700"/>
-            <w:tcBorders>
-              <w:top w:val="single" w:color="DDDDDD" w:sz="2"/>
-              <w:left w:val="single" w:color="DDDDDD" w:sz="2"/>
-              <w:bottom w:val="single" w:color="DDDDDD" w:sz="2"/>
-              <w:right w:val="single" w:color="DDDDDD" w:sz="2"/>
-            </w:tcBorders>
-            <w:shd w:fill="FFFFFF" w:val="clear"/>
-            <w:tcMar>
-              <w:top w:type="dxa" w:w="40"/>
-              <w:left w:type="dxa" w:w="110"/>
-              <w:bottom w:type="dxa" w:w="40"/>
-              <w:right w:type="dxa" w:w="110"/>
-            </w:tcMar>
-            <w:vAlign w:val="top"/>
-          </w:tcPr>
-          <w:p>
-            <w:pPr>
-              <w:spacing w:before="0" w:after="0"/>
-              <w:jc w:val="left"/>
-            </w:pPr>
-            <w:r>
-              <w:rPr>
-                <w:b w:val="false"/>
-                <w:bCs w:val="false"/>
-                <w:i w:val="false"/>
-                <w:iCs w:val="false"/>
-                <w:color w:val="000000"/>
-                <w:sz w:val="13"/>
-                <w:szCs w:val="13"/>
-                <w:rFonts w:ascii="Arial" w:cs="Arial" w:eastAsia="Arial" w:hAnsi="Arial"/>
-              </w:rPr>
-              <w:t xml:space="preserve">Website</w:t>
-            </w:r>
-          </w:p>
-        </w:tc>
-        <w:tc>
-          <w:tcPr>
-            <w:tcW w:type="dxa" w:w="6000"/>
-            <w:tcBorders>
-              <w:top w:val="single" w:color="DDDDDD" w:sz="2"/>
-              <w:left w:val="single" w:color="DDDDDD" w:sz="2"/>
-              <w:bottom w:val="single" w:color="DDDDDD" w:sz="2"/>
-              <w:right w:val="single" w:color="DDDDDD" w:sz="2"/>
-            </w:tcBorders>
-            <w:shd w:fill="FFFFFF" w:val="clear"/>
-            <w:tcMar>
-              <w:top w:type="dxa" w:w="40"/>
-              <w:left w:type="dxa" w:w="110"/>
-              <w:bottom w:type="dxa" w:w="40"/>
-              <w:right w:type="dxa" w:w="110"/>
-            </w:tcMar>
-            <w:vAlign w:val="top"/>
-          </w:tcPr>
-          <w:p>
-            <w:pPr>
-              <w:spacing w:before="0" w:after="0"/>
-              <w:jc w:val="left"/>
-            </w:pPr>
-            <w:r>
-              <w:rPr>
-                <w:b w:val="false"/>
-                <w:bCs w:val="false"/>
-                <w:i w:val="false"/>
-                <w:iCs w:val="false"/>
-                <w:color w:val="000000"/>
-                <w:sz w:val="14"/>
-                <w:szCs w:val="14"/>
-                <w:rFonts w:ascii="Arial" w:cs="Arial" w:eastAsia="Arial" w:hAnsi="Arial"/>
-              </w:rPr>
-              <w:t xml:space="preserve">Maths is Fun — Percentage Change (interactive)</w:t>
-            </w:r>
-          </w:p>
-        </w:tc>
-        <w:tc>
-          <w:tcPr>
-            <w:tcW w:type="dxa" w:w="7338"/>
-            <w:tcBorders>
-              <w:top w:val="single" w:color="DDDDDD" w:sz="2"/>
-              <w:left w:val="single" w:color="DDDDDD" w:sz="2"/>
-              <w:bottom w:val="single" w:color="DDDDDD" w:sz="2"/>
-              <w:right w:val="single" w:color="DDDDDD" w:sz="2"/>
-            </w:tcBorders>
-            <w:shd w:fill="FFFFFF" w:val="clear"/>
-            <w:tcMar>
-              <w:top w:type="dxa" w:w="40"/>
-              <w:left w:type="dxa" w:w="110"/>
-              <w:bottom w:type="dxa" w:w="40"/>
-              <w:right w:type="dxa" w:w="110"/>
-            </w:tcMar>
-            <w:vAlign w:val="top"/>
-          </w:tcPr>
-          <w:p>
-            <w:pPr>
-              <w:spacing w:before="0" w:after="0"/>
-            </w:pPr>
-            <w:hyperlink w:history="1" r:id="rIdzfwpruoy9ixg4gl_biexs">
-              <w:r>
-                <w:rPr>
-                  <w:u w:val="single"/>
-                  <w:color w:val="0563C1"/>
-                  <w:sz w:val="13"/>
-                  <w:szCs w:val="13"/>
-                  <w:rFonts w:ascii="Arial" w:cs="Arial" w:eastAsia="Arial" w:hAnsi="Arial"/>
-                </w:rPr>
-                <w:t xml:space="preserve">https://www.mathsisfun.com/numbers/percentage-change.html</w:t>
-              </w:r>
-            </w:hyperlink>
-          </w:p>
-        </w:tc>
-      </w:tr>
-      <w:tr>
-        <w:trPr>
-          <w:cantSplit/>
-        </w:trPr>
-        <w:tc>
-          <w:tcPr>
-            <w:tcW w:type="dxa" w:w="1700"/>
-            <w:tcBorders>
-              <w:top w:val="single" w:color="DDDDDD" w:sz="2"/>
-              <w:left w:val="single" w:color="DDDDDD" w:sz="2"/>
-              <w:bottom w:val="single" w:color="DDDDDD" w:sz="2"/>
-              <w:right w:val="single" w:color="DDDDDD" w:sz="2"/>
-            </w:tcBorders>
-            <w:shd w:fill="FFFFFF" w:val="clear"/>
-            <w:tcMar>
-              <w:top w:type="dxa" w:w="40"/>
-              <w:left w:type="dxa" w:w="110"/>
-              <w:bottom w:type="dxa" w:w="40"/>
-              <w:right w:type="dxa" w:w="110"/>
-            </w:tcMar>
-            <w:vAlign w:val="top"/>
-          </w:tcPr>
-          <w:p>
-            <w:pPr>
-              <w:spacing w:before="0" w:after="0"/>
-              <w:jc w:val="left"/>
-            </w:pPr>
-            <w:r>
-              <w:rPr>
-                <w:b w:val="false"/>
-                <w:bCs w:val="false"/>
-                <w:i w:val="false"/>
-                <w:iCs w:val="false"/>
-                <w:color w:val="000000"/>
-                <w:sz w:val="13"/>
-                <w:szCs w:val="13"/>
-                <w:rFonts w:ascii="Arial" w:cs="Arial" w:eastAsia="Arial" w:hAnsi="Arial"/>
-              </w:rPr>
-              <w:t xml:space="preserve">Website</w:t>
-            </w:r>
-          </w:p>
-        </w:tc>
-        <w:tc>
-          <w:tcPr>
-            <w:tcW w:type="dxa" w:w="6000"/>
-            <w:tcBorders>
-              <w:top w:val="single" w:color="DDDDDD" w:sz="2"/>
-              <w:left w:val="single" w:color="DDDDDD" w:sz="2"/>
-              <w:bottom w:val="single" w:color="DDDDDD" w:sz="2"/>
-              <w:right w:val="single" w:color="DDDDDD" w:sz="2"/>
-            </w:tcBorders>
-            <w:shd w:fill="FFFFFF" w:val="clear"/>
-            <w:tcMar>
-              <w:top w:type="dxa" w:w="40"/>
-              <w:left w:type="dxa" w:w="110"/>
-              <w:bottom w:type="dxa" w:w="40"/>
-              <w:right w:type="dxa" w:w="110"/>
-            </w:tcMar>
-            <w:vAlign w:val="top"/>
-          </w:tcPr>
-          <w:p>
-            <w:pPr>
-              <w:spacing w:before="0" w:after="0"/>
-              <w:jc w:val="left"/>
-            </w:pPr>
-            <w:r>
-              <w:rPr>
-                <w:b w:val="false"/>
-                <w:bCs w:val="false"/>
-                <w:i w:val="false"/>
-                <w:iCs w:val="false"/>
-                <w:color w:val="000000"/>
-                <w:sz w:val="14"/>
-                <w:szCs w:val="14"/>
-                <w:rFonts w:ascii="Arial" w:cs="Arial" w:eastAsia="Arial" w:hAnsi="Arial"/>
-              </w:rPr>
-              <w:t xml:space="preserve">Maths is Fun — Order of Operations (PEMDAS)</w:t>
-            </w:r>
-          </w:p>
-        </w:tc>
-        <w:tc>
-          <w:tcPr>
-            <w:tcW w:type="dxa" w:w="7338"/>
-            <w:tcBorders>
-              <w:top w:val="single" w:color="DDDDDD" w:sz="2"/>
-              <w:left w:val="single" w:color="DDDDDD" w:sz="2"/>
-              <w:bottom w:val="single" w:color="DDDDDD" w:sz="2"/>
-              <w:right w:val="single" w:color="DDDDDD" w:sz="2"/>
-            </w:tcBorders>
-            <w:shd w:fill="FFFFFF" w:val="clear"/>
-            <w:tcMar>
-              <w:top w:type="dxa" w:w="40"/>
-              <w:left w:type="dxa" w:w="110"/>
-              <w:bottom w:type="dxa" w:w="40"/>
-              <w:right w:type="dxa" w:w="110"/>
-            </w:tcMar>
-            <w:vAlign w:val="top"/>
-          </w:tcPr>
-          <w:p>
-            <w:pPr>
-              <w:spacing w:before="0" w:after="0"/>
-            </w:pPr>
-            <w:hyperlink w:history="1" r:id="rIdpihevnkcndhizvhriajst">
-              <w:r>
-                <w:rPr>
-                  <w:u w:val="single"/>
-                  <w:color w:val="0563C1"/>
-                  <w:sz w:val="13"/>
-                  <w:szCs w:val="13"/>
-                  <w:rFonts w:ascii="Arial" w:cs="Arial" w:eastAsia="Arial" w:hAnsi="Arial"/>
-                </w:rPr>
-                <w:t xml:space="preserve">https://www.mathsisfun.com/operation-order-pemdas.html</w:t>
-              </w:r>
-            </w:hyperlink>
-          </w:p>
-        </w:tc>
-      </w:tr>
-      <w:tr>
-        <w:trPr>
-          <w:cantSplit/>
-        </w:trPr>
-        <w:tc>
-          <w:tcPr>
-            <w:tcW w:type="dxa" w:w="1700"/>
-            <w:tcBorders>
-              <w:top w:val="single" w:color="DDDDDD" w:sz="2"/>
-              <w:left w:val="single" w:color="DDDDDD" w:sz="2"/>
-              <w:bottom w:val="single" w:color="DDDDDD" w:sz="2"/>
-              <w:right w:val="single" w:color="DDDDDD" w:sz="2"/>
-            </w:tcBorders>
-            <w:shd w:fill="FFFFFF" w:val="clear"/>
-            <w:tcMar>
-              <w:top w:type="dxa" w:w="40"/>
-              <w:left w:type="dxa" w:w="110"/>
-              <w:bottom w:type="dxa" w:w="40"/>
-              <w:right w:type="dxa" w:w="110"/>
-            </w:tcMar>
-            <w:vAlign w:val="top"/>
-          </w:tcPr>
-          <w:p>
-            <w:pPr>
-              <w:spacing w:before="0" w:after="0"/>
-              <w:jc w:val="left"/>
-            </w:pPr>
-            <w:r>
-              <w:rPr>
-                <w:b w:val="false"/>
-                <w:bCs w:val="false"/>
-                <w:i w:val="false"/>
-                <w:iCs w:val="false"/>
-                <w:color w:val="000000"/>
-                <w:sz w:val="13"/>
-                <w:szCs w:val="13"/>
-                <w:rFonts w:ascii="Arial" w:cs="Arial" w:eastAsia="Arial" w:hAnsi="Arial"/>
-              </w:rPr>
-              <w:t xml:space="preserve">Website</w:t>
-            </w:r>
-          </w:p>
-        </w:tc>
-        <w:tc>
-          <w:tcPr>
-            <w:tcW w:type="dxa" w:w="6000"/>
-            <w:tcBorders>
-              <w:top w:val="single" w:color="DDDDDD" w:sz="2"/>
-              <w:left w:val="single" w:color="DDDDDD" w:sz="2"/>
-              <w:bottom w:val="single" w:color="DDDDDD" w:sz="2"/>
-              <w:right w:val="single" w:color="DDDDDD" w:sz="2"/>
-            </w:tcBorders>
-            <w:shd w:fill="FFFFFF" w:val="clear"/>
-            <w:tcMar>
-              <w:top w:type="dxa" w:w="40"/>
-              <w:left w:type="dxa" w:w="110"/>
-              <w:bottom w:type="dxa" w:w="40"/>
-              <w:right w:type="dxa" w:w="110"/>
-            </w:tcMar>
-            <w:vAlign w:val="top"/>
-          </w:tcPr>
-          <w:p>
-            <w:pPr>
-              <w:spacing w:before="0" w:after="0"/>
-              <w:jc w:val="left"/>
-            </w:pPr>
-            <w:r>
-              <w:rPr>
-                <w:b w:val="false"/>
-                <w:bCs w:val="false"/>
-                <w:i w:val="false"/>
-                <w:iCs w:val="false"/>
-                <w:color w:val="000000"/>
-                <w:sz w:val="14"/>
-                <w:szCs w:val="14"/>
-                <w:rFonts w:ascii="Arial" w:cs="Arial" w:eastAsia="Arial" w:hAnsi="Arial"/>
-              </w:rPr>
-              <w:t xml:space="preserve">Maths is Fun — Solving Equations (interactive)</w:t>
-            </w:r>
-          </w:p>
-        </w:tc>
-        <w:tc>
-          <w:tcPr>
-            <w:tcW w:type="dxa" w:w="7338"/>
-            <w:tcBorders>
-              <w:top w:val="single" w:color="DDDDDD" w:sz="2"/>
-              <w:left w:val="single" w:color="DDDDDD" w:sz="2"/>
-              <w:bottom w:val="single" w:color="DDDDDD" w:sz="2"/>
-              <w:right w:val="single" w:color="DDDDDD" w:sz="2"/>
-            </w:tcBorders>
-            <w:shd w:fill="FFFFFF" w:val="clear"/>
-            <w:tcMar>
-              <w:top w:type="dxa" w:w="40"/>
-              <w:left w:type="dxa" w:w="110"/>
-              <w:bottom w:type="dxa" w:w="40"/>
-              <w:right w:type="dxa" w:w="110"/>
-            </w:tcMar>
-            <w:vAlign w:val="top"/>
-          </w:tcPr>
-          <w:p>
-            <w:pPr>
-              <w:spacing w:before="0" w:after="0"/>
-            </w:pPr>
-            <w:hyperlink w:history="1" r:id="rId-ydggytai5tuhriohc0op">
-              <w:r>
-                <w:rPr>
-                  <w:u w:val="single"/>
-                  <w:color w:val="0563C1"/>
-                  <w:sz w:val="13"/>
-                  <w:szCs w:val="13"/>
-                  <w:rFonts w:ascii="Arial" w:cs="Arial" w:eastAsia="Arial" w:hAnsi="Arial"/>
-                </w:rPr>
-                <w:t xml:space="preserve">https://www.mathsisfun.com/algebra/equations-solving.html</w:t>
-              </w:r>
-            </w:hyperlink>
-          </w:p>
-        </w:tc>
-      </w:tr>
-      <w:tr>
-        <w:trPr>
-          <w:cantSplit/>
-        </w:trPr>
-        <w:tc>
-          <w:tcPr>
-            <w:tcW w:type="dxa" w:w="1700"/>
-            <w:tcBorders>
-              <w:top w:val="single" w:color="DDDDDD" w:sz="2"/>
-              <w:left w:val="single" w:color="DDDDDD" w:sz="2"/>
-              <w:bottom w:val="single" w:color="DDDDDD" w:sz="2"/>
-              <w:right w:val="single" w:color="DDDDDD" w:sz="2"/>
-            </w:tcBorders>
-            <w:shd w:fill="FFFFFF" w:val="clear"/>
-            <w:tcMar>
-              <w:top w:type="dxa" w:w="40"/>
-              <w:left w:type="dxa" w:w="110"/>
-              <w:bottom w:type="dxa" w:w="40"/>
-              <w:right w:type="dxa" w:w="110"/>
-            </w:tcMar>
-            <w:vAlign w:val="top"/>
-          </w:tcPr>
-          <w:p>
-            <w:pPr>
-              <w:spacing w:before="0" w:after="0"/>
-              <w:jc w:val="left"/>
-            </w:pPr>
-            <w:r>
-              <w:rPr>
-                <w:b w:val="false"/>
-                <w:bCs w:val="false"/>
-                <w:i w:val="false"/>
-                <w:iCs w:val="false"/>
-                <w:color w:val="000000"/>
-                <w:sz w:val="13"/>
-                <w:szCs w:val="13"/>
-                <w:rFonts w:ascii="Arial" w:cs="Arial" w:eastAsia="Arial" w:hAnsi="Arial"/>
-              </w:rPr>
-              <w:t xml:space="preserve">Website</w:t>
-            </w:r>
-          </w:p>
-        </w:tc>
-        <w:tc>
-          <w:tcPr>
-            <w:tcW w:type="dxa" w:w="6000"/>
-            <w:tcBorders>
-              <w:top w:val="single" w:color="DDDDDD" w:sz="2"/>
-              <w:left w:val="single" w:color="DDDDDD" w:sz="2"/>
-              <w:bottom w:val="single" w:color="DDDDDD" w:sz="2"/>
-              <w:right w:val="single" w:color="DDDDDD" w:sz="2"/>
-            </w:tcBorders>
-            <w:shd w:fill="FFFFFF" w:val="clear"/>
-            <w:tcMar>
-              <w:top w:type="dxa" w:w="40"/>
-              <w:left w:type="dxa" w:w="110"/>
-              <w:bottom w:type="dxa" w:w="40"/>
-              <w:right w:type="dxa" w:w="110"/>
-            </w:tcMar>
-            <w:vAlign w:val="top"/>
-          </w:tcPr>
-          <w:p>
-            <w:pPr>
-              <w:spacing w:before="0" w:after="0"/>
-              <w:jc w:val="left"/>
-            </w:pPr>
-            <w:r>
-              <w:rPr>
-                <w:b w:val="false"/>
-                <w:bCs w:val="false"/>
-                <w:i w:val="false"/>
-                <w:iCs w:val="false"/>
-                <w:color w:val="000000"/>
-                <w:sz w:val="14"/>
-                <w:szCs w:val="14"/>
-                <w:rFonts w:ascii="Arial" w:cs="Arial" w:eastAsia="Arial" w:hAnsi="Arial"/>
-              </w:rPr>
-              <w:t xml:space="preserve">Maths is Fun — Percentages (interactive)</w:t>
-            </w:r>
-          </w:p>
-        </w:tc>
-        <w:tc>
-          <w:tcPr>
-            <w:tcW w:type="dxa" w:w="7338"/>
-            <w:tcBorders>
-              <w:top w:val="single" w:color="DDDDDD" w:sz="2"/>
-              <w:left w:val="single" w:color="DDDDDD" w:sz="2"/>
-              <w:bottom w:val="single" w:color="DDDDDD" w:sz="2"/>
-              <w:right w:val="single" w:color="DDDDDD" w:sz="2"/>
-            </w:tcBorders>
-            <w:shd w:fill="FFFFFF" w:val="clear"/>
-            <w:tcMar>
-              <w:top w:type="dxa" w:w="40"/>
-              <w:left w:type="dxa" w:w="110"/>
-              <w:bottom w:type="dxa" w:w="40"/>
-              <w:right w:type="dxa" w:w="110"/>
-            </w:tcMar>
-            <w:vAlign w:val="top"/>
-          </w:tcPr>
-          <w:p>
-            <w:pPr>
-              <w:spacing w:before="0" w:after="0"/>
-            </w:pPr>
-            <w:hyperlink w:history="1" r:id="rIdq4gz0bfex8tgphi7qh46s">
-              <w:r>
-                <w:rPr>
-                  <w:u w:val="single"/>
-                  <w:color w:val="0563C1"/>
-                  <w:sz w:val="13"/>
-                  <w:szCs w:val="13"/>
-                  <w:rFonts w:ascii="Arial" w:cs="Arial" w:eastAsia="Arial" w:hAnsi="Arial"/>
                 </w:rPr>
                 <w:t xml:space="preserve">https://www.mathsisfun.com/percentage.html</w:t>
               </w:r>
@@ -7324,7 +6856,7 @@
     </w:tbl>
     <w:p>
       <w:pPr>
-        <w:spacing w:before="120" w:after="0"/>
+        <w:spacing w:after="0" w:before="120"/>
       </w:pPr>
       <w:r>
         <w:t xml:space="preserve"/>
@@ -7332,63 +6864,63 @@
     </w:p>
     <w:p>
       <w:pPr>
-        <w:spacing w:before="0" w:after="30"/>
+        <w:spacing w:after="30" w:before="0"/>
       </w:pPr>
       <w:r>
         <w:rPr>
+          <w:rFonts w:ascii="Arial" w:cs="Arial" w:eastAsia="Arial" w:hAnsi="Arial"/>
           <w:b/>
           <w:bCs/>
           <w:color w:val="1F3864"/>
           <w:sz w:val="18"/>
           <w:szCs w:val="18"/>
-          <w:rFonts w:ascii="Arial" w:cs="Arial" w:eastAsia="Arial" w:hAnsi="Arial"/>
         </w:rPr>
         <w:t xml:space="preserve">Worksheet download checklist</w:t>
       </w:r>
     </w:p>
     <w:p>
       <w:pPr>
-        <w:spacing w:before="0" w:after="60"/>
+        <w:spacing w:after="60" w:before="0"/>
       </w:pPr>
       <w:r>
         <w:rPr>
+          <w:rFonts w:ascii="Arial" w:cs="Arial" w:eastAsia="Arial" w:hAnsi="Arial"/>
           <w:color w:val="666666"/>
           <w:sz w:val="14"/>
           <w:szCs w:val="14"/>
-          <w:rFonts w:ascii="Arial" w:cs="Arial" w:eastAsia="Arial" w:hAnsi="Arial"/>
         </w:rPr>
         <w:t xml:space="preserve">Download and print these PDFs before the unit (or save to your class drive). Tick each as you go.</w:t>
       </w:r>
     </w:p>
     <w:p>
       <w:pPr>
-        <w:spacing w:before="0" w:after="40"/>
+        <w:spacing w:after="40" w:before="0"/>
       </w:pPr>
       <w:r>
         <w:rPr>
+          <w:rFonts w:ascii="Arial" w:cs="Arial" w:eastAsia="Arial" w:hAnsi="Arial"/>
           <w:color w:val="888888"/>
           <w:sz w:val="18"/>
           <w:szCs w:val="18"/>
-          <w:rFonts w:ascii="Arial" w:cs="Arial" w:eastAsia="Arial" w:hAnsi="Arial"/>
         </w:rPr>
         <w:t xml:space="preserve">❑  </w:t>
       </w:r>
       <w:r>
         <w:rPr>
+          <w:rFonts w:ascii="Arial" w:cs="Arial" w:eastAsia="Arial" w:hAnsi="Arial"/>
           <w:sz w:val="14"/>
           <w:szCs w:val="14"/>
-          <w:rFonts w:ascii="Arial" w:cs="Arial" w:eastAsia="Arial" w:hAnsi="Arial"/>
         </w:rPr>
         <w:t xml:space="preserve">Corbettmaths — Place Value (PDF)  --  </w:t>
       </w:r>
-      <w:hyperlink w:history="1" r:id="rIdhtqeu2ik_ffutx5oeiypb">
+      <w:hyperlink w:history="1" r:id="rIdyfdn8gycmt3meufbrhxtj">
         <w:r>
           <w:rPr>
-            <w:u w:val="single"/>
+            <w:rFonts w:ascii="Arial" w:cs="Arial" w:eastAsia="Arial" w:hAnsi="Arial"/>
             <w:color w:val="0563C1"/>
             <w:sz w:val="13"/>
             <w:szCs w:val="13"/>
-            <w:rFonts w:ascii="Arial" w:cs="Arial" w:eastAsia="Arial" w:hAnsi="Arial"/>
+            <w:u w:val="single"/>
           </w:rPr>
           <w:t xml:space="preserve">https://corbettmaths.com/wp-content/uploads/2013/02/place-value-pdf.pdf</w:t>
         </w:r>
@@ -7396,33 +6928,33 @@
     </w:p>
     <w:p>
       <w:pPr>
-        <w:spacing w:before="0" w:after="40"/>
+        <w:spacing w:after="40" w:before="0"/>
       </w:pPr>
       <w:r>
         <w:rPr>
+          <w:rFonts w:ascii="Arial" w:cs="Arial" w:eastAsia="Arial" w:hAnsi="Arial"/>
           <w:color w:val="888888"/>
           <w:sz w:val="18"/>
           <w:szCs w:val="18"/>
-          <w:rFonts w:ascii="Arial" w:cs="Arial" w:eastAsia="Arial" w:hAnsi="Arial"/>
         </w:rPr>
         <w:t xml:space="preserve">❑  </w:t>
       </w:r>
       <w:r>
         <w:rPr>
+          <w:rFonts w:ascii="Arial" w:cs="Arial" w:eastAsia="Arial" w:hAnsi="Arial"/>
           <w:sz w:val="14"/>
           <w:szCs w:val="14"/>
-          <w:rFonts w:ascii="Arial" w:cs="Arial" w:eastAsia="Arial" w:hAnsi="Arial"/>
         </w:rPr>
         <w:t xml:space="preserve">Corbettmaths — Multiplication (PDF)  --  </w:t>
       </w:r>
-      <w:hyperlink w:history="1" r:id="rIdz95wb37m6zfhzurvu9ncj">
+      <w:hyperlink w:history="1" r:id="rIdixhio_p6bzmk-mq7qm05s">
         <w:r>
           <w:rPr>
-            <w:u w:val="single"/>
+            <w:rFonts w:ascii="Arial" w:cs="Arial" w:eastAsia="Arial" w:hAnsi="Arial"/>
             <w:color w:val="0563C1"/>
             <w:sz w:val="13"/>
             <w:szCs w:val="13"/>
-            <w:rFonts w:ascii="Arial" w:cs="Arial" w:eastAsia="Arial" w:hAnsi="Arial"/>
+            <w:u w:val="single"/>
           </w:rPr>
           <w:t xml:space="preserve">https://corbettmaths.com/wp-content/uploads/2013/02/multiplication-pdf.pdf</w:t>
         </w:r>
@@ -7430,33 +6962,33 @@
     </w:p>
     <w:p>
       <w:pPr>
-        <w:spacing w:before="0" w:after="40"/>
+        <w:spacing w:after="40" w:before="0"/>
       </w:pPr>
       <w:r>
         <w:rPr>
+          <w:rFonts w:ascii="Arial" w:cs="Arial" w:eastAsia="Arial" w:hAnsi="Arial"/>
           <w:color w:val="888888"/>
           <w:sz w:val="18"/>
           <w:szCs w:val="18"/>
-          <w:rFonts w:ascii="Arial" w:cs="Arial" w:eastAsia="Arial" w:hAnsi="Arial"/>
         </w:rPr>
         <w:t xml:space="preserve">❑  </w:t>
       </w:r>
       <w:r>
         <w:rPr>
+          <w:rFonts w:ascii="Arial" w:cs="Arial" w:eastAsia="Arial" w:hAnsi="Arial"/>
           <w:sz w:val="14"/>
           <w:szCs w:val="14"/>
-          <w:rFonts w:ascii="Arial" w:cs="Arial" w:eastAsia="Arial" w:hAnsi="Arial"/>
         </w:rPr>
         <w:t xml:space="preserve">Corbettmaths — Division (PDF)  --  </w:t>
       </w:r>
-      <w:hyperlink w:history="1" r:id="rIdopud2belotj_ry2t7u70s">
+      <w:hyperlink w:history="1" r:id="rIdsamnohwf4c2edxqlh4nyt">
         <w:r>
           <w:rPr>
-            <w:u w:val="single"/>
+            <w:rFonts w:ascii="Arial" w:cs="Arial" w:eastAsia="Arial" w:hAnsi="Arial"/>
             <w:color w:val="0563C1"/>
             <w:sz w:val="13"/>
             <w:szCs w:val="13"/>
-            <w:rFonts w:ascii="Arial" w:cs="Arial" w:eastAsia="Arial" w:hAnsi="Arial"/>
+            <w:u w:val="single"/>
           </w:rPr>
           <w:t xml:space="preserve">https://corbettmaths.com/wp-content/uploads/2018/01/division-pdf.pdf</w:t>
         </w:r>
@@ -7464,33 +6996,33 @@
     </w:p>
     <w:p>
       <w:pPr>
-        <w:spacing w:before="0" w:after="40"/>
+        <w:spacing w:after="40" w:before="0"/>
       </w:pPr>
       <w:r>
         <w:rPr>
+          <w:rFonts w:ascii="Arial" w:cs="Arial" w:eastAsia="Arial" w:hAnsi="Arial"/>
           <w:color w:val="888888"/>
           <w:sz w:val="18"/>
           <w:szCs w:val="18"/>
-          <w:rFonts w:ascii="Arial" w:cs="Arial" w:eastAsia="Arial" w:hAnsi="Arial"/>
         </w:rPr>
         <w:t xml:space="preserve">❑  </w:t>
       </w:r>
       <w:r>
         <w:rPr>
+          <w:rFonts w:ascii="Arial" w:cs="Arial" w:eastAsia="Arial" w:hAnsi="Arial"/>
           <w:sz w:val="14"/>
           <w:szCs w:val="14"/>
-          <w:rFonts w:ascii="Arial" w:cs="Arial" w:eastAsia="Arial" w:hAnsi="Arial"/>
         </w:rPr>
         <w:t xml:space="preserve">Corbettmaths — Fractions, Decimals &amp; Percentages (PDF)  --  </w:t>
       </w:r>
-      <w:hyperlink w:history="1" r:id="rId9qtkss0yw7zojltaghe-n">
+      <w:hyperlink w:history="1" r:id="rIdseg6lnvziv85-x8ghrtje">
         <w:r>
           <w:rPr>
-            <w:u w:val="single"/>
+            <w:rFonts w:ascii="Arial" w:cs="Arial" w:eastAsia="Arial" w:hAnsi="Arial"/>
             <w:color w:val="0563C1"/>
             <w:sz w:val="13"/>
             <w:szCs w:val="13"/>
-            <w:rFonts w:ascii="Arial" w:cs="Arial" w:eastAsia="Arial" w:hAnsi="Arial"/>
+            <w:u w:val="single"/>
           </w:rPr>
           <w:t xml:space="preserve">https://corbettmaths.com/wp-content/uploads/2013/02/fractions-decimals-percentages-pdf.pdf</w:t>
         </w:r>
@@ -7498,33 +7030,33 @@
     </w:p>
     <w:p>
       <w:pPr>
-        <w:spacing w:before="0" w:after="40"/>
+        <w:spacing w:after="40" w:before="0"/>
       </w:pPr>
       <w:r>
         <w:rPr>
+          <w:rFonts w:ascii="Arial" w:cs="Arial" w:eastAsia="Arial" w:hAnsi="Arial"/>
           <w:color w:val="888888"/>
           <w:sz w:val="18"/>
           <w:szCs w:val="18"/>
-          <w:rFonts w:ascii="Arial" w:cs="Arial" w:eastAsia="Arial" w:hAnsi="Arial"/>
         </w:rPr>
         <w:t xml:space="preserve">❑  </w:t>
       </w:r>
       <w:r>
         <w:rPr>
+          <w:rFonts w:ascii="Arial" w:cs="Arial" w:eastAsia="Arial" w:hAnsi="Arial"/>
           <w:sz w:val="14"/>
           <w:szCs w:val="14"/>
-          <w:rFonts w:ascii="Arial" w:cs="Arial" w:eastAsia="Arial" w:hAnsi="Arial"/>
         </w:rPr>
-        <w:t xml:space="preserve">Corbettmaths — Percentage of an Amount (PDF)  --  </w:t>
+        <w:t xml:space="preserve">Corbettmaths — Percentage of an Amount (PDF; start with the 10% questions)  --  </w:t>
       </w:r>
-      <w:hyperlink w:history="1" r:id="rIdylb3lifjtav5whqymigsn">
+      <w:hyperlink w:history="1" r:id="rIdpnhmnmbtccrvgbmphmhro">
         <w:r>
           <w:rPr>
-            <w:u w:val="single"/>
+            <w:rFonts w:ascii="Arial" w:cs="Arial" w:eastAsia="Arial" w:hAnsi="Arial"/>
             <w:color w:val="0563C1"/>
             <w:sz w:val="13"/>
             <w:szCs w:val="13"/>
-            <w:rFonts w:ascii="Arial" w:cs="Arial" w:eastAsia="Arial" w:hAnsi="Arial"/>
+            <w:u w:val="single"/>
           </w:rPr>
           <w:t xml:space="preserve">https://corbettmaths.com/wp-content/uploads/2018/11/Percentages-of-amounts-234-pdf.pdf</w:t>
         </w:r>
@@ -7532,33 +7064,33 @@
     </w:p>
     <w:p>
       <w:pPr>
-        <w:spacing w:before="0" w:after="40"/>
+        <w:spacing w:after="40" w:before="0"/>
       </w:pPr>
       <w:r>
         <w:rPr>
+          <w:rFonts w:ascii="Arial" w:cs="Arial" w:eastAsia="Arial" w:hAnsi="Arial"/>
           <w:color w:val="888888"/>
           <w:sz w:val="18"/>
           <w:szCs w:val="18"/>
-          <w:rFonts w:ascii="Arial" w:cs="Arial" w:eastAsia="Arial" w:hAnsi="Arial"/>
         </w:rPr>
         <w:t xml:space="preserve">❑  </w:t>
       </w:r>
       <w:r>
         <w:rPr>
+          <w:rFonts w:ascii="Arial" w:cs="Arial" w:eastAsia="Arial" w:hAnsi="Arial"/>
           <w:sz w:val="14"/>
           <w:szCs w:val="14"/>
-          <w:rFonts w:ascii="Arial" w:cs="Arial" w:eastAsia="Arial" w:hAnsi="Arial"/>
         </w:rPr>
-        <w:t xml:space="preserve">Corbettmaths — Order of Operations (PDF)  --  </w:t>
+        <w:t xml:space="preserve">Corbettmaths — Order of Operations (PDF; skip questions with powers like 3²)  --  </w:t>
       </w:r>
-      <w:hyperlink w:history="1" r:id="rIdvuqiv8g5ksfspdwawtbef">
+      <w:hyperlink w:history="1" r:id="rIdycw9fvzcxi_lszgtcwgnq">
         <w:r>
           <w:rPr>
-            <w:u w:val="single"/>
+            <w:rFonts w:ascii="Arial" w:cs="Arial" w:eastAsia="Arial" w:hAnsi="Arial"/>
             <w:color w:val="0563C1"/>
             <w:sz w:val="13"/>
             <w:szCs w:val="13"/>
-            <w:rFonts w:ascii="Arial" w:cs="Arial" w:eastAsia="Arial" w:hAnsi="Arial"/>
+            <w:u w:val="single"/>
           </w:rPr>
           <w:t xml:space="preserve">https://corbettmaths.com/wp-content/uploads/2013/02/order-of-operations-pdf.pdf</w:t>
         </w:r>
@@ -7566,33 +7098,33 @@
     </w:p>
     <w:p>
       <w:pPr>
-        <w:spacing w:before="0" w:after="40"/>
+        <w:spacing w:after="40" w:before="0"/>
       </w:pPr>
       <w:r>
         <w:rPr>
+          <w:rFonts w:ascii="Arial" w:cs="Arial" w:eastAsia="Arial" w:hAnsi="Arial"/>
           <w:color w:val="888888"/>
           <w:sz w:val="18"/>
           <w:szCs w:val="18"/>
-          <w:rFonts w:ascii="Arial" w:cs="Arial" w:eastAsia="Arial" w:hAnsi="Arial"/>
         </w:rPr>
         <w:t xml:space="preserve">❑  </w:t>
       </w:r>
       <w:r>
         <w:rPr>
+          <w:rFonts w:ascii="Arial" w:cs="Arial" w:eastAsia="Arial" w:hAnsi="Arial"/>
           <w:sz w:val="14"/>
           <w:szCs w:val="14"/>
-          <w:rFonts w:ascii="Arial" w:cs="Arial" w:eastAsia="Arial" w:hAnsi="Arial"/>
         </w:rPr>
-        <w:t xml:space="preserve">Corbettmaths — Equations (PDF)  --  </w:t>
+        <w:t xml:space="preserve">Corbettmaths — Equations (PDF; questions 1–14 are one- and two-step)  --  </w:t>
       </w:r>
-      <w:hyperlink w:history="1" r:id="rIddaxvhpanypdyng9xahpmz">
+      <w:hyperlink w:history="1" r:id="rIdwp0osrcwz5h5_ylrvomwf">
         <w:r>
           <w:rPr>
-            <w:u w:val="single"/>
+            <w:rFonts w:ascii="Arial" w:cs="Arial" w:eastAsia="Arial" w:hAnsi="Arial"/>
             <w:color w:val="0563C1"/>
             <w:sz w:val="13"/>
             <w:szCs w:val="13"/>
-            <w:rFonts w:ascii="Arial" w:cs="Arial" w:eastAsia="Arial" w:hAnsi="Arial"/>
+            <w:u w:val="single"/>
           </w:rPr>
           <w:t xml:space="preserve">https://corbettmaths.com/wp-content/uploads/2013/02/equations-pdf.pdf</w:t>
         </w:r>
@@ -7610,6 +7142,43 @@
 
 <file path=word/comments.xml><?xml version="1.0" encoding="utf-8"?>
 <w:comments xmlns:cx="http://schemas.microsoft.com/office/drawing/2014/chartex" xmlns:cx1="http://schemas.microsoft.com/office/drawing/2015/9/8/chartex" xmlns:cx2="http://schemas.microsoft.com/office/drawing/2015/10/21/chartex" xmlns:cx3="http://schemas.microsoft.com/office/drawing/2016/5/9/chartex" xmlns:cx4="http://schemas.microsoft.com/office/drawing/2016/5/10/chartex" xmlns:cx5="http://schemas.microsoft.com/office/drawing/2016/5/11/chartex" xmlns:cx6="http://schemas.microsoft.com/office/drawing/2016/5/12/chartex" xmlns:cx7="http://schemas.microsoft.com/office/drawing/2016/5/13/chartex" xmlns:cx8="http://schemas.microsoft.com/office/drawing/2016/5/14/chartex" xmlns:mc="http://schemas.openxmlformats.org/markup-compatibility/2006" xmlns:aink="http://schemas.microsoft.com/office/drawing/2016/ink" xmlns:am3d="http://schemas.microsoft.com/office/drawing/2017/model3d" xmlns:o="urn:schemas-microsoft-com:office:office" xmlns:r="http://schemas.openxmlformats.org/officeDocument/2006/relationships" xmlns:m="http://schemas.openxmlformats.org/officeDocument/2006/math" xmlns:v="urn:schemas-microsoft-com:vml" xmlns:wp14="http://schemas.microsoft.com/office/word/2010/wordprocessingDrawing" xmlns:wp="http://schemas.openxmlformats.org/drawingml/2006/wordprocessingDrawing" xmlns:w10="urn:schemas-microsoft-com:office:word" xmlns:w="http://schemas.openxmlformats.org/wordprocessingml/2006/main" xmlns:w14="http://schemas.microsoft.com/office/word/2010/wordml" xmlns:w15="http://schemas.microsoft.com/office/word/2012/wordml" xmlns:w16cex="http://schemas.microsoft.com/office/word/2018/wordml/cex" xmlns:w16cid="http://schemas.microsoft.com/office/word/2016/wordml/cid" xmlns:w16="http://schemas.microsoft.com/office/word/2018/wordml" xmlns:w16sdtdh="http://schemas.microsoft.com/office/word/2020/wordml/sdtdatahash" xmlns:w16se="http://schemas.microsoft.com/office/word/2015/wordml/symex" xmlns:wpg="http://schemas.microsoft.com/office/word/2010/wordprocessingGroup" xmlns:wpi="http://schemas.microsoft.com/office/word/2010/wordprocessingInk" xmlns:wne="http://schemas.microsoft.com/office/word/2006/wordml" xmlns:wps="http://schemas.microsoft.com/office/word/2010/wordprocessingShape"/>
+</file>
+
+<file path=word/endnotes.xml><?xml version="1.0" encoding="utf-8"?>
+<w:endnotes xmlns:wpc="http://schemas.microsoft.com/office/word/2010/wordprocessingCanvas" xmlns:mc="http://schemas.openxmlformats.org/markup-compatibility/2006" xmlns:o="urn:schemas-microsoft-com:office:office" xmlns:r="http://schemas.openxmlformats.org/officeDocument/2006/relationships" xmlns:m="http://schemas.openxmlformats.org/officeDocument/2006/math" xmlns:v="urn:schemas-microsoft-com:vml" xmlns:wp14="http://schemas.microsoft.com/office/word/2010/wordprocessingDrawing" xmlns:wp="http://schemas.openxmlformats.org/drawingml/2006/wordprocessingDrawing" xmlns:w10="urn:schemas-microsoft-com:office:word" xmlns:w="http://schemas.openxmlformats.org/wordprocessingml/2006/main" xmlns:w14="http://schemas.microsoft.com/office/word/2010/wordml" xmlns:w15="http://schemas.microsoft.com/office/word/2012/wordml" xmlns:wpg="http://schemas.microsoft.com/office/word/2010/wordprocessingGroup" xmlns:wpi="http://schemas.microsoft.com/office/word/2010/wordprocessingInk" xmlns:wne="http://schemas.microsoft.com/office/word/2006/wordml" xmlns:wps="http://schemas.microsoft.com/office/word/2010/wordprocessingShape" mc:Ignorable="w14 w15 wp14">
+  <w:endnote w:type="separator" w:id="-1">
+    <w:p>
+      <w:pPr>
+        <w:spacing w:after="0" w:line="240" w:lineRule="auto"/>
+      </w:pPr>
+      <w:r>
+        <w:rPr>
+          <w:rStyle w:val="EndnoteReference"/>
+        </w:rPr>
+        <w:endnoteRef/>
+      </w:r>
+      <w:r>
+        <w:separator/>
+      </w:r>
+    </w:p>
+  </w:endnote>
+  <w:endnote w:type="continuationSeparator" w:id="0">
+    <w:p>
+      <w:pPr>
+        <w:spacing w:after="0" w:line="240" w:lineRule="auto"/>
+      </w:pPr>
+      <w:r>
+        <w:rPr>
+          <w:rStyle w:val="EndnoteReference"/>
+        </w:rPr>
+        <w:endnoteRef/>
+      </w:r>
+      <w:r>
+        <w:continuationSeparator/>
+      </w:r>
+    </w:p>
+  </w:endnote>
+</w:endnotes>
 </file>
 
 <file path=word/footnotes.xml><?xml version="1.0" encoding="utf-8"?>
@@ -7749,9 +7318,9 @@
   <w:docDefaults>
     <w:rPrDefault>
       <w:rPr>
+        <w:rFonts w:ascii="Arial" w:cs="Arial" w:eastAsia="Arial" w:hAnsi="Arial"/>
         <w:sz w:val="18"/>
         <w:szCs w:val="18"/>
-        <w:rFonts w:ascii="Arial" w:cs="Arial" w:eastAsia="Arial" w:hAnsi="Arial"/>
       </w:rPr>
     </w:rPrDefault>
     <w:pPrDefault/>
@@ -7849,8 +7418,8 @@
     <w:uiPriority w:val="99"/>
     <w:unhideWhenUsed/>
     <w:rPr>
+      <w:color w:val="0563C1"/>
       <w:u w:val="single"/>
-      <w:color w:val="0563C1"/>
     </w:rPr>
   </w:style>
   <w:style w:type="character" w:styleId="FootnoteReference">
@@ -7890,5 +7459,42 @@
       <w:szCs w:val="20"/>
     </w:rPr>
   </w:style>
+  <w:style w:type="character" w:styleId="EndnoteReference">
+    <w:name w:val="endnote reference"/>
+    <w:basedOn w:val="DefaultParagraphFont"/>
+    <w:uiPriority w:val="99"/>
+    <w:semiHidden/>
+    <w:unhideWhenUsed/>
+    <w:rPr>
+      <w:vertAlign w:val="superscript"/>
+    </w:rPr>
+  </w:style>
+  <w:style w:type="paragraph" w:styleId="EndnoteText">
+    <w:name w:val="endnote text"/>
+    <w:basedOn w:val="Normal"/>
+    <w:link w:val="EndnoteTextChar"/>
+    <w:uiPriority w:val="99"/>
+    <w:semiHidden/>
+    <w:unhideWhenUsed/>
+    <w:pPr>
+      <w:spacing w:after="0" w:line="240" w:lineRule="auto"/>
+    </w:pPr>
+    <w:rPr>
+      <w:sz w:val="20"/>
+      <w:szCs w:val="20"/>
+    </w:rPr>
+  </w:style>
+  <w:style w:type="character" w:styleId="EndnoteTextChar">
+    <w:name w:val="Endnote Text Char"/>
+    <w:basedOn w:val="DefaultParagraphFont"/>
+    <w:link w:val="EndnoteText"/>
+    <w:uiPriority w:val="99"/>
+    <w:semiHidden/>
+    <w:unhideWhenUsed/>
+    <w:rPr>
+      <w:sz w:val="20"/>
+      <w:szCs w:val="20"/>
+    </w:rPr>
+  </w:style>
 </w:styles>
 </file>